--- a/Sistema Gestión Empresarial/DocxBase.docx
+++ b/Sistema Gestión Empresarial/DocxBase.docx
@@ -4,7 +4,7 @@
   <w:body>
     <w:p>
       <w:pPr>
-        <w:pStyle w:val="2_1"/>
+        <w:pStyle w:val="934"/>
         <w:pBdr/>
         <w:spacing/>
         <w:ind/>
@@ -14,23 +14,6 @@
       </w:pPr>
       <w:r>
         <w:t xml:space="preserve">Instalaciones Odoo</w:t>
-      </w:r>
-      <w:r/>
-    </w:p>
-    <w:p>
-      <w:pPr>
-        <w:pStyle w:val="852"/>
-        <w:pBdr/>
-        <w:spacing/>
-        <w:ind/>
-        <w:rPr>
-          <w14:ligatures w14:val="none"/>
-        </w:rPr>
-      </w:pPr>
-      <w:r>
-        <w:rPr>
-          <w:highlight w:val="none"/>
-        </w:rPr>
       </w:r>
       <w:r>
         <w:rPr>
@@ -45,24 +28,7 @@
     </w:p>
     <w:p>
       <w:pPr>
-        <w:pStyle w:val="852"/>
-        <w:pBdr/>
-        <w:spacing/>
-        <w:ind/>
-        <w:rPr>
-          <w:highlight w:val="none"/>
-          <w14:ligatures w14:val="none"/>
-        </w:rPr>
-      </w:pPr>
-      <w:r>
-        <w:t xml:space="preserve">Realiza las instalaciones de Odoo especificadas a continuación, explicando detalladamente todo el proceso mediante texto y capturas de pantalla de los pasos clave.</w:t>
-      </w:r>
-      <w:r/>
-      <w:r/>
-    </w:p>
-    <w:p>
-      <w:pPr>
-        <w:pStyle w:val="854"/>
+        <w:pStyle w:val="871"/>
         <w:pBdr/>
         <w:spacing/>
         <w:ind/>
@@ -77,18 +43,71 @@
       </w:r>
       <w:r>
         <w:rPr>
+          <w14:ligatures w14:val="none"/>
+        </w:rPr>
+      </w:r>
+      <w:r>
+        <w:rPr>
+          <w14:ligatures w14:val="none"/>
+        </w:rPr>
+      </w:r>
+    </w:p>
+    <w:p>
+      <w:pPr>
+        <w:pStyle w:val="871"/>
+        <w:pBdr/>
+        <w:spacing/>
+        <w:ind/>
+        <w:rPr>
+          <w:highlight w:val="none"/>
+          <w14:ligatures w14:val="none"/>
+        </w:rPr>
+      </w:pPr>
+      <w:r>
+        <w:t xml:space="preserve">Realiza las instalaciones de Odoo especificadas a continuación, explicando detalladamente todo el proceso mediante texto y capturas de pantalla de los pasos clave.</w:t>
+      </w:r>
+      <w:r>
+        <w:rPr>
+          <w:highlight w:val="none"/>
+          <w14:ligatures w14:val="none"/>
+        </w:rPr>
+      </w:r>
+      <w:r>
+        <w:rPr>
+          <w:highlight w:val="none"/>
+          <w14:ligatures w14:val="none"/>
+        </w:rPr>
+      </w:r>
+    </w:p>
+    <w:p>
+      <w:pPr>
+        <w:pStyle w:val="873"/>
+        <w:pBdr/>
+        <w:spacing/>
+        <w:ind/>
+        <w:rPr>
+          <w14:ligatures w14:val="none"/>
+        </w:rPr>
+      </w:pPr>
+      <w:r>
+        <w:rPr>
           <w:highlight w:val="none"/>
         </w:rPr>
       </w:r>
       <w:r>
         <w:rPr>
-          <w:highlight w:val="none"/>
+          <w14:ligatures w14:val="none"/>
+        </w:rPr>
+      </w:r>
+      <w:r>
+        <w:rPr>
+          <w14:ligatures w14:val="none"/>
         </w:rPr>
       </w:r>
     </w:p>
     <w:p>
       <w:pPr>
-        <w:pStyle w:val="854"/>
+        <w:pStyle w:val="873"/>
         <w:pBdr/>
         <w:spacing w:after="198" w:afterAutospacing="0"/>
         <w:ind/>
@@ -99,7 +118,6 @@
           <w14:ligatures w14:val="none"/>
         </w:rPr>
       </w:pPr>
-      <w:r/>
       <w:r>
         <w:rPr>
           <w:sz w:val="24"/>
@@ -118,35 +136,8 @@
         <w:rPr>
           <w:sz w:val="24"/>
           <w:szCs w:val="24"/>
-        </w:rPr>
-      </w:r>
-      <w:r/>
-      <w:r>
-        <w:rPr>
-          <w:sz w:val="24"/>
-          <w:szCs w:val="24"/>
           <w:highlight w:val="none"/>
-        </w:rPr>
-      </w:r>
-      <w:r/>
-      <w:r>
-        <w:rPr>
-          <w:sz w:val="24"/>
-          <w:szCs w:val="24"/>
-        </w:rPr>
-      </w:r>
-      <w:r/>
-      <w:r>
-        <w:rPr>
-          <w:sz w:val="24"/>
-          <w:szCs w:val="24"/>
-          <w:highlight w:val="none"/>
-        </w:rPr>
-      </w:r>
-      <w:r>
-        <w:rPr>
-          <w:sz w:val="22"/>
-          <w:szCs w:val="22"/>
+          <w14:ligatures w14:val="none"/>
         </w:rPr>
       </w:r>
       <w:r>
@@ -154,19 +145,7 @@
           <w:sz w:val="24"/>
           <w:szCs w:val="24"/>
           <w:highlight w:val="none"/>
-        </w:rPr>
-      </w:r>
-      <w:r>
-        <w:rPr>
-          <w:sz w:val="22"/>
-          <w:szCs w:val="22"/>
-        </w:rPr>
-      </w:r>
-      <w:r>
-        <w:rPr>
-          <w:sz w:val="24"/>
-          <w:szCs w:val="24"/>
-          <w:highlight w:val="none"/>
+          <w14:ligatures w14:val="none"/>
         </w:rPr>
       </w:r>
     </w:p>
@@ -185,7 +164,7 @@
       <w:sdtContent>
         <w:p>
           <w:pPr>
-            <w:pStyle w:val="897"/>
+            <w:pStyle w:val="916"/>
             <w:pBdr/>
             <w:tabs>
               <w:tab w:val="right" w:leader="dot" w:pos="9740"/>
@@ -209,15 +188,6 @@
           </w:r>
           <w:r>
             <w:t xml:space="preserve">        </w:t>
-          </w:r>
-          <w:r/>
-          <w:r>
-            <w:rPr>
-              <w:color w:val="5b9bd5" w:themeColor="accent1"/>
-              <w:sz w:val="24"/>
-              <w:szCs w:val="20"/>
-              <w:u w:val="none"/>
-            </w:rPr>
           </w:r>
           <w:r>
             <w:rPr>
@@ -250,7 +220,7 @@
           <w:hyperlink w:tooltip="#_Toc1" w:anchor="_Toc1" w:history="1">
             <w:r>
               <w:rPr>
-                <w:rStyle w:val="895"/>
+                <w:rStyle w:val="914"/>
                 <w:color w:val="5b9bd5" w:themeColor="accent1"/>
                 <w:sz w:val="24"/>
                 <w:szCs w:val="20"/>
@@ -259,7 +229,7 @@
             </w:r>
             <w:r>
               <w:rPr>
-                <w:rStyle w:val="895"/>
+                <w:rStyle w:val="914"/>
                 <w:color w:val="5b9bd5" w:themeColor="accent1"/>
                 <w:sz w:val="24"/>
                 <w:szCs w:val="20"/>
@@ -277,7 +247,7 @@
             </w:r>
             <w:r>
               <w:rPr>
-                <w:rStyle w:val="895"/>
+                <w:rStyle w:val="914"/>
                 <w:color w:val="5b9bd5" w:themeColor="accent1"/>
                 <w:sz w:val="24"/>
                 <w:szCs w:val="20"/>
@@ -287,6 +257,7 @@
           </w:hyperlink>
           <w:r>
             <w:rPr>
+              <w:color w:val="5b9bd5" w:themeColor="accent1"/>
               <w:sz w:val="24"/>
               <w:szCs w:val="20"/>
               <w:u w:val="none"/>
@@ -303,7 +274,7 @@
         </w:p>
         <w:p>
           <w:pPr>
-            <w:pStyle w:val="897"/>
+            <w:pStyle w:val="916"/>
             <w:pBdr/>
             <w:tabs>
               <w:tab w:val="right" w:leader="dot" w:pos="9740"/>
@@ -318,10 +289,11 @@
               <w:u w:val="none"/>
             </w:rPr>
           </w:pPr>
+          <w:r/>
           <w:hyperlink w:tooltip="#_Toc2" w:anchor="_Toc2" w:history="1">
             <w:r>
               <w:rPr>
-                <w:rStyle w:val="895"/>
+                <w:rStyle w:val="914"/>
                 <w:color w:val="5b9bd5" w:themeColor="accent1"/>
                 <w:sz w:val="24"/>
                 <w:szCs w:val="20"/>
@@ -331,10 +303,9 @@
             <w:r>
               <w:t xml:space="preserve">        </w:t>
             </w:r>
-            <w:r/>
             <w:r>
               <w:rPr>
-                <w:rStyle w:val="895"/>
+                <w:rStyle w:val="914"/>
                 <w:color w:val="5b9bd5" w:themeColor="accent1"/>
                 <w:sz w:val="24"/>
                 <w:szCs w:val="20"/>
@@ -343,7 +314,7 @@
             </w:r>
             <w:r>
               <w:rPr>
-                <w:rStyle w:val="895"/>
+                <w:rStyle w:val="914"/>
                 <w:color w:val="5b9bd5" w:themeColor="accent1"/>
                 <w:sz w:val="24"/>
                 <w:szCs w:val="20"/>
@@ -361,7 +332,7 @@
             </w:r>
             <w:r>
               <w:rPr>
-                <w:rStyle w:val="895"/>
+                <w:rStyle w:val="914"/>
                 <w:color w:val="5b9bd5" w:themeColor="accent1"/>
                 <w:sz w:val="24"/>
                 <w:szCs w:val="20"/>
@@ -371,7 +342,7 @@
             </w:r>
             <w:r>
               <w:rPr>
-                <w:rStyle w:val="895"/>
+                <w:rStyle w:val="914"/>
                 <w:color w:val="5b9bd5" w:themeColor="accent1"/>
                 <w:sz w:val="24"/>
                 <w:szCs w:val="20"/>
@@ -390,7 +361,7 @@
             </w:r>
             <w:r>
               <w:rPr>
-                <w:rStyle w:val="895"/>
+                <w:rStyle w:val="914"/>
                 <w:color w:val="5b9bd5" w:themeColor="accent1"/>
                 <w:sz w:val="24"/>
                 <w:szCs w:val="20"/>
@@ -491,7 +462,7 @@
         </w:p>
         <w:p>
           <w:pPr>
-            <w:pStyle w:val="897"/>
+            <w:pStyle w:val="916"/>
             <w:pBdr/>
             <w:tabs>
               <w:tab w:val="right" w:leader="dot" w:pos="9740"/>
@@ -506,10 +477,11 @@
               <w:u w:val="none"/>
             </w:rPr>
           </w:pPr>
+          <w:r/>
           <w:hyperlink w:tooltip="#_Toc3" w:anchor="_Toc3" w:history="1">
             <w:r>
               <w:rPr>
-                <w:rStyle w:val="895"/>
+                <w:rStyle w:val="914"/>
                 <w:color w:val="5b9bd5" w:themeColor="accent1"/>
                 <w:sz w:val="24"/>
                 <w:szCs w:val="20"/>
@@ -519,10 +491,9 @@
             <w:r>
               <w:t xml:space="preserve">        </w:t>
             </w:r>
-            <w:r/>
             <w:r>
               <w:rPr>
-                <w:rStyle w:val="895"/>
+                <w:rStyle w:val="914"/>
                 <w:color w:val="5b9bd5" w:themeColor="accent1"/>
                 <w:sz w:val="24"/>
                 <w:szCs w:val="20"/>
@@ -531,7 +502,7 @@
             </w:r>
             <w:r>
               <w:rPr>
-                <w:rStyle w:val="895"/>
+                <w:rStyle w:val="914"/>
                 <w:color w:val="5b9bd5" w:themeColor="accent1"/>
                 <w:sz w:val="24"/>
                 <w:szCs w:val="20"/>
@@ -549,7 +520,7 @@
             </w:r>
             <w:r>
               <w:rPr>
-                <w:rStyle w:val="895"/>
+                <w:rStyle w:val="914"/>
                 <w:color w:val="5b9bd5" w:themeColor="accent1"/>
                 <w:sz w:val="24"/>
                 <w:szCs w:val="20"/>
@@ -559,7 +530,7 @@
             </w:r>
             <w:r>
               <w:rPr>
-                <w:rStyle w:val="895"/>
+                <w:rStyle w:val="914"/>
                 <w:color w:val="5b9bd5" w:themeColor="accent1"/>
                 <w:sz w:val="24"/>
                 <w:szCs w:val="20"/>
@@ -588,7 +559,7 @@
         </w:p>
         <w:p>
           <w:pPr>
-            <w:pStyle w:val="897"/>
+            <w:pStyle w:val="916"/>
             <w:pBdr/>
             <w:tabs>
               <w:tab w:val="right" w:leader="dot" w:pos="9740"/>
@@ -609,7 +580,7 @@
           <w:hyperlink w:tooltip="#_Toc4" w:anchor="_Toc4" w:history="1">
             <w:r>
               <w:rPr>
-                <w:rStyle w:val="895"/>
+                <w:rStyle w:val="914"/>
                 <w:color w:val="5b9bd5" w:themeColor="accent1"/>
                 <w:sz w:val="24"/>
                 <w:szCs w:val="20"/>
@@ -618,7 +589,7 @@
             </w:r>
             <w:r>
               <w:rPr>
-                <w:rStyle w:val="895"/>
+                <w:rStyle w:val="914"/>
                 <w:color w:val="5b9bd5" w:themeColor="accent1"/>
                 <w:sz w:val="24"/>
                 <w:szCs w:val="20"/>
@@ -628,7 +599,7 @@
             </w:r>
             <w:r>
               <w:rPr>
-                <w:rStyle w:val="895"/>
+                <w:rStyle w:val="914"/>
                 <w:color w:val="5b9bd5" w:themeColor="accent1"/>
                 <w:sz w:val="24"/>
                 <w:szCs w:val="20"/>
@@ -636,6 +607,12 @@
               </w:rPr>
             </w:r>
           </w:hyperlink>
+          <w:r>
+            <w:rPr>
+              <w:color w:val="5b9bd5" w:themeColor="accent1"/>
+            </w:rPr>
+            <w:fldChar w:fldCharType="end"/>
+          </w:r>
           <w:r>
             <w:rPr>
               <w:color w:val="5b9bd5" w:themeColor="accent1"/>
@@ -654,28 +631,6 @@
               <w:u w:val="none"/>
             </w:rPr>
           </w:r>
-          <w:r>
-            <w:rPr>
-              <w:color w:val="5b9bd5" w:themeColor="accent1"/>
-            </w:rPr>
-          </w:r>
-          <w:r>
-            <w:rPr>
-              <w:color w:val="5b9bd5" w:themeColor="accent1"/>
-            </w:rPr>
-            <w:fldChar w:fldCharType="end"/>
-          </w:r>
-          <w:r/>
-          <w:r/>
-          <w:r>
-            <w:rPr>
-              <w:color w:val="5b9bd5" w:themeColor="accent1"/>
-              <w:sz w:val="24"/>
-              <w:szCs w:val="20"/>
-              <w:highlight w:val="none"/>
-              <w:u w:val="none"/>
-            </w:rPr>
-          </w:r>
         </w:p>
       </w:sdtContent>
     </w:sdt>
@@ -689,51 +644,21 @@
           <w14:ligatures w14:val="none"/>
         </w:rPr>
       </w:pPr>
-      <w:r/>
-      <w:r/>
-      <w:r/>
-    </w:p>
-    <w:p>
-      <w:pPr>
-        <w:pBdr/>
-        <w:shd w:val="nil" w:color="000000"/>
-        <w:spacing/>
-        <w:ind/>
+      <w:r>
         <w:rPr>
           <w14:ligatures w14:val="none"/>
         </w:rPr>
-      </w:pPr>
-      <w:r/>
-      <w:r/>
-      <w:r/>
-    </w:p>
-    <w:p>
-      <w:pPr>
-        <w:pBdr/>
-        <w:shd w:val="nil" w:color="000000"/>
-        <w:spacing/>
-        <w:ind/>
+      </w:r>
+      <w:r>
         <w:rPr>
           <w14:ligatures w14:val="none"/>
         </w:rPr>
-      </w:pPr>
-      <w:r/>
-      <w:r/>
-      <w:r/>
-    </w:p>
-    <w:p>
-      <w:pPr>
-        <w:pBdr/>
-        <w:shd w:val="nil" w:color="000000"/>
-        <w:spacing/>
-        <w:ind/>
+      </w:r>
+      <w:r>
         <w:rPr>
           <w14:ligatures w14:val="none"/>
         </w:rPr>
-      </w:pPr>
-      <w:r/>
-      <w:r/>
-      <w:r/>
+      </w:r>
     </w:p>
     <w:p>
       <w:pPr>
@@ -745,51 +670,21 @@
           <w14:ligatures w14:val="none"/>
         </w:rPr>
       </w:pPr>
-      <w:r/>
-      <w:r/>
-      <w:r/>
-    </w:p>
-    <w:p>
-      <w:pPr>
-        <w:pBdr/>
-        <w:shd w:val="nil" w:color="000000"/>
-        <w:spacing/>
-        <w:ind/>
+      <w:r>
         <w:rPr>
           <w14:ligatures w14:val="none"/>
         </w:rPr>
-      </w:pPr>
-      <w:r/>
-      <w:r/>
-      <w:r/>
-    </w:p>
-    <w:p>
-      <w:pPr>
-        <w:pBdr/>
-        <w:shd w:val="nil" w:color="000000"/>
-        <w:spacing/>
-        <w:ind/>
+      </w:r>
+      <w:r>
         <w:rPr>
           <w14:ligatures w14:val="none"/>
         </w:rPr>
-      </w:pPr>
-      <w:r/>
-      <w:r/>
-      <w:r/>
-    </w:p>
-    <w:p>
-      <w:pPr>
-        <w:pBdr/>
-        <w:shd w:val="nil" w:color="000000"/>
-        <w:spacing/>
-        <w:ind/>
+      </w:r>
+      <w:r>
         <w:rPr>
           <w14:ligatures w14:val="none"/>
         </w:rPr>
-      </w:pPr>
-      <w:r/>
-      <w:r/>
-      <w:r/>
+      </w:r>
     </w:p>
     <w:p>
       <w:pPr>
@@ -801,36 +696,229 @@
           <w14:ligatures w14:val="none"/>
         </w:rPr>
       </w:pPr>
-      <w:r/>
-      <w:r/>
-      <w:r/>
-    </w:p>
-    <w:p>
-      <w:pPr>
-        <w:pBdr/>
-        <w:shd w:val="nil" w:color="000000"/>
-        <w:spacing/>
-        <w:ind/>
+      <w:r>
         <w:rPr>
           <w14:ligatures w14:val="none"/>
         </w:rPr>
-      </w:pPr>
-      <w:r/>
-      <w:r/>
-    </w:p>
-    <w:p>
-      <w:pPr>
-        <w:pBdr/>
-        <w:shd w:val="nil" w:color="000000"/>
-        <w:spacing/>
-        <w:ind/>
+      </w:r>
+      <w:r>
         <w:rPr>
           <w14:ligatures w14:val="none"/>
         </w:rPr>
-      </w:pPr>
-      <w:r/>
-      <w:r/>
-      <w:r/>
+      </w:r>
+      <w:r>
+        <w:rPr>
+          <w14:ligatures w14:val="none"/>
+        </w:rPr>
+      </w:r>
+    </w:p>
+    <w:p>
+      <w:pPr>
+        <w:pBdr/>
+        <w:shd w:val="nil" w:color="000000"/>
+        <w:spacing/>
+        <w:ind/>
+        <w:rPr>
+          <w14:ligatures w14:val="none"/>
+        </w:rPr>
+      </w:pPr>
+      <w:r>
+        <w:rPr>
+          <w14:ligatures w14:val="none"/>
+        </w:rPr>
+      </w:r>
+      <w:r>
+        <w:rPr>
+          <w14:ligatures w14:val="none"/>
+        </w:rPr>
+      </w:r>
+      <w:r>
+        <w:rPr>
+          <w14:ligatures w14:val="none"/>
+        </w:rPr>
+      </w:r>
+    </w:p>
+    <w:p>
+      <w:pPr>
+        <w:pBdr/>
+        <w:shd w:val="nil" w:color="000000"/>
+        <w:spacing/>
+        <w:ind/>
+        <w:rPr>
+          <w14:ligatures w14:val="none"/>
+        </w:rPr>
+      </w:pPr>
+      <w:r>
+        <w:rPr>
+          <w14:ligatures w14:val="none"/>
+        </w:rPr>
+      </w:r>
+      <w:r>
+        <w:rPr>
+          <w14:ligatures w14:val="none"/>
+        </w:rPr>
+      </w:r>
+      <w:r>
+        <w:rPr>
+          <w14:ligatures w14:val="none"/>
+        </w:rPr>
+      </w:r>
+    </w:p>
+    <w:p>
+      <w:pPr>
+        <w:pBdr/>
+        <w:shd w:val="nil" w:color="000000"/>
+        <w:spacing/>
+        <w:ind/>
+        <w:rPr>
+          <w14:ligatures w14:val="none"/>
+        </w:rPr>
+      </w:pPr>
+      <w:r>
+        <w:rPr>
+          <w14:ligatures w14:val="none"/>
+        </w:rPr>
+      </w:r>
+      <w:r>
+        <w:rPr>
+          <w14:ligatures w14:val="none"/>
+        </w:rPr>
+      </w:r>
+      <w:r>
+        <w:rPr>
+          <w14:ligatures w14:val="none"/>
+        </w:rPr>
+      </w:r>
+    </w:p>
+    <w:p>
+      <w:pPr>
+        <w:pBdr/>
+        <w:shd w:val="nil" w:color="000000"/>
+        <w:spacing/>
+        <w:ind/>
+        <w:rPr>
+          <w14:ligatures w14:val="none"/>
+        </w:rPr>
+      </w:pPr>
+      <w:r>
+        <w:rPr>
+          <w14:ligatures w14:val="none"/>
+        </w:rPr>
+      </w:r>
+      <w:r>
+        <w:rPr>
+          <w14:ligatures w14:val="none"/>
+        </w:rPr>
+      </w:r>
+      <w:r>
+        <w:rPr>
+          <w14:ligatures w14:val="none"/>
+        </w:rPr>
+      </w:r>
+    </w:p>
+    <w:p>
+      <w:pPr>
+        <w:pBdr/>
+        <w:shd w:val="nil" w:color="000000"/>
+        <w:spacing/>
+        <w:ind/>
+        <w:rPr>
+          <w14:ligatures w14:val="none"/>
+        </w:rPr>
+      </w:pPr>
+      <w:r>
+        <w:rPr>
+          <w14:ligatures w14:val="none"/>
+        </w:rPr>
+      </w:r>
+      <w:r>
+        <w:rPr>
+          <w14:ligatures w14:val="none"/>
+        </w:rPr>
+      </w:r>
+      <w:r>
+        <w:rPr>
+          <w14:ligatures w14:val="none"/>
+        </w:rPr>
+      </w:r>
+    </w:p>
+    <w:p>
+      <w:pPr>
+        <w:pBdr/>
+        <w:shd w:val="nil" w:color="000000"/>
+        <w:spacing/>
+        <w:ind/>
+        <w:rPr>
+          <w14:ligatures w14:val="none"/>
+        </w:rPr>
+      </w:pPr>
+      <w:r>
+        <w:rPr>
+          <w14:ligatures w14:val="none"/>
+        </w:rPr>
+      </w:r>
+      <w:r>
+        <w:rPr>
+          <w14:ligatures w14:val="none"/>
+        </w:rPr>
+      </w:r>
+      <w:r>
+        <w:rPr>
+          <w14:ligatures w14:val="none"/>
+        </w:rPr>
+      </w:r>
+    </w:p>
+    <w:p>
+      <w:pPr>
+        <w:pBdr/>
+        <w:shd w:val="nil" w:color="000000"/>
+        <w:spacing/>
+        <w:ind/>
+        <w:rPr>
+          <w14:ligatures w14:val="none"/>
+        </w:rPr>
+      </w:pPr>
+      <w:r>
+        <w:rPr>
+          <w14:ligatures w14:val="none"/>
+        </w:rPr>
+      </w:r>
+      <w:r>
+        <w:rPr>
+          <w14:ligatures w14:val="none"/>
+        </w:rPr>
+      </w:r>
+      <w:r>
+        <w:rPr>
+          <w14:ligatures w14:val="none"/>
+        </w:rPr>
+      </w:r>
+    </w:p>
+    <w:p>
+      <w:pPr>
+        <w:pBdr/>
+        <w:shd w:val="nil" w:color="000000"/>
+        <w:spacing/>
+        <w:ind/>
+        <w:rPr>
+          <w14:ligatures w14:val="none"/>
+        </w:rPr>
+      </w:pPr>
+      <w:r>
+        <w:rPr>
+          <w14:ligatures w14:val="none"/>
+        </w:rPr>
+      </w:r>
+      <w:r>
+        <w:rPr>
+          <w14:ligatures w14:val="none"/>
+        </w:rPr>
+      </w:r>
+      <w:r>
+        <w:rPr>
+          <w14:ligatures w14:val="none"/>
+        </w:rPr>
+      </w:r>
     </w:p>
     <w:p>
       <w:pPr>
@@ -849,13 +937,18 @@
       </w:r>
       <w:r>
         <w:rPr>
-          <w:highlight w:val="none"/>
+          <w14:ligatures w14:val="none"/>
+        </w:rPr>
+      </w:r>
+      <w:r>
+        <w:rPr>
+          <w14:ligatures w14:val="none"/>
         </w:rPr>
       </w:r>
     </w:p>
     <w:p>
       <w:pPr>
-        <w:pStyle w:val="876"/>
+        <w:pStyle w:val="895"/>
         <w:keepLines w:val="false"/>
         <w:pBdr/>
         <w:spacing/>
@@ -867,23 +960,30 @@
       <w:r>
         <w:t xml:space="preserve">Requisito adicional: Para cada una de las cuatro instalaciones, deberás instalar un módulo cualquiera (por ejemplo, Ventas, CRM o Notas) y adjuntar una imagen que demuestre que el módulo se ha instalado correctamente en esa instancia.</w:t>
       </w:r>
+      <w:r>
+        <w:rPr>
+          <w14:ligatures w14:val="none"/>
+        </w:rPr>
+      </w:r>
+      <w:r>
+        <w:rPr>
+          <w14:ligatures w14:val="none"/>
+        </w:rPr>
+      </w:r>
+    </w:p>
+    <w:p>
+      <w:pPr>
+        <w:pBdr/>
+        <w:spacing/>
+        <w:ind/>
+        <w:rPr/>
+      </w:pPr>
       <w:r/>
       <w:r/>
     </w:p>
     <w:p>
       <w:pPr>
-        <w:pBdr/>
-        <w:spacing/>
-        <w:ind/>
-        <w:rPr/>
-      </w:pPr>
-      <w:r/>
-      <w:r/>
-      <w:r/>
-    </w:p>
-    <w:p>
-      <w:pPr>
-        <w:pStyle w:val="851"/>
+        <w:pStyle w:val="870"/>
         <w:pBdr/>
         <w:spacing/>
         <w:ind/>
@@ -901,19 +1001,852 @@
       </w:hyperlink>
       <w:r/>
       <w:bookmarkEnd w:id="1"/>
-      <w:r/>
-      <w:r/>
-    </w:p>
-    <w:p>
-      <w:pPr>
-        <w:pBdr/>
-        <w:shd w:val="nil"/>
-        <w:spacing/>
-        <w:ind/>
+      <w:r>
         <w:rPr>
           <w14:ligatures w14:val="none"/>
         </w:rPr>
-      </w:pPr>
+      </w:r>
+      <w:r>
+        <w:rPr>
+          <w14:ligatures w14:val="none"/>
+        </w:rPr>
+      </w:r>
+    </w:p>
+    <w:p>
+      <w:pPr>
+        <w:pBdr/>
+        <w:shd w:val="nil" w:color="000000"/>
+        <w:spacing/>
+        <w:ind/>
+        <w:rPr>
+          <w:highlight w:val="none"/>
+          <w14:ligatures w14:val="none"/>
+        </w:rPr>
+      </w:pPr>
+      <w:r>
+        <w:rPr>
+          <w:highlight w:val="none"/>
+        </w:rPr>
+        <w:t xml:space="preserve">Primero debemos instalar postgresql para que odoo tenga una base de datos sobre la cual trabajar:</w:t>
+        <w:br/>
+      </w:r>
+      <w:r>
+        <mc:AlternateContent>
+          <mc:Choice Requires="wpg">
+            <w:drawing>
+              <wp:inline xmlns:wp="http://schemas.openxmlformats.org/drawingml/2006/wordprocessingDrawing" distT="0" distB="0" distL="0" distR="0">
+                <wp:extent cx="6184900" cy="1652914"/>
+                <wp:effectExtent l="0" t="0" r="0" b="0"/>
+                <wp:docPr id="1" name=""/>
+                <wp:cNvGraphicFramePr>
+                  <a:graphicFrameLocks xmlns:a="http://schemas.openxmlformats.org/drawingml/2006/main" noChangeAspect="1"/>
+                </wp:cNvGraphicFramePr>
+                <a:graphic xmlns:a="http://schemas.openxmlformats.org/drawingml/2006/main">
+                  <a:graphicData uri="http://schemas.openxmlformats.org/drawingml/2006/picture">
+                    <pic:pic xmlns:pic="http://schemas.openxmlformats.org/drawingml/2006/picture">
+                      <pic:nvPicPr>
+                        <pic:cNvPr id="1754245736" name=""/>
+                        <pic:cNvPicPr>
+                          <a:picLocks noChangeAspect="1"/>
+                        </pic:cNvPicPr>
+                        <pic:nvPr/>
+                      </pic:nvPicPr>
+                      <pic:blipFill rotWithShape="1">
+                        <a:blip r:embed="rId13"/>
+                        <a:srcRect l="0" t="0" r="0" b="56825"/>
+                        <a:stretch/>
+                      </pic:blipFill>
+                      <pic:spPr bwMode="auto">
+                        <a:xfrm flipH="0" flipV="0">
+                          <a:off x="0" y="0"/>
+                          <a:ext cx="6184899" cy="1652914"/>
+                        </a:xfrm>
+                        <a:prstGeom prst="rect">
+                          <a:avLst/>
+                        </a:prstGeom>
+                      </pic:spPr>
+                    </pic:pic>
+                  </a:graphicData>
+                </a:graphic>
+              </wp:inline>
+            </w:drawing>
+          </mc:Choice>
+          <mc:Fallback>
+            <w:pict>
+              <v:shapetype id="_x0000_t75" coordsize="21600,21600" o:spt="75" o:preferrelative="t" path="m@4@5l@4@11@9@11@9@5xe" filled="f" stroked="f">
+                <v:stroke joinstyle="miter"/>
+                <v:formulas>
+                  <v:f eqn="if lineDrawn pixelLineWidth 0"/>
+                  <v:f eqn="sum @0 1 0"/>
+                  <v:f eqn="sum 0 0 @1"/>
+                  <v:f eqn="prod @2 1 2"/>
+                  <v:f eqn="prod @3 21600 pixelWidth"/>
+                  <v:f eqn="prod @3 21600 pixelHeight"/>
+                  <v:f eqn="sum @0 0 1"/>
+                  <v:f eqn="prod @6 1 2"/>
+                  <v:f eqn="prod @7 21600 pixelWidth"/>
+                  <v:f eqn="sum @8 21600 0"/>
+                  <v:f eqn="prod @7 21600 pixelHeight"/>
+                  <v:f eqn="sum @10 21600 0"/>
+                </v:formulas>
+                <v:path o:extrusionok="f" gradientshapeok="t" o:connecttype="rect"/>
+                <o:lock v:ext="edit" aspectratio="t"/>
+              </v:shapetype>
+              <v:shape id="_x0000_i0" o:spid="_x0000_s0" type="#_x0000_t75" style="width:487.00pt;height:130.15pt;mso-wrap-distance-left:0.00pt;mso-wrap-distance-top:0.00pt;mso-wrap-distance-right:0.00pt;mso-wrap-distance-bottom:0.00pt;z-index:1;" stroked="false">
+                <v:imagedata r:id="rId13" o:title="" croptop="0f" cropleft="0f" cropbottom="37241f" cropright="0f"/>
+                <o:lock v:ext="edit" rotation="t"/>
+              </v:shape>
+            </w:pict>
+          </mc:Fallback>
+        </mc:AlternateContent>
+      </w:r>
+      <w:r>
+        <w:rPr>
+          <w:highlight w:val="none"/>
+          <w14:ligatures w14:val="none"/>
+        </w:rPr>
+      </w:r>
+      <w:r>
+        <w:rPr>
+          <w:highlight w:val="none"/>
+          <w14:ligatures w14:val="none"/>
+        </w:rPr>
+      </w:r>
+    </w:p>
+    <w:p>
+      <w:pPr>
+        <w:pBdr/>
+        <w:shd w:val="nil" w:color="000000"/>
+        <w:spacing/>
+        <w:ind/>
+        <w:rPr>
+          <w:highlight w:val="none"/>
+          <w14:ligatures w14:val="none"/>
+        </w:rPr>
+      </w:pPr>
+      <w:r>
+        <w:rPr>
+          <w:highlight w:val="none"/>
+        </w:rPr>
+      </w:r>
+      <w:r>
+        <mc:AlternateContent>
+          <mc:Choice Requires="wpg">
+            <w:drawing>
+              <wp:inline xmlns:wp="http://schemas.openxmlformats.org/drawingml/2006/wordprocessingDrawing" distT="0" distB="0" distL="0" distR="0">
+                <wp:extent cx="6184900" cy="1817835"/>
+                <wp:effectExtent l="0" t="0" r="0" b="0"/>
+                <wp:docPr id="2" name=""/>
+                <wp:cNvGraphicFramePr>
+                  <a:graphicFrameLocks xmlns:a="http://schemas.openxmlformats.org/drawingml/2006/main" noChangeAspect="1"/>
+                </wp:cNvGraphicFramePr>
+                <a:graphic xmlns:a="http://schemas.openxmlformats.org/drawingml/2006/main">
+                  <a:graphicData uri="http://schemas.openxmlformats.org/drawingml/2006/picture">
+                    <pic:pic xmlns:pic="http://schemas.openxmlformats.org/drawingml/2006/picture">
+                      <pic:nvPicPr>
+                        <pic:cNvPr id="1901213072" name=""/>
+                        <pic:cNvPicPr>
+                          <a:picLocks noChangeAspect="1"/>
+                        </pic:cNvPicPr>
+                        <pic:nvPr/>
+                      </pic:nvPicPr>
+                      <pic:blipFill rotWithShape="1">
+                        <a:blip r:embed="rId14"/>
+                        <a:stretch/>
+                      </pic:blipFill>
+                      <pic:spPr bwMode="auto">
+                        <a:xfrm>
+                          <a:off x="0" y="0"/>
+                          <a:ext cx="6184899" cy="1817835"/>
+                        </a:xfrm>
+                        <a:prstGeom prst="rect">
+                          <a:avLst/>
+                        </a:prstGeom>
+                      </pic:spPr>
+                    </pic:pic>
+                  </a:graphicData>
+                </a:graphic>
+              </wp:inline>
+            </w:drawing>
+          </mc:Choice>
+          <mc:Fallback>
+            <w:pict>
+              <v:shapetype id="_x0000_t75" coordsize="21600,21600" o:spt="75" o:preferrelative="t" path="m@4@5l@4@11@9@11@9@5xe" filled="f" stroked="f">
+                <v:stroke joinstyle="miter"/>
+                <v:formulas>
+                  <v:f eqn="if lineDrawn pixelLineWidth 0"/>
+                  <v:f eqn="sum @0 1 0"/>
+                  <v:f eqn="sum 0 0 @1"/>
+                  <v:f eqn="prod @2 1 2"/>
+                  <v:f eqn="prod @3 21600 pixelWidth"/>
+                  <v:f eqn="prod @3 21600 pixelHeight"/>
+                  <v:f eqn="sum @0 0 1"/>
+                  <v:f eqn="prod @6 1 2"/>
+                  <v:f eqn="prod @7 21600 pixelWidth"/>
+                  <v:f eqn="sum @8 21600 0"/>
+                  <v:f eqn="prod @7 21600 pixelHeight"/>
+                  <v:f eqn="sum @10 21600 0"/>
+                </v:formulas>
+                <v:path o:extrusionok="f" gradientshapeok="t" o:connecttype="rect"/>
+                <o:lock v:ext="edit" aspectratio="t"/>
+              </v:shapetype>
+              <v:shape id="_x0000_i1" o:spid="_x0000_s1" type="#_x0000_t75" style="width:487.00pt;height:143.14pt;mso-wrap-distance-left:0.00pt;mso-wrap-distance-top:0.00pt;mso-wrap-distance-right:0.00pt;mso-wrap-distance-bottom:0.00pt;z-index:1;" stroked="false">
+                <v:imagedata r:id="rId14" o:title=""/>
+                <o:lock v:ext="edit" rotation="t"/>
+              </v:shape>
+            </w:pict>
+          </mc:Fallback>
+        </mc:AlternateContent>
+      </w:r>
+      <w:r>
+        <w:rPr>
+          <w:highlight w:val="none"/>
+          <w14:ligatures w14:val="none"/>
+        </w:rPr>
+      </w:r>
+      <w:r>
+        <w:rPr>
+          <w:highlight w:val="none"/>
+          <w14:ligatures w14:val="none"/>
+        </w:rPr>
+      </w:r>
+    </w:p>
+    <w:p>
+      <w:pPr>
+        <w:pBdr/>
+        <w:shd w:val="nil" w:color="000000"/>
+        <w:spacing/>
+        <w:ind/>
+        <w:rPr>
+          <w:highlight w:val="none"/>
+          <w14:ligatures w14:val="none"/>
+        </w:rPr>
+      </w:pPr>
+      <w:r>
+        <w:rPr>
+          <w:highlight w:val="none"/>
+          <w14:ligatures w14:val="none"/>
+        </w:rPr>
+        <w:t xml:space="preserve">Odoo no viene incluido en los repositorios, asique vamos a incluirlo</w:t>
+      </w:r>
+      <w:r>
+        <w:rPr>
+          <w:highlight w:val="none"/>
+          <w14:ligatures w14:val="none"/>
+        </w:rPr>
+        <w:t xml:space="preserve"> y actualizar los repositorios</w:t>
+      </w:r>
+      <w:r>
+        <w:rPr>
+          <w:highlight w:val="none"/>
+          <w14:ligatures w14:val="none"/>
+        </w:rPr>
+      </w:r>
+      <w:r>
+        <w:rPr>
+          <w:highlight w:val="none"/>
+          <w14:ligatures w14:val="none"/>
+        </w:rPr>
+      </w:r>
+    </w:p>
+    <w:p>
+      <w:pPr>
+        <w:pBdr/>
+        <w:shd w:val="nil" w:color="000000"/>
+        <w:spacing/>
+        <w:ind/>
+        <w:rPr>
+          <w:highlight w:val="none"/>
+          <w14:ligatures w14:val="none"/>
+        </w:rPr>
+      </w:pPr>
+      <w:r>
+        <w:rPr>
+          <w:highlight w:val="none"/>
+          <w14:ligatures w14:val="none"/>
+        </w:rPr>
+      </w:r>
+      <w:r>
+        <mc:AlternateContent>
+          <mc:Choice Requires="wpg">
+            <w:drawing>
+              <wp:inline xmlns:wp="http://schemas.openxmlformats.org/drawingml/2006/wordprocessingDrawing" distT="0" distB="0" distL="0" distR="0">
+                <wp:extent cx="6184900" cy="1978310"/>
+                <wp:effectExtent l="0" t="0" r="0" b="0"/>
+                <wp:docPr id="3" name=""/>
+                <wp:cNvGraphicFramePr>
+                  <a:graphicFrameLocks xmlns:a="http://schemas.openxmlformats.org/drawingml/2006/main" noChangeAspect="1"/>
+                </wp:cNvGraphicFramePr>
+                <a:graphic xmlns:a="http://schemas.openxmlformats.org/drawingml/2006/main">
+                  <a:graphicData uri="http://schemas.openxmlformats.org/drawingml/2006/picture">
+                    <pic:pic xmlns:pic="http://schemas.openxmlformats.org/drawingml/2006/picture">
+                      <pic:nvPicPr>
+                        <pic:cNvPr id="1890070470" name=""/>
+                        <pic:cNvPicPr>
+                          <a:picLocks noChangeAspect="1"/>
+                        </pic:cNvPicPr>
+                        <pic:nvPr/>
+                      </pic:nvPicPr>
+                      <pic:blipFill rotWithShape="1">
+                        <a:blip r:embed="rId15"/>
+                        <a:srcRect l="0" t="0" r="0" b="48015"/>
+                        <a:stretch/>
+                      </pic:blipFill>
+                      <pic:spPr bwMode="auto">
+                        <a:xfrm flipH="0" flipV="0">
+                          <a:off x="0" y="0"/>
+                          <a:ext cx="6184899" cy="1978309"/>
+                        </a:xfrm>
+                        <a:prstGeom prst="rect">
+                          <a:avLst/>
+                        </a:prstGeom>
+                      </pic:spPr>
+                    </pic:pic>
+                  </a:graphicData>
+                </a:graphic>
+              </wp:inline>
+            </w:drawing>
+          </mc:Choice>
+          <mc:Fallback>
+            <w:pict>
+              <v:shapetype id="_x0000_t75" coordsize="21600,21600" o:spt="75" o:preferrelative="t" path="m@4@5l@4@11@9@11@9@5xe" filled="f" stroked="f">
+                <v:stroke joinstyle="miter"/>
+                <v:formulas>
+                  <v:f eqn="if lineDrawn pixelLineWidth 0"/>
+                  <v:f eqn="sum @0 1 0"/>
+                  <v:f eqn="sum 0 0 @1"/>
+                  <v:f eqn="prod @2 1 2"/>
+                  <v:f eqn="prod @3 21600 pixelWidth"/>
+                  <v:f eqn="prod @3 21600 pixelHeight"/>
+                  <v:f eqn="sum @0 0 1"/>
+                  <v:f eqn="prod @6 1 2"/>
+                  <v:f eqn="prod @7 21600 pixelWidth"/>
+                  <v:f eqn="sum @8 21600 0"/>
+                  <v:f eqn="prod @7 21600 pixelHeight"/>
+                  <v:f eqn="sum @10 21600 0"/>
+                </v:formulas>
+                <v:path o:extrusionok="f" gradientshapeok="t" o:connecttype="rect"/>
+                <o:lock v:ext="edit" aspectratio="t"/>
+              </v:shapetype>
+              <v:shape id="_x0000_i2" o:spid="_x0000_s2" type="#_x0000_t75" style="width:487.00pt;height:155.77pt;mso-wrap-distance-left:0.00pt;mso-wrap-distance-top:0.00pt;mso-wrap-distance-right:0.00pt;mso-wrap-distance-bottom:0.00pt;z-index:1;" stroked="false">
+                <v:imagedata r:id="rId15" o:title="" croptop="0f" cropleft="0f" cropbottom="31467f" cropright="0f"/>
+                <o:lock v:ext="edit" rotation="t"/>
+              </v:shape>
+            </w:pict>
+          </mc:Fallback>
+        </mc:AlternateContent>
+      </w:r>
+      <w:r>
+        <w:rPr>
+          <w:highlight w:val="none"/>
+          <w14:ligatures w14:val="none"/>
+        </w:rPr>
+        <w:br/>
+        <w:t xml:space="preserve">Ahora lo instalamos</w:t>
+      </w:r>
+      <w:r>
+        <w:rPr>
+          <w:highlight w:val="none"/>
+          <w14:ligatures w14:val="none"/>
+        </w:rPr>
+      </w:r>
+      <w:r>
+        <w:rPr>
+          <w:highlight w:val="none"/>
+          <w14:ligatures w14:val="none"/>
+        </w:rPr>
+      </w:r>
+    </w:p>
+    <w:p>
+      <w:pPr>
+        <w:pBdr/>
+        <w:shd w:val="nil" w:color="000000"/>
+        <w:spacing/>
+        <w:ind/>
+        <w:rPr>
+          <w:highlight w:val="none"/>
+          <w14:ligatures w14:val="none"/>
+        </w:rPr>
+      </w:pPr>
+      <w:r>
+        <w:rPr>
+          <w:highlight w:val="none"/>
+        </w:rPr>
+      </w:r>
+      <w:r>
+        <mc:AlternateContent>
+          <mc:Choice Requires="wpg">
+            <w:drawing>
+              <wp:inline xmlns:wp="http://schemas.openxmlformats.org/drawingml/2006/wordprocessingDrawing" distT="0" distB="0" distL="0" distR="0">
+                <wp:extent cx="6184900" cy="1572915"/>
+                <wp:effectExtent l="0" t="0" r="0" b="0"/>
+                <wp:docPr id="4" name=""/>
+                <wp:cNvGraphicFramePr>
+                  <a:graphicFrameLocks xmlns:a="http://schemas.openxmlformats.org/drawingml/2006/main" noChangeAspect="1"/>
+                </wp:cNvGraphicFramePr>
+                <a:graphic xmlns:a="http://schemas.openxmlformats.org/drawingml/2006/main">
+                  <a:graphicData uri="http://schemas.openxmlformats.org/drawingml/2006/picture">
+                    <pic:pic xmlns:pic="http://schemas.openxmlformats.org/drawingml/2006/picture">
+                      <pic:nvPicPr>
+                        <pic:cNvPr id="658002526" name=""/>
+                        <pic:cNvPicPr>
+                          <a:picLocks noChangeAspect="1"/>
+                        </pic:cNvPicPr>
+                        <pic:nvPr/>
+                      </pic:nvPicPr>
+                      <pic:blipFill rotWithShape="1">
+                        <a:blip r:embed="rId16"/>
+                        <a:stretch/>
+                      </pic:blipFill>
+                      <pic:spPr bwMode="auto">
+                        <a:xfrm>
+                          <a:off x="0" y="0"/>
+                          <a:ext cx="6184899" cy="1572914"/>
+                        </a:xfrm>
+                        <a:prstGeom prst="rect">
+                          <a:avLst/>
+                        </a:prstGeom>
+                      </pic:spPr>
+                    </pic:pic>
+                  </a:graphicData>
+                </a:graphic>
+              </wp:inline>
+            </w:drawing>
+          </mc:Choice>
+          <mc:Fallback>
+            <w:pict>
+              <v:shapetype id="_x0000_t75" coordsize="21600,21600" o:spt="75" o:preferrelative="t" path="m@4@5l@4@11@9@11@9@5xe" filled="f" stroked="f">
+                <v:stroke joinstyle="miter"/>
+                <v:formulas>
+                  <v:f eqn="if lineDrawn pixelLineWidth 0"/>
+                  <v:f eqn="sum @0 1 0"/>
+                  <v:f eqn="sum 0 0 @1"/>
+                  <v:f eqn="prod @2 1 2"/>
+                  <v:f eqn="prod @3 21600 pixelWidth"/>
+                  <v:f eqn="prod @3 21600 pixelHeight"/>
+                  <v:f eqn="sum @0 0 1"/>
+                  <v:f eqn="prod @6 1 2"/>
+                  <v:f eqn="prod @7 21600 pixelWidth"/>
+                  <v:f eqn="sum @8 21600 0"/>
+                  <v:f eqn="prod @7 21600 pixelHeight"/>
+                  <v:f eqn="sum @10 21600 0"/>
+                </v:formulas>
+                <v:path o:extrusionok="f" gradientshapeok="t" o:connecttype="rect"/>
+                <o:lock v:ext="edit" aspectratio="t"/>
+              </v:shapetype>
+              <v:shape id="_x0000_i3" o:spid="_x0000_s3" type="#_x0000_t75" style="width:487.00pt;height:123.85pt;mso-wrap-distance-left:0.00pt;mso-wrap-distance-top:0.00pt;mso-wrap-distance-right:0.00pt;mso-wrap-distance-bottom:0.00pt;z-index:1;" stroked="false">
+                <v:imagedata r:id="rId16" o:title=""/>
+                <o:lock v:ext="edit" rotation="t"/>
+              </v:shape>
+            </w:pict>
+          </mc:Fallback>
+        </mc:AlternateContent>
+      </w:r>
+      <w:r>
+        <w:rPr>
+          <w:highlight w:val="none"/>
+          <w14:ligatures w14:val="none"/>
+        </w:rPr>
+      </w:r>
+      <w:r>
+        <w:rPr>
+          <w:highlight w:val="none"/>
+          <w14:ligatures w14:val="none"/>
+        </w:rPr>
+      </w:r>
+    </w:p>
+    <w:p>
+      <w:pPr>
+        <w:pBdr/>
+        <w:shd w:val="nil" w:color="000000"/>
+        <w:spacing/>
+        <w:ind/>
+        <w:rPr>
+          <w:highlight w:val="none"/>
+          <w14:ligatures w14:val="none"/>
+        </w:rPr>
+      </w:pPr>
+      <w:r>
+        <w:rPr>
+          <w:highlight w:val="none"/>
+        </w:rPr>
+      </w:r>
+      <w:r>
+        <w:rPr>
+          <w:highlight w:val="none"/>
+          <w14:ligatures w14:val="none"/>
+        </w:rPr>
+      </w:r>
+      <w:r>
+        <w:rPr>
+          <w:highlight w:val="none"/>
+          <w14:ligatures w14:val="none"/>
+        </w:rPr>
+      </w:r>
+    </w:p>
+    <w:p>
+      <w:pPr>
+        <w:pBdr/>
+        <w:shd w:val="nil" w:color="auto"/>
+        <w:spacing/>
+        <w:ind/>
+        <w:rPr>
+          <w14:ligatures w14:val="none"/>
+        </w:rPr>
+      </w:pPr>
+      <w:r>
+        <w:rPr>
+          <w:highlight w:val="none"/>
+        </w:rPr>
+      </w:r>
+      <w:r>
+        <mc:AlternateContent>
+          <mc:Choice Requires="wpg">
+            <w:drawing>
+              <wp:inline xmlns:wp="http://schemas.openxmlformats.org/drawingml/2006/wordprocessingDrawing" distT="0" distB="0" distL="0" distR="0">
+                <wp:extent cx="6184900" cy="1594046"/>
+                <wp:effectExtent l="0" t="0" r="0" b="0"/>
+                <wp:docPr id="5" name=""/>
+                <wp:cNvGraphicFramePr>
+                  <a:graphicFrameLocks xmlns:a="http://schemas.openxmlformats.org/drawingml/2006/main" noChangeAspect="1"/>
+                </wp:cNvGraphicFramePr>
+                <a:graphic xmlns:a="http://schemas.openxmlformats.org/drawingml/2006/main">
+                  <a:graphicData uri="http://schemas.openxmlformats.org/drawingml/2006/picture">
+                    <pic:pic xmlns:pic="http://schemas.openxmlformats.org/drawingml/2006/picture">
+                      <pic:nvPicPr>
+                        <pic:cNvPr id="1893781226" name=""/>
+                        <pic:cNvPicPr>
+                          <a:picLocks noChangeAspect="1"/>
+                        </pic:cNvPicPr>
+                        <pic:nvPr/>
+                      </pic:nvPicPr>
+                      <pic:blipFill rotWithShape="1">
+                        <a:blip r:embed="rId17"/>
+                        <a:stretch/>
+                      </pic:blipFill>
+                      <pic:spPr bwMode="auto">
+                        <a:xfrm>
+                          <a:off x="0" y="0"/>
+                          <a:ext cx="6184899" cy="1594046"/>
+                        </a:xfrm>
+                        <a:prstGeom prst="rect">
+                          <a:avLst/>
+                        </a:prstGeom>
+                      </pic:spPr>
+                    </pic:pic>
+                  </a:graphicData>
+                </a:graphic>
+              </wp:inline>
+            </w:drawing>
+          </mc:Choice>
+          <mc:Fallback>
+            <w:pict>
+              <v:shapetype id="_x0000_t75" coordsize="21600,21600" o:spt="75" o:preferrelative="t" path="m@4@5l@4@11@9@11@9@5xe" filled="f" stroked="f">
+                <v:stroke joinstyle="miter"/>
+                <v:formulas>
+                  <v:f eqn="if lineDrawn pixelLineWidth 0"/>
+                  <v:f eqn="sum @0 1 0"/>
+                  <v:f eqn="sum 0 0 @1"/>
+                  <v:f eqn="prod @2 1 2"/>
+                  <v:f eqn="prod @3 21600 pixelWidth"/>
+                  <v:f eqn="prod @3 21600 pixelHeight"/>
+                  <v:f eqn="sum @0 0 1"/>
+                  <v:f eqn="prod @6 1 2"/>
+                  <v:f eqn="prod @7 21600 pixelWidth"/>
+                  <v:f eqn="sum @8 21600 0"/>
+                  <v:f eqn="prod @7 21600 pixelHeight"/>
+                  <v:f eqn="sum @10 21600 0"/>
+                </v:formulas>
+                <v:path o:extrusionok="f" gradientshapeok="t" o:connecttype="rect"/>
+                <o:lock v:ext="edit" aspectratio="t"/>
+              </v:shapetype>
+              <v:shape id="_x0000_i4" o:spid="_x0000_s4" type="#_x0000_t75" style="width:487.00pt;height:125.52pt;mso-wrap-distance-left:0.00pt;mso-wrap-distance-top:0.00pt;mso-wrap-distance-right:0.00pt;mso-wrap-distance-bottom:0.00pt;z-index:1;" stroked="false">
+                <v:imagedata r:id="rId17" o:title=""/>
+                <o:lock v:ext="edit" rotation="t"/>
+              </v:shape>
+            </w:pict>
+          </mc:Fallback>
+        </mc:AlternateContent>
+      </w:r>
+      <w:r>
+        <w:rPr>
+          <w14:ligatures w14:val="none"/>
+        </w:rPr>
+      </w:r>
+      <w:r>
+        <w:rPr>
+          <w14:ligatures w14:val="none"/>
+        </w:rPr>
+      </w:r>
+    </w:p>
+    <w:p>
+      <w:pPr>
+        <w:pBdr/>
+        <w:shd w:val="nil" w:color="000000"/>
+        <w:spacing/>
+        <w:ind/>
+        <w:rPr>
+          <w14:ligatures w14:val="none"/>
+        </w:rPr>
+      </w:pPr>
+      <w:r>
+        <w:t xml:space="preserve">Creamos la base de datos entrando a localhost:8096 e instalamos el modulo crm</w:t>
+      </w:r>
+      <w:r>
+        <w:rPr>
+          <w14:ligatures w14:val="none"/>
+        </w:rPr>
+      </w:r>
+      <w:r>
+        <w:rPr>
+          <w14:ligatures w14:val="none"/>
+        </w:rPr>
+      </w:r>
+    </w:p>
+    <w:p>
+      <w:pPr>
+        <w:pBdr/>
+        <w:shd w:val="nil" w:color="000000"/>
+        <w:spacing/>
+        <w:ind/>
+        <w:rPr>
+          <w14:ligatures w14:val="none"/>
+        </w:rPr>
+      </w:pPr>
+      <w:r>
+        <w:rPr>
+          <w:highlight w:val="none"/>
+        </w:rPr>
+      </w:r>
+      <w:r>
+        <mc:AlternateContent>
+          <mc:Choice Requires="wpg">
+            <w:drawing>
+              <wp:inline xmlns:wp="http://schemas.openxmlformats.org/drawingml/2006/wordprocessingDrawing" distT="0" distB="0" distL="0" distR="0">
+                <wp:extent cx="3236595" cy="4506143"/>
+                <wp:effectExtent l="0" t="0" r="0" b="0"/>
+                <wp:docPr id="6" name=""/>
+                <wp:cNvGraphicFramePr>
+                  <a:graphicFrameLocks xmlns:a="http://schemas.openxmlformats.org/drawingml/2006/main" noChangeAspect="1"/>
+                </wp:cNvGraphicFramePr>
+                <a:graphic xmlns:a="http://schemas.openxmlformats.org/drawingml/2006/main">
+                  <a:graphicData uri="http://schemas.openxmlformats.org/drawingml/2006/picture">
+                    <pic:pic xmlns:pic="http://schemas.openxmlformats.org/drawingml/2006/picture">
+                      <pic:nvPicPr>
+                        <pic:cNvPr id="1306569153" name=""/>
+                        <pic:cNvPicPr>
+                          <a:picLocks noChangeAspect="1"/>
+                        </pic:cNvPicPr>
+                        <pic:nvPr/>
+                      </pic:nvPicPr>
+                      <pic:blipFill rotWithShape="1">
+                        <a:blip r:embed="rId18"/>
+                        <a:stretch/>
+                      </pic:blipFill>
+                      <pic:spPr bwMode="auto">
+                        <a:xfrm flipH="0" flipV="0">
+                          <a:off x="0" y="0"/>
+                          <a:ext cx="3236594" cy="4506143"/>
+                        </a:xfrm>
+                        <a:prstGeom prst="rect">
+                          <a:avLst/>
+                        </a:prstGeom>
+                      </pic:spPr>
+                    </pic:pic>
+                  </a:graphicData>
+                </a:graphic>
+              </wp:inline>
+            </w:drawing>
+          </mc:Choice>
+          <mc:Fallback>
+            <w:pict>
+              <v:shapetype id="_x0000_t75" coordsize="21600,21600" o:spt="75" o:preferrelative="t" path="m@4@5l@4@11@9@11@9@5xe" filled="f" stroked="f">
+                <v:stroke joinstyle="miter"/>
+                <v:formulas>
+                  <v:f eqn="if lineDrawn pixelLineWidth 0"/>
+                  <v:f eqn="sum @0 1 0"/>
+                  <v:f eqn="sum 0 0 @1"/>
+                  <v:f eqn="prod @2 1 2"/>
+                  <v:f eqn="prod @3 21600 pixelWidth"/>
+                  <v:f eqn="prod @3 21600 pixelHeight"/>
+                  <v:f eqn="sum @0 0 1"/>
+                  <v:f eqn="prod @6 1 2"/>
+                  <v:f eqn="prod @7 21600 pixelWidth"/>
+                  <v:f eqn="sum @8 21600 0"/>
+                  <v:f eqn="prod @7 21600 pixelHeight"/>
+                  <v:f eqn="sum @10 21600 0"/>
+                </v:formulas>
+                <v:path o:extrusionok="f" gradientshapeok="t" o:connecttype="rect"/>
+                <o:lock v:ext="edit" aspectratio="t"/>
+              </v:shapetype>
+              <v:shape id="_x0000_i5" o:spid="_x0000_s5" type="#_x0000_t75" style="width:254.85pt;height:354.81pt;mso-wrap-distance-left:0.00pt;mso-wrap-distance-top:0.00pt;mso-wrap-distance-right:0.00pt;mso-wrap-distance-bottom:0.00pt;z-index:1;" stroked="false">
+                <v:imagedata r:id="rId18" o:title=""/>
+                <o:lock v:ext="edit" rotation="t"/>
+              </v:shape>
+            </w:pict>
+          </mc:Fallback>
+        </mc:AlternateContent>
+      </w:r>
+      <w:r>
+        <mc:AlternateContent>
+          <mc:Choice Requires="wpg">
+            <w:drawing>
+              <wp:inline xmlns:wp="http://schemas.openxmlformats.org/drawingml/2006/wordprocessingDrawing" distT="0" distB="0" distL="0" distR="0">
+                <wp:extent cx="2887135" cy="3134023"/>
+                <wp:effectExtent l="0" t="0" r="0" b="0"/>
+                <wp:docPr id="7" name=""/>
+                <wp:cNvGraphicFramePr>
+                  <a:graphicFrameLocks xmlns:a="http://schemas.openxmlformats.org/drawingml/2006/main" noChangeAspect="1"/>
+                </wp:cNvGraphicFramePr>
+                <a:graphic xmlns:a="http://schemas.openxmlformats.org/drawingml/2006/main">
+                  <a:graphicData uri="http://schemas.openxmlformats.org/drawingml/2006/picture">
+                    <pic:pic xmlns:pic="http://schemas.openxmlformats.org/drawingml/2006/picture">
+                      <pic:nvPicPr>
+                        <pic:cNvPr id="2048116984" name=""/>
+                        <pic:cNvPicPr>
+                          <a:picLocks noChangeAspect="1"/>
+                        </pic:cNvPicPr>
+                        <pic:nvPr/>
+                      </pic:nvPicPr>
+                      <pic:blipFill rotWithShape="1">
+                        <a:blip r:embed="rId19"/>
+                        <a:stretch/>
+                      </pic:blipFill>
+                      <pic:spPr bwMode="auto">
+                        <a:xfrm flipH="0" flipV="0">
+                          <a:off x="0" y="0"/>
+                          <a:ext cx="2887135" cy="3134023"/>
+                        </a:xfrm>
+                        <a:prstGeom prst="rect">
+                          <a:avLst/>
+                        </a:prstGeom>
+                      </pic:spPr>
+                    </pic:pic>
+                  </a:graphicData>
+                </a:graphic>
+              </wp:inline>
+            </w:drawing>
+          </mc:Choice>
+          <mc:Fallback>
+            <w:pict>
+              <v:shapetype id="_x0000_t75" coordsize="21600,21600" o:spt="75" o:preferrelative="t" path="m@4@5l@4@11@9@11@9@5xe" filled="f" stroked="f">
+                <v:stroke joinstyle="miter"/>
+                <v:formulas>
+                  <v:f eqn="if lineDrawn pixelLineWidth 0"/>
+                  <v:f eqn="sum @0 1 0"/>
+                  <v:f eqn="sum 0 0 @1"/>
+                  <v:f eqn="prod @2 1 2"/>
+                  <v:f eqn="prod @3 21600 pixelWidth"/>
+                  <v:f eqn="prod @3 21600 pixelHeight"/>
+                  <v:f eqn="sum @0 0 1"/>
+                  <v:f eqn="prod @6 1 2"/>
+                  <v:f eqn="prod @7 21600 pixelWidth"/>
+                  <v:f eqn="sum @8 21600 0"/>
+                  <v:f eqn="prod @7 21600 pixelHeight"/>
+                  <v:f eqn="sum @10 21600 0"/>
+                </v:formulas>
+                <v:path o:extrusionok="f" gradientshapeok="t" o:connecttype="rect"/>
+                <o:lock v:ext="edit" aspectratio="t"/>
+              </v:shapetype>
+              <v:shape id="_x0000_i6" o:spid="_x0000_s6" type="#_x0000_t75" style="width:227.33pt;height:246.77pt;mso-wrap-distance-left:0.00pt;mso-wrap-distance-top:0.00pt;mso-wrap-distance-right:0.00pt;mso-wrap-distance-bottom:0.00pt;z-index:1;" stroked="false">
+                <v:imagedata r:id="rId19" o:title=""/>
+                <o:lock v:ext="edit" rotation="t"/>
+              </v:shape>
+            </w:pict>
+          </mc:Fallback>
+        </mc:AlternateContent>
+      </w:r>
+      <w:r>
+        <w:rPr>
+          <w14:ligatures w14:val="none"/>
+        </w:rPr>
+      </w:r>
+      <w:r>
+        <w:rPr>
+          <w14:ligatures w14:val="none"/>
+        </w:rPr>
+      </w:r>
+    </w:p>
+    <w:p>
+      <w:pPr>
+        <w:pBdr/>
+        <w:shd w:val="nil" w:color="000000"/>
+        <w:spacing/>
+        <w:ind/>
+        <w:rPr>
+          <w:highlight w:val="none"/>
+          <w14:ligatures w14:val="none"/>
+        </w:rPr>
+      </w:pPr>
+      <w:r>
+        <mc:AlternateContent>
+          <mc:Choice Requires="wpg">
+            <w:drawing>
+              <wp:inline xmlns:wp="http://schemas.openxmlformats.org/drawingml/2006/wordprocessingDrawing" distT="0" distB="0" distL="0" distR="0">
+                <wp:extent cx="3560445" cy="1942061"/>
+                <wp:effectExtent l="0" t="0" r="0" b="0"/>
+                <wp:docPr id="8" name=""/>
+                <wp:cNvGraphicFramePr>
+                  <a:graphicFrameLocks xmlns:a="http://schemas.openxmlformats.org/drawingml/2006/main" noChangeAspect="1"/>
+                </wp:cNvGraphicFramePr>
+                <a:graphic xmlns:a="http://schemas.openxmlformats.org/drawingml/2006/main">
+                  <a:graphicData uri="http://schemas.openxmlformats.org/drawingml/2006/picture">
+                    <pic:pic xmlns:pic="http://schemas.openxmlformats.org/drawingml/2006/picture">
+                      <pic:nvPicPr>
+                        <pic:cNvPr id="1429785344" name=""/>
+                        <pic:cNvPicPr>
+                          <a:picLocks noChangeAspect="1"/>
+                        </pic:cNvPicPr>
+                        <pic:nvPr/>
+                      </pic:nvPicPr>
+                      <pic:blipFill rotWithShape="1">
+                        <a:blip r:embed="rId20"/>
+                        <a:stretch/>
+                      </pic:blipFill>
+                      <pic:spPr bwMode="auto">
+                        <a:xfrm flipH="0" flipV="0">
+                          <a:off x="0" y="0"/>
+                          <a:ext cx="3560445" cy="1942060"/>
+                        </a:xfrm>
+                        <a:prstGeom prst="rect">
+                          <a:avLst/>
+                        </a:prstGeom>
+                      </pic:spPr>
+                    </pic:pic>
+                  </a:graphicData>
+                </a:graphic>
+              </wp:inline>
+            </w:drawing>
+          </mc:Choice>
+          <mc:Fallback>
+            <w:pict>
+              <v:shapetype id="_x0000_t75" coordsize="21600,21600" o:spt="75" o:preferrelative="t" path="m@4@5l@4@11@9@11@9@5xe" filled="f" stroked="f">
+                <v:stroke joinstyle="miter"/>
+                <v:formulas>
+                  <v:f eqn="if lineDrawn pixelLineWidth 0"/>
+                  <v:f eqn="sum @0 1 0"/>
+                  <v:f eqn="sum 0 0 @1"/>
+                  <v:f eqn="prod @2 1 2"/>
+                  <v:f eqn="prod @3 21600 pixelWidth"/>
+                  <v:f eqn="prod @3 21600 pixelHeight"/>
+                  <v:f eqn="sum @0 0 1"/>
+                  <v:f eqn="prod @6 1 2"/>
+                  <v:f eqn="prod @7 21600 pixelWidth"/>
+                  <v:f eqn="sum @8 21600 0"/>
+                  <v:f eqn="prod @7 21600 pixelHeight"/>
+                  <v:f eqn="sum @10 21600 0"/>
+                </v:formulas>
+                <v:path o:extrusionok="f" gradientshapeok="t" o:connecttype="rect"/>
+                <o:lock v:ext="edit" aspectratio="t"/>
+              </v:shapetype>
+              <v:shape id="_x0000_i7" o:spid="_x0000_s7" type="#_x0000_t75" style="width:280.35pt;height:152.92pt;mso-wrap-distance-left:0.00pt;mso-wrap-distance-top:0.00pt;mso-wrap-distance-right:0.00pt;mso-wrap-distance-bottom:0.00pt;z-index:1;" stroked="false">
+                <v:imagedata r:id="rId20" o:title=""/>
+                <o:lock v:ext="edit" rotation="t"/>
+              </v:shape>
+            </w:pict>
+          </mc:Fallback>
+        </mc:AlternateContent>
+      </w:r>
       <w:r>
         <w:rPr>
           <w:highlight w:val="none"/>
@@ -923,17 +1856,19 @@
       <w:r>
         <w:rPr>
           <w:highlight w:val="none"/>
+          <w14:ligatures w14:val="none"/>
         </w:rPr>
       </w:r>
       <w:r>
         <w:rPr>
           <w:highlight w:val="none"/>
+          <w14:ligatures w14:val="none"/>
         </w:rPr>
       </w:r>
     </w:p>
     <w:p>
       <w:pPr>
-        <w:pStyle w:val="851"/>
+        <w:pStyle w:val="870"/>
         <w:pBdr/>
         <w:spacing/>
         <w:ind/>
@@ -952,7 +1887,7 @@
           <w:szCs w:val="36"/>
         </w:rPr>
       </w:r>
-      <w:hyperlink r:id="rId13" w:tooltip="https://www.odoo.com/documentation/19.0/es/administration/on_premise/source.html" w:history="1">
+      <w:hyperlink r:id="rId21" w:tooltip="https://www.odoo.com/documentation/19.0/es/administration/on_premise/source.html" w:history="1">
         <w:r>
           <w:rPr>
             <w:sz w:val="36"/>
@@ -1017,7 +1952,7 @@
         </w:rPr>
         <w:t xml:space="preserve">y </w:t>
       </w:r>
-      <w:hyperlink r:id="rId14" w:tooltip="https://www.odoo.com/documentation/19.0/developer/tutorials/setup_guide.html" w:history="1">
+      <w:hyperlink r:id="rId22" w:tooltip="https://www.odoo.com/documentation/19.0/developer/tutorials/setup_guide.html" w:history="1">
         <w:r>
           <w:rPr>
             <w:sz w:val="36"/>
@@ -1047,21 +1982,1165 @@
         </w:rPr>
       </w:r>
       <w:bookmarkEnd w:id="2"/>
-      <w:r/>
       <w:r>
         <w:rPr>
           <w:sz w:val="36"/>
           <w:szCs w:val="36"/>
+          <w:highlight w:val="none"/>
+          <w14:ligatures w14:val="none"/>
+        </w:rPr>
+      </w:r>
+      <w:r>
+        <w:rPr>
+          <w:sz w:val="36"/>
+          <w:szCs w:val="36"/>
+          <w:highlight w:val="none"/>
+          <w14:ligatures w14:val="none"/>
         </w:rPr>
       </w:r>
     </w:p>
     <w:p>
       <w:pPr>
         <w:pBdr/>
-        <w:shd w:val="nil"/>
+        <w:shd w:val="nil" w:color="000000"/>
         <w:spacing/>
         <w:ind/>
         <w:rPr>
+          <w:highlight w:val="none"/>
+          <w14:ligatures w14:val="none"/>
+        </w:rPr>
+      </w:pPr>
+      <w:r>
+        <w:rPr>
+          <w:highlight w:val="none"/>
+        </w:rPr>
+      </w:r>
+      <w:r>
+        <w:rPr>
+          <w:highlight w:val="none"/>
+        </w:rPr>
+        <w:t xml:space="preserve">Clonamos el repositorio de odoo</w:t>
+      </w:r>
+      <w:r>
+        <w:rPr>
+          <w:highlight w:val="none"/>
+          <w14:ligatures w14:val="none"/>
+        </w:rPr>
+      </w:r>
+      <w:r>
+        <w:rPr>
+          <w:highlight w:val="none"/>
+          <w14:ligatures w14:val="none"/>
+        </w:rPr>
+      </w:r>
+    </w:p>
+    <w:p>
+      <w:pPr>
+        <w:pBdr/>
+        <w:shd w:val="nil" w:color="000000"/>
+        <w:spacing/>
+        <w:ind/>
+        <w:rPr>
+          <w14:ligatures w14:val="none"/>
+        </w:rPr>
+      </w:pPr>
+      <w:r>
+        <w:rPr>
+          <w:highlight w:val="none"/>
+        </w:rPr>
+      </w:r>
+      <w:r>
+        <mc:AlternateContent>
+          <mc:Choice Requires="wpg">
+            <w:drawing>
+              <wp:inline xmlns:wp="http://schemas.openxmlformats.org/drawingml/2006/wordprocessingDrawing" distT="0" distB="0" distL="0" distR="0">
+                <wp:extent cx="6184900" cy="2061633"/>
+                <wp:effectExtent l="0" t="0" r="0" b="0"/>
+                <wp:docPr id="9" name=""/>
+                <wp:cNvGraphicFramePr>
+                  <a:graphicFrameLocks xmlns:a="http://schemas.openxmlformats.org/drawingml/2006/main" noChangeAspect="1"/>
+                </wp:cNvGraphicFramePr>
+                <a:graphic xmlns:a="http://schemas.openxmlformats.org/drawingml/2006/main">
+                  <a:graphicData uri="http://schemas.openxmlformats.org/drawingml/2006/picture">
+                    <pic:pic xmlns:pic="http://schemas.openxmlformats.org/drawingml/2006/picture">
+                      <pic:nvPicPr>
+                        <pic:cNvPr id="702081718" name=""/>
+                        <pic:cNvPicPr>
+                          <a:picLocks noChangeAspect="1"/>
+                        </pic:cNvPicPr>
+                        <pic:nvPr/>
+                      </pic:nvPicPr>
+                      <pic:blipFill rotWithShape="1">
+                        <a:blip r:embed="rId23"/>
+                        <a:stretch/>
+                      </pic:blipFill>
+                      <pic:spPr bwMode="auto">
+                        <a:xfrm>
+                          <a:off x="0" y="0"/>
+                          <a:ext cx="6184899" cy="2061633"/>
+                        </a:xfrm>
+                        <a:prstGeom prst="rect">
+                          <a:avLst/>
+                        </a:prstGeom>
+                      </pic:spPr>
+                    </pic:pic>
+                  </a:graphicData>
+                </a:graphic>
+              </wp:inline>
+            </w:drawing>
+          </mc:Choice>
+          <mc:Fallback>
+            <w:pict>
+              <v:shapetype id="_x0000_t75" coordsize="21600,21600" o:spt="75" o:preferrelative="t" path="m@4@5l@4@11@9@11@9@5xe" filled="f" stroked="f">
+                <v:stroke joinstyle="miter"/>
+                <v:formulas>
+                  <v:f eqn="if lineDrawn pixelLineWidth 0"/>
+                  <v:f eqn="sum @0 1 0"/>
+                  <v:f eqn="sum 0 0 @1"/>
+                  <v:f eqn="prod @2 1 2"/>
+                  <v:f eqn="prod @3 21600 pixelWidth"/>
+                  <v:f eqn="prod @3 21600 pixelHeight"/>
+                  <v:f eqn="sum @0 0 1"/>
+                  <v:f eqn="prod @6 1 2"/>
+                  <v:f eqn="prod @7 21600 pixelWidth"/>
+                  <v:f eqn="sum @8 21600 0"/>
+                  <v:f eqn="prod @7 21600 pixelHeight"/>
+                  <v:f eqn="sum @10 21600 0"/>
+                </v:formulas>
+                <v:path o:extrusionok="f" gradientshapeok="t" o:connecttype="rect"/>
+                <o:lock v:ext="edit" aspectratio="t"/>
+              </v:shapetype>
+              <v:shape id="_x0000_i8" o:spid="_x0000_s8" type="#_x0000_t75" style="width:487.00pt;height:162.33pt;mso-wrap-distance-left:0.00pt;mso-wrap-distance-top:0.00pt;mso-wrap-distance-right:0.00pt;mso-wrap-distance-bottom:0.00pt;z-index:1;" stroked="false">
+                <v:imagedata r:id="rId23" o:title=""/>
+                <o:lock v:ext="edit" rotation="t"/>
+              </v:shape>
+            </w:pict>
+          </mc:Fallback>
+        </mc:AlternateContent>
+      </w:r>
+      <w:r>
+        <w:rPr>
+          <w14:ligatures w14:val="none"/>
+        </w:rPr>
+      </w:r>
+      <w:r>
+        <w:rPr>
+          <w14:ligatures w14:val="none"/>
+        </w:rPr>
+      </w:r>
+    </w:p>
+    <w:p>
+      <w:pPr>
+        <w:pBdr/>
+        <w:shd w:val="nil" w:color="000000"/>
+        <w:spacing/>
+        <w:ind/>
+        <w:rPr>
+          <w:highlight w:val="none"/>
+          <w14:ligatures w14:val="none"/>
+        </w:rPr>
+      </w:pPr>
+      <w:r>
+        <w:rPr>
+          <w:highlight w:val="none"/>
+        </w:rPr>
+      </w:r>
+      <w:r>
+        <w:rPr>
+          <w:highlight w:val="none"/>
+        </w:rPr>
+        <w:t xml:space="preserve">Postgre ya lo tenemos de antes asiq no hace falta instalarlo pero debemos crear los usuarios para que odoo pueda entrar o comprobar q existen.</w:t>
+      </w:r>
+      <w:r>
+        <w:rPr>
+          <w:highlight w:val="none"/>
+          <w14:ligatures w14:val="none"/>
+        </w:rPr>
+      </w:r>
+      <w:r>
+        <w:rPr>
+          <w:highlight w:val="none"/>
+          <w14:ligatures w14:val="none"/>
+        </w:rPr>
+      </w:r>
+    </w:p>
+    <w:p>
+      <w:pPr>
+        <w:pBdr/>
+        <w:shd w:val="nil" w:color="000000"/>
+        <w:spacing/>
+        <w:ind/>
+        <w:rPr>
+          <w:highlight w:val="none"/>
+          <w14:ligatures w14:val="none"/>
+        </w:rPr>
+      </w:pPr>
+      <w:r>
+        <w:rPr>
+          <w:highlight w:val="none"/>
+        </w:rPr>
+      </w:r>
+      <w:r>
+        <mc:AlternateContent>
+          <mc:Choice Requires="wpg">
+            <w:drawing>
+              <wp:inline xmlns:wp="http://schemas.openxmlformats.org/drawingml/2006/wordprocessingDrawing" distT="0" distB="0" distL="0" distR="0">
+                <wp:extent cx="5857875" cy="1276350"/>
+                <wp:effectExtent l="0" t="0" r="0" b="0"/>
+                <wp:docPr id="10" name=""/>
+                <wp:cNvGraphicFramePr>
+                  <a:graphicFrameLocks xmlns:a="http://schemas.openxmlformats.org/drawingml/2006/main" noChangeAspect="1"/>
+                </wp:cNvGraphicFramePr>
+                <a:graphic xmlns:a="http://schemas.openxmlformats.org/drawingml/2006/main">
+                  <a:graphicData uri="http://schemas.openxmlformats.org/drawingml/2006/picture">
+                    <pic:pic xmlns:pic="http://schemas.openxmlformats.org/drawingml/2006/picture">
+                      <pic:nvPicPr>
+                        <pic:cNvPr id="904774542" name=""/>
+                        <pic:cNvPicPr>
+                          <a:picLocks noChangeAspect="1"/>
+                        </pic:cNvPicPr>
+                        <pic:nvPr/>
+                      </pic:nvPicPr>
+                      <pic:blipFill rotWithShape="1">
+                        <a:blip r:embed="rId24"/>
+                        <a:stretch/>
+                      </pic:blipFill>
+                      <pic:spPr bwMode="auto">
+                        <a:xfrm>
+                          <a:off x="0" y="0"/>
+                          <a:ext cx="5857875" cy="1276349"/>
+                        </a:xfrm>
+                        <a:prstGeom prst="rect">
+                          <a:avLst/>
+                        </a:prstGeom>
+                      </pic:spPr>
+                    </pic:pic>
+                  </a:graphicData>
+                </a:graphic>
+              </wp:inline>
+            </w:drawing>
+          </mc:Choice>
+          <mc:Fallback>
+            <w:pict>
+              <v:shapetype id="_x0000_t75" coordsize="21600,21600" o:spt="75" o:preferrelative="t" path="m@4@5l@4@11@9@11@9@5xe" filled="f" stroked="f">
+                <v:stroke joinstyle="miter"/>
+                <v:formulas>
+                  <v:f eqn="if lineDrawn pixelLineWidth 0"/>
+                  <v:f eqn="sum @0 1 0"/>
+                  <v:f eqn="sum 0 0 @1"/>
+                  <v:f eqn="prod @2 1 2"/>
+                  <v:f eqn="prod @3 21600 pixelWidth"/>
+                  <v:f eqn="prod @3 21600 pixelHeight"/>
+                  <v:f eqn="sum @0 0 1"/>
+                  <v:f eqn="prod @6 1 2"/>
+                  <v:f eqn="prod @7 21600 pixelWidth"/>
+                  <v:f eqn="sum @8 21600 0"/>
+                  <v:f eqn="prod @7 21600 pixelHeight"/>
+                  <v:f eqn="sum @10 21600 0"/>
+                </v:formulas>
+                <v:path o:extrusionok="f" gradientshapeok="t" o:connecttype="rect"/>
+                <o:lock v:ext="edit" aspectratio="t"/>
+              </v:shapetype>
+              <v:shape id="_x0000_i9" o:spid="_x0000_s9" type="#_x0000_t75" style="width:461.25pt;height:100.50pt;mso-wrap-distance-left:0.00pt;mso-wrap-distance-top:0.00pt;mso-wrap-distance-right:0.00pt;mso-wrap-distance-bottom:0.00pt;z-index:1;" stroked="false">
+                <v:imagedata r:id="rId24" o:title=""/>
+                <o:lock v:ext="edit" rotation="t"/>
+              </v:shape>
+            </w:pict>
+          </mc:Fallback>
+        </mc:AlternateContent>
+      </w:r>
+      <w:r>
+        <w:rPr>
+          <w:highlight w:val="none"/>
+          <w14:ligatures w14:val="none"/>
+        </w:rPr>
+      </w:r>
+      <w:r>
+        <w:rPr>
+          <w:highlight w:val="none"/>
+          <w14:ligatures w14:val="none"/>
+        </w:rPr>
+      </w:r>
+    </w:p>
+    <w:p>
+      <w:pPr>
+        <w:pBdr/>
+        <w:shd w:val="nil" w:color="000000"/>
+        <w:spacing/>
+        <w:ind/>
+        <w:rPr>
+          <w:highlight w:val="none"/>
+          <w14:ligatures w14:val="none"/>
+        </w:rPr>
+      </w:pPr>
+      <w:r>
+        <w:rPr>
+          <w:highlight w:val="none"/>
+        </w:rPr>
+        <w:t xml:space="preserve">Ahora instalamos las dependencias que se encuentran en odoo/setup/debinstall.sh</w:t>
+      </w:r>
+      <w:r>
+        <w:rPr>
+          <w:highlight w:val="none"/>
+          <w14:ligatures w14:val="none"/>
+        </w:rPr>
+      </w:r>
+      <w:r>
+        <w:rPr>
+          <w:highlight w:val="none"/>
+          <w14:ligatures w14:val="none"/>
+        </w:rPr>
+      </w:r>
+    </w:p>
+    <w:p>
+      <w:pPr>
+        <w:pBdr/>
+        <w:shd w:val="nil" w:color="000000"/>
+        <w:spacing/>
+        <w:ind/>
+        <w:rPr>
+          <w:highlight w:val="none"/>
+          <w14:ligatures w14:val="none"/>
+        </w:rPr>
+      </w:pPr>
+      <w:r>
+        <w:rPr>
+          <w:highlight w:val="none"/>
+        </w:rPr>
+      </w:r>
+      <w:r>
+        <mc:AlternateContent>
+          <mc:Choice Requires="wpg">
+            <w:drawing>
+              <wp:inline xmlns:wp="http://schemas.openxmlformats.org/drawingml/2006/wordprocessingDrawing" distT="0" distB="0" distL="0" distR="0">
+                <wp:extent cx="4055745" cy="2850777"/>
+                <wp:effectExtent l="0" t="0" r="0" b="0"/>
+                <wp:docPr id="11" name=""/>
+                <wp:cNvGraphicFramePr>
+                  <a:graphicFrameLocks xmlns:a="http://schemas.openxmlformats.org/drawingml/2006/main" noChangeAspect="1"/>
+                </wp:cNvGraphicFramePr>
+                <a:graphic xmlns:a="http://schemas.openxmlformats.org/drawingml/2006/main">
+                  <a:graphicData uri="http://schemas.openxmlformats.org/drawingml/2006/picture">
+                    <pic:pic xmlns:pic="http://schemas.openxmlformats.org/drawingml/2006/picture">
+                      <pic:nvPicPr>
+                        <pic:cNvPr id="801318111" name=""/>
+                        <pic:cNvPicPr>
+                          <a:picLocks noChangeAspect="1"/>
+                        </pic:cNvPicPr>
+                        <pic:nvPr/>
+                      </pic:nvPicPr>
+                      <pic:blipFill rotWithShape="1">
+                        <a:blip r:embed="rId25"/>
+                        <a:stretch/>
+                      </pic:blipFill>
+                      <pic:spPr bwMode="auto">
+                        <a:xfrm flipH="0" flipV="0">
+                          <a:off x="0" y="0"/>
+                          <a:ext cx="4055744" cy="2850777"/>
+                        </a:xfrm>
+                        <a:prstGeom prst="rect">
+                          <a:avLst/>
+                        </a:prstGeom>
+                      </pic:spPr>
+                    </pic:pic>
+                  </a:graphicData>
+                </a:graphic>
+              </wp:inline>
+            </w:drawing>
+          </mc:Choice>
+          <mc:Fallback>
+            <w:pict>
+              <v:shapetype id="_x0000_t75" coordsize="21600,21600" o:spt="75" o:preferrelative="t" path="m@4@5l@4@11@9@11@9@5xe" filled="f" stroked="f">
+                <v:stroke joinstyle="miter"/>
+                <v:formulas>
+                  <v:f eqn="if lineDrawn pixelLineWidth 0"/>
+                  <v:f eqn="sum @0 1 0"/>
+                  <v:f eqn="sum 0 0 @1"/>
+                  <v:f eqn="prod @2 1 2"/>
+                  <v:f eqn="prod @3 21600 pixelWidth"/>
+                  <v:f eqn="prod @3 21600 pixelHeight"/>
+                  <v:f eqn="sum @0 0 1"/>
+                  <v:f eqn="prod @6 1 2"/>
+                  <v:f eqn="prod @7 21600 pixelWidth"/>
+                  <v:f eqn="sum @8 21600 0"/>
+                  <v:f eqn="prod @7 21600 pixelHeight"/>
+                  <v:f eqn="sum @10 21600 0"/>
+                </v:formulas>
+                <v:path o:extrusionok="f" gradientshapeok="t" o:connecttype="rect"/>
+                <o:lock v:ext="edit" aspectratio="t"/>
+              </v:shapetype>
+              <v:shape id="_x0000_i10" o:spid="_x0000_s10" type="#_x0000_t75" style="width:319.35pt;height:224.47pt;mso-wrap-distance-left:0.00pt;mso-wrap-distance-top:0.00pt;mso-wrap-distance-right:0.00pt;mso-wrap-distance-bottom:0.00pt;z-index:1;" stroked="false">
+                <v:imagedata r:id="rId25" o:title=""/>
+                <o:lock v:ext="edit" rotation="t"/>
+              </v:shape>
+            </w:pict>
+          </mc:Fallback>
+        </mc:AlternateContent>
+      </w:r>
+      <w:r>
+        <w:rPr>
+          <w:highlight w:val="none"/>
+          <w14:ligatures w14:val="none"/>
+        </w:rPr>
+      </w:r>
+      <w:r>
+        <w:rPr>
+          <w:highlight w:val="none"/>
+          <w14:ligatures w14:val="none"/>
+        </w:rPr>
+      </w:r>
+    </w:p>
+    <w:p>
+      <w:pPr>
+        <w:pBdr/>
+        <w:shd w:val="nil" w:color="000000"/>
+        <w:spacing/>
+        <w:ind/>
+        <w:rPr>
+          <w:highlight w:val="none"/>
+          <w14:ligatures w14:val="none"/>
+        </w:rPr>
+      </w:pPr>
+      <w:r>
+        <w:rPr>
+          <w:highlight w:val="none"/>
+          <w14:ligatures w14:val="none"/>
+        </w:rPr>
+      </w:r>
+      <w:r>
+        <w:rPr>
+          <w:highlight w:val="none"/>
+          <w14:ligatures w14:val="none"/>
+        </w:rPr>
+      </w:r>
+      <w:r>
+        <w:rPr>
+          <w:highlight w:val="none"/>
+          <w14:ligatures w14:val="none"/>
+        </w:rPr>
+      </w:r>
+    </w:p>
+    <w:p>
+      <w:pPr>
+        <w:pBdr/>
+        <w:shd w:val="nil" w:color="000000"/>
+        <w:spacing/>
+        <w:ind/>
+        <w:rPr>
+          <w:highlight w:val="none"/>
+          <w14:ligatures w14:val="none"/>
+        </w:rPr>
+      </w:pPr>
+      <w:r>
+        <w:rPr>
+          <w:highlight w:val="none"/>
+        </w:rPr>
+        <w:t xml:space="preserve">Clonamos el repositorio con el tutorial de git y lo ejecutamos pasando las rutas de los paths</w:t>
+      </w:r>
+      <w:r>
+        <w:rPr>
+          <w:highlight w:val="none"/>
+          <w14:ligatures w14:val="none"/>
+        </w:rPr>
+      </w:r>
+      <w:r>
+        <w:rPr>
+          <w:highlight w:val="none"/>
+          <w14:ligatures w14:val="none"/>
+        </w:rPr>
+      </w:r>
+    </w:p>
+    <w:p>
+      <w:pPr>
+        <w:pBdr/>
+        <w:shd w:val="nil" w:color="000000"/>
+        <w:spacing/>
+        <w:ind/>
+        <w:rPr>
+          <w:highlight w:val="none"/>
+          <w14:ligatures w14:val="none"/>
+        </w:rPr>
+      </w:pPr>
+      <w:r>
+        <w:rPr>
+          <w:highlight w:val="none"/>
+        </w:rPr>
+      </w:r>
+      <w:r>
+        <mc:AlternateContent>
+          <mc:Choice Requires="wpg">
+            <w:drawing>
+              <wp:inline xmlns:wp="http://schemas.openxmlformats.org/drawingml/2006/wordprocessingDrawing" distT="0" distB="0" distL="0" distR="0">
+                <wp:extent cx="6184900" cy="796872"/>
+                <wp:effectExtent l="0" t="0" r="0" b="0"/>
+                <wp:docPr id="12" name=""/>
+                <wp:cNvGraphicFramePr>
+                  <a:graphicFrameLocks xmlns:a="http://schemas.openxmlformats.org/drawingml/2006/main" noChangeAspect="1"/>
+                </wp:cNvGraphicFramePr>
+                <a:graphic xmlns:a="http://schemas.openxmlformats.org/drawingml/2006/main">
+                  <a:graphicData uri="http://schemas.openxmlformats.org/drawingml/2006/picture">
+                    <pic:pic xmlns:pic="http://schemas.openxmlformats.org/drawingml/2006/picture">
+                      <pic:nvPicPr>
+                        <pic:cNvPr id="2080630395" name=""/>
+                        <pic:cNvPicPr>
+                          <a:picLocks noChangeAspect="1"/>
+                        </pic:cNvPicPr>
+                        <pic:nvPr/>
+                      </pic:nvPicPr>
+                      <pic:blipFill rotWithShape="1">
+                        <a:blip r:embed="rId26"/>
+                        <a:stretch/>
+                      </pic:blipFill>
+                      <pic:spPr bwMode="auto">
+                        <a:xfrm>
+                          <a:off x="0" y="0"/>
+                          <a:ext cx="6184899" cy="796872"/>
+                        </a:xfrm>
+                        <a:prstGeom prst="rect">
+                          <a:avLst/>
+                        </a:prstGeom>
+                      </pic:spPr>
+                    </pic:pic>
+                  </a:graphicData>
+                </a:graphic>
+              </wp:inline>
+            </w:drawing>
+          </mc:Choice>
+          <mc:Fallback>
+            <w:pict>
+              <v:shapetype id="_x0000_t75" coordsize="21600,21600" o:spt="75" o:preferrelative="t" path="m@4@5l@4@11@9@11@9@5xe" filled="f" stroked="f">
+                <v:stroke joinstyle="miter"/>
+                <v:formulas>
+                  <v:f eqn="if lineDrawn pixelLineWidth 0"/>
+                  <v:f eqn="sum @0 1 0"/>
+                  <v:f eqn="sum 0 0 @1"/>
+                  <v:f eqn="prod @2 1 2"/>
+                  <v:f eqn="prod @3 21600 pixelWidth"/>
+                  <v:f eqn="prod @3 21600 pixelHeight"/>
+                  <v:f eqn="sum @0 0 1"/>
+                  <v:f eqn="prod @6 1 2"/>
+                  <v:f eqn="prod @7 21600 pixelWidth"/>
+                  <v:f eqn="sum @8 21600 0"/>
+                  <v:f eqn="prod @7 21600 pixelHeight"/>
+                  <v:f eqn="sum @10 21600 0"/>
+                </v:formulas>
+                <v:path o:extrusionok="f" gradientshapeok="t" o:connecttype="rect"/>
+                <o:lock v:ext="edit" aspectratio="t"/>
+              </v:shapetype>
+              <v:shape id="_x0000_i11" o:spid="_x0000_s11" type="#_x0000_t75" style="width:487.00pt;height:62.75pt;mso-wrap-distance-left:0.00pt;mso-wrap-distance-top:0.00pt;mso-wrap-distance-right:0.00pt;mso-wrap-distance-bottom:0.00pt;z-index:1;" stroked="false">
+                <v:imagedata r:id="rId26" o:title=""/>
+                <o:lock v:ext="edit" rotation="t"/>
+              </v:shape>
+            </w:pict>
+          </mc:Fallback>
+        </mc:AlternateContent>
+      </w:r>
+      <w:r>
+        <w:rPr>
+          <w:highlight w:val="none"/>
+          <w14:ligatures w14:val="none"/>
+        </w:rPr>
+      </w:r>
+      <w:r>
+        <w:rPr>
+          <w:highlight w:val="none"/>
+          <w14:ligatures w14:val="none"/>
+        </w:rPr>
+      </w:r>
+    </w:p>
+    <w:p>
+      <w:pPr>
+        <w:pBdr/>
+        <w:shd w:val="nil" w:color="000000"/>
+        <w:spacing/>
+        <w:ind/>
+        <w:rPr>
+          <w:highlight w:val="none"/>
+          <w14:ligatures w14:val="none"/>
+        </w:rPr>
+      </w:pPr>
+      <w:r>
+        <w:rPr>
+          <w:highlight w:val="none"/>
+        </w:rPr>
+      </w:r>
+      <w:r>
+        <mc:AlternateContent>
+          <mc:Choice Requires="wpg">
+            <w:drawing>
+              <wp:inline xmlns:wp="http://schemas.openxmlformats.org/drawingml/2006/wordprocessingDrawing" distT="0" distB="0" distL="0" distR="0">
+                <wp:extent cx="6184900" cy="1813498"/>
+                <wp:effectExtent l="0" t="0" r="0" b="0"/>
+                <wp:docPr id="13" name=""/>
+                <wp:cNvGraphicFramePr>
+                  <a:graphicFrameLocks xmlns:a="http://schemas.openxmlformats.org/drawingml/2006/main" noChangeAspect="1"/>
+                </wp:cNvGraphicFramePr>
+                <a:graphic xmlns:a="http://schemas.openxmlformats.org/drawingml/2006/main">
+                  <a:graphicData uri="http://schemas.openxmlformats.org/drawingml/2006/picture">
+                    <pic:pic xmlns:pic="http://schemas.openxmlformats.org/drawingml/2006/picture">
+                      <pic:nvPicPr>
+                        <pic:cNvPr id="362768473" name=""/>
+                        <pic:cNvPicPr>
+                          <a:picLocks noChangeAspect="1"/>
+                        </pic:cNvPicPr>
+                        <pic:nvPr/>
+                      </pic:nvPicPr>
+                      <pic:blipFill rotWithShape="1">
+                        <a:blip r:embed="rId27"/>
+                        <a:stretch/>
+                      </pic:blipFill>
+                      <pic:spPr bwMode="auto">
+                        <a:xfrm>
+                          <a:off x="0" y="0"/>
+                          <a:ext cx="6184899" cy="1813498"/>
+                        </a:xfrm>
+                        <a:prstGeom prst="rect">
+                          <a:avLst/>
+                        </a:prstGeom>
+                      </pic:spPr>
+                    </pic:pic>
+                  </a:graphicData>
+                </a:graphic>
+              </wp:inline>
+            </w:drawing>
+          </mc:Choice>
+          <mc:Fallback>
+            <w:pict>
+              <v:shapetype id="_x0000_t75" coordsize="21600,21600" o:spt="75" o:preferrelative="t" path="m@4@5l@4@11@9@11@9@5xe" filled="f" stroked="f">
+                <v:stroke joinstyle="miter"/>
+                <v:formulas>
+                  <v:f eqn="if lineDrawn pixelLineWidth 0"/>
+                  <v:f eqn="sum @0 1 0"/>
+                  <v:f eqn="sum 0 0 @1"/>
+                  <v:f eqn="prod @2 1 2"/>
+                  <v:f eqn="prod @3 21600 pixelWidth"/>
+                  <v:f eqn="prod @3 21600 pixelHeight"/>
+                  <v:f eqn="sum @0 0 1"/>
+                  <v:f eqn="prod @6 1 2"/>
+                  <v:f eqn="prod @7 21600 pixelWidth"/>
+                  <v:f eqn="sum @8 21600 0"/>
+                  <v:f eqn="prod @7 21600 pixelHeight"/>
+                  <v:f eqn="sum @10 21600 0"/>
+                </v:formulas>
+                <v:path o:extrusionok="f" gradientshapeok="t" o:connecttype="rect"/>
+                <o:lock v:ext="edit" aspectratio="t"/>
+              </v:shapetype>
+              <v:shape id="_x0000_i12" o:spid="_x0000_s12" type="#_x0000_t75" style="width:487.00pt;height:142.80pt;mso-wrap-distance-left:0.00pt;mso-wrap-distance-top:0.00pt;mso-wrap-distance-right:0.00pt;mso-wrap-distance-bottom:0.00pt;z-index:1;" stroked="false">
+                <v:imagedata r:id="rId27" o:title=""/>
+                <o:lock v:ext="edit" rotation="t"/>
+              </v:shape>
+            </w:pict>
+          </mc:Fallback>
+        </mc:AlternateContent>
+      </w:r>
+      <w:r>
+        <w:rPr>
+          <w:highlight w:val="none"/>
+          <w14:ligatures w14:val="none"/>
+        </w:rPr>
+      </w:r>
+      <w:r>
+        <w:rPr>
+          <w:highlight w:val="none"/>
+          <w14:ligatures w14:val="none"/>
+        </w:rPr>
+      </w:r>
+    </w:p>
+    <w:p>
+      <w:pPr>
+        <w:pBdr/>
+        <w:shd w:val="nil" w:color="auto"/>
+        <w:spacing/>
+        <w:ind/>
+        <w:rPr>
+          <w:highlight w:val="none"/>
+          <w14:ligatures w14:val="none"/>
+        </w:rPr>
+      </w:pPr>
+      <w:r>
+        <w:rPr>
+          <w:highlight w:val="none"/>
+        </w:rPr>
+        <w:t xml:space="preserve">Entramos con admin admin e instalamos el modulo Sales</w:t>
+      </w:r>
+      <w:r>
+        <w:rPr>
+          <w:highlight w:val="none"/>
+          <w14:ligatures w14:val="none"/>
+        </w:rPr>
+      </w:r>
+      <w:r>
+        <w:rPr>
+          <w:highlight w:val="none"/>
+          <w14:ligatures w14:val="none"/>
+        </w:rPr>
+      </w:r>
+    </w:p>
+    <w:p>
+      <w:pPr>
+        <w:pBdr/>
+        <w:shd w:val="nil" w:color="000000"/>
+        <w:spacing/>
+        <w:ind/>
+        <w:rPr>
+          <w:highlight w:val="none"/>
+          <w14:ligatures w14:val="none"/>
+        </w:rPr>
+      </w:pPr>
+      <w:r>
+        <w:rPr>
+          <w:highlight w:val="none"/>
+        </w:rPr>
+      </w:r>
+      <w:r>
+        <mc:AlternateContent>
+          <mc:Choice Requires="wpg">
+            <w:drawing>
+              <wp:inline xmlns:wp="http://schemas.openxmlformats.org/drawingml/2006/wordprocessingDrawing" distT="0" distB="0" distL="0" distR="0">
+                <wp:extent cx="5855970" cy="2312961"/>
+                <wp:effectExtent l="0" t="0" r="0" b="0"/>
+                <wp:docPr id="14" name=""/>
+                <wp:cNvGraphicFramePr>
+                  <a:graphicFrameLocks xmlns:a="http://schemas.openxmlformats.org/drawingml/2006/main" noChangeAspect="1"/>
+                </wp:cNvGraphicFramePr>
+                <a:graphic xmlns:a="http://schemas.openxmlformats.org/drawingml/2006/main">
+                  <a:graphicData uri="http://schemas.openxmlformats.org/drawingml/2006/picture">
+                    <pic:pic xmlns:pic="http://schemas.openxmlformats.org/drawingml/2006/picture">
+                      <pic:nvPicPr>
+                        <pic:cNvPr id="805753743" name=""/>
+                        <pic:cNvPicPr>
+                          <a:picLocks noChangeAspect="1"/>
+                        </pic:cNvPicPr>
+                        <pic:nvPr/>
+                      </pic:nvPicPr>
+                      <pic:blipFill rotWithShape="1">
+                        <a:blip r:embed="rId28"/>
+                        <a:stretch/>
+                      </pic:blipFill>
+                      <pic:spPr bwMode="auto">
+                        <a:xfrm flipH="0" flipV="0">
+                          <a:off x="0" y="0"/>
+                          <a:ext cx="5855969" cy="2312960"/>
+                        </a:xfrm>
+                        <a:prstGeom prst="rect">
+                          <a:avLst/>
+                        </a:prstGeom>
+                      </pic:spPr>
+                    </pic:pic>
+                  </a:graphicData>
+                </a:graphic>
+              </wp:inline>
+            </w:drawing>
+          </mc:Choice>
+          <mc:Fallback>
+            <w:pict>
+              <v:shapetype id="_x0000_t75" coordsize="21600,21600" o:spt="75" o:preferrelative="t" path="m@4@5l@4@11@9@11@9@5xe" filled="f" stroked="f">
+                <v:stroke joinstyle="miter"/>
+                <v:formulas>
+                  <v:f eqn="if lineDrawn pixelLineWidth 0"/>
+                  <v:f eqn="sum @0 1 0"/>
+                  <v:f eqn="sum 0 0 @1"/>
+                  <v:f eqn="prod @2 1 2"/>
+                  <v:f eqn="prod @3 21600 pixelWidth"/>
+                  <v:f eqn="prod @3 21600 pixelHeight"/>
+                  <v:f eqn="sum @0 0 1"/>
+                  <v:f eqn="prod @6 1 2"/>
+                  <v:f eqn="prod @7 21600 pixelWidth"/>
+                  <v:f eqn="sum @8 21600 0"/>
+                  <v:f eqn="prod @7 21600 pixelHeight"/>
+                  <v:f eqn="sum @10 21600 0"/>
+                </v:formulas>
+                <v:path o:extrusionok="f" gradientshapeok="t" o:connecttype="rect"/>
+                <o:lock v:ext="edit" aspectratio="t"/>
+              </v:shapetype>
+              <v:shape id="_x0000_i13" o:spid="_x0000_s13" type="#_x0000_t75" style="width:461.10pt;height:182.12pt;mso-wrap-distance-left:0.00pt;mso-wrap-distance-top:0.00pt;mso-wrap-distance-right:0.00pt;mso-wrap-distance-bottom:0.00pt;z-index:1;" stroked="false">
+                <v:imagedata r:id="rId28" o:title=""/>
+                <o:lock v:ext="edit" rotation="t"/>
+              </v:shape>
+            </w:pict>
+          </mc:Fallback>
+        </mc:AlternateContent>
+      </w:r>
+      <w:r>
+        <w:rPr>
+          <w:highlight w:val="none"/>
+          <w14:ligatures w14:val="none"/>
+        </w:rPr>
+      </w:r>
+      <w:r>
+        <w:rPr>
+          <w:highlight w:val="none"/>
+          <w14:ligatures w14:val="none"/>
+        </w:rPr>
+      </w:r>
+    </w:p>
+    <w:p>
+      <w:pPr>
+        <w:pBdr/>
+        <w:shd w:val="nil" w:color="000000"/>
+        <w:spacing/>
+        <w:ind/>
+        <w:rPr>
+          <w:highlight w:val="none"/>
+          <w14:ligatures w14:val="none"/>
+        </w:rPr>
+      </w:pPr>
+      <w:r>
+        <w:rPr>
+          <w:highlight w:val="none"/>
+        </w:rPr>
+      </w:r>
+      <w:r>
+        <mc:AlternateContent>
+          <mc:Choice Requires="wpg">
+            <w:drawing>
+              <wp:inline xmlns:wp="http://schemas.openxmlformats.org/drawingml/2006/wordprocessingDrawing" distT="0" distB="0" distL="0" distR="0">
+                <wp:extent cx="4190242" cy="2848629"/>
+                <wp:effectExtent l="0" t="0" r="0" b="0"/>
+                <wp:docPr id="15" name=""/>
+                <wp:cNvGraphicFramePr>
+                  <a:graphicFrameLocks xmlns:a="http://schemas.openxmlformats.org/drawingml/2006/main" noChangeAspect="1"/>
+                </wp:cNvGraphicFramePr>
+                <a:graphic xmlns:a="http://schemas.openxmlformats.org/drawingml/2006/main">
+                  <a:graphicData uri="http://schemas.openxmlformats.org/drawingml/2006/picture">
+                    <pic:pic xmlns:pic="http://schemas.openxmlformats.org/drawingml/2006/picture">
+                      <pic:nvPicPr>
+                        <pic:cNvPr id="1661460566" name=""/>
+                        <pic:cNvPicPr>
+                          <a:picLocks noChangeAspect="1"/>
+                        </pic:cNvPicPr>
+                        <pic:nvPr/>
+                      </pic:nvPicPr>
+                      <pic:blipFill rotWithShape="1">
+                        <a:blip r:embed="rId29"/>
+                        <a:stretch/>
+                      </pic:blipFill>
+                      <pic:spPr bwMode="auto">
+                        <a:xfrm flipH="0" flipV="0">
+                          <a:off x="0" y="0"/>
+                          <a:ext cx="4190241" cy="2848629"/>
+                        </a:xfrm>
+                        <a:prstGeom prst="rect">
+                          <a:avLst/>
+                        </a:prstGeom>
+                      </pic:spPr>
+                    </pic:pic>
+                  </a:graphicData>
+                </a:graphic>
+              </wp:inline>
+            </w:drawing>
+          </mc:Choice>
+          <mc:Fallback>
+            <w:pict>
+              <v:shapetype id="_x0000_t75" coordsize="21600,21600" o:spt="75" o:preferrelative="t" path="m@4@5l@4@11@9@11@9@5xe" filled="f" stroked="f">
+                <v:stroke joinstyle="miter"/>
+                <v:formulas>
+                  <v:f eqn="if lineDrawn pixelLineWidth 0"/>
+                  <v:f eqn="sum @0 1 0"/>
+                  <v:f eqn="sum 0 0 @1"/>
+                  <v:f eqn="prod @2 1 2"/>
+                  <v:f eqn="prod @3 21600 pixelWidth"/>
+                  <v:f eqn="prod @3 21600 pixelHeight"/>
+                  <v:f eqn="sum @0 0 1"/>
+                  <v:f eqn="prod @6 1 2"/>
+                  <v:f eqn="prod @7 21600 pixelWidth"/>
+                  <v:f eqn="sum @8 21600 0"/>
+                  <v:f eqn="prod @7 21600 pixelHeight"/>
+                  <v:f eqn="sum @10 21600 0"/>
+                </v:formulas>
+                <v:path o:extrusionok="f" gradientshapeok="t" o:connecttype="rect"/>
+                <o:lock v:ext="edit" aspectratio="t"/>
+              </v:shapetype>
+              <v:shape id="_x0000_i14" o:spid="_x0000_s14" type="#_x0000_t75" style="width:329.94pt;height:224.30pt;mso-wrap-distance-left:0.00pt;mso-wrap-distance-top:0.00pt;mso-wrap-distance-right:0.00pt;mso-wrap-distance-bottom:0.00pt;z-index:1;" stroked="false">
+                <v:imagedata r:id="rId29" o:title=""/>
+                <o:lock v:ext="edit" rotation="t"/>
+              </v:shape>
+            </w:pict>
+          </mc:Fallback>
+        </mc:AlternateContent>
+      </w:r>
+      <w:r>
+        <w:rPr>
+          <w:highlight w:val="none"/>
+        </w:rPr>
+        <w:br w:type="page" w:clear="all"/>
+      </w:r>
+      <w:r>
+        <w:rPr>
+          <w:highlight w:val="none"/>
+          <w14:ligatures w14:val="none"/>
+        </w:rPr>
+      </w:r>
+      <w:r>
+        <w:rPr>
+          <w:highlight w:val="none"/>
+          <w14:ligatures w14:val="none"/>
+        </w:rPr>
+      </w:r>
+    </w:p>
+    <w:p>
+      <w:pPr>
+        <w:pStyle w:val="870"/>
+        <w:pBdr/>
+        <w:spacing/>
+        <w:ind/>
+        <w:rPr>
+          <w:highlight w:val="none"/>
+          <w14:ligatures w14:val="none"/>
+        </w:rPr>
+      </w:pPr>
+      <w:r/>
+      <w:bookmarkStart w:id="3" w:name="_Toc3"/>
+      <w:r/>
+      <w:hyperlink r:id="rId30" w:tooltip="https://www.odoo.com/documentation/19.0/administration/odoo_online.html" w:history="1">
+        <w:r>
+          <w:t xml:space="preserve">Odoo en la Nube</w:t>
+        </w:r>
+      </w:hyperlink>
+      <w:r>
+        <w:t xml:space="preserve">.</w:t>
+      </w:r>
+      <w:bookmarkEnd w:id="3"/>
+      <w:r>
+        <w:rPr>
+          <w:highlight w:val="none"/>
+          <w14:ligatures w14:val="none"/>
+        </w:rPr>
+      </w:r>
+      <w:r>
+        <w:rPr>
+          <w:highlight w:val="none"/>
+          <w14:ligatures w14:val="none"/>
+        </w:rPr>
+      </w:r>
+    </w:p>
+    <w:p>
+      <w:pPr>
+        <w:pBdr/>
+        <w:shd w:val="nil" w:color="000000"/>
+        <w:spacing/>
+        <w:ind/>
+        <w:rPr>
+          <w:highlight w:val="none"/>
+          <w14:ligatures w14:val="none"/>
+        </w:rPr>
+      </w:pPr>
+      <w:r>
+        <w:rPr>
+          <w:highlight w:val="none"/>
+        </w:rPr>
+        <w:t xml:space="preserve">Entramos en </w:t>
+      </w:r>
+      <w:r>
+        <w:rPr>
+          <w:highlight w:val="none"/>
+        </w:rPr>
+      </w:r>
+      <w:hyperlink r:id="rId31" w:tooltip="https://www.odoo.com/es/web/" w:history="1">
+        <w:r>
+          <w:rPr>
+            <w:rStyle w:val="914"/>
+            <w:highlight w:val="none"/>
+          </w:rPr>
+          <w:t xml:space="preserve">https://www.odoo.com/es/web/</w:t>
+        </w:r>
+        <w:r>
+          <w:rPr>
+            <w:rStyle w:val="914"/>
+            <w:highlight w:val="none"/>
+          </w:rPr>
+        </w:r>
+      </w:hyperlink>
+      <w:r>
+        <w:rPr>
+          <w:highlight w:val="none"/>
+        </w:rPr>
+        <w:t xml:space="preserve"> y nos registramos. Creamos una base de datos</w:t>
+      </w:r>
+      <w:r>
+        <w:rPr>
+          <w14:ligatures w14:val="none"/>
+        </w:rPr>
+      </w:r>
+      <w:r>
+        <w:rPr>
+          <w:highlight w:val="none"/>
+          <w14:ligatures w14:val="none"/>
+        </w:rPr>
+      </w:r>
+    </w:p>
+    <w:p>
+      <w:pPr>
+        <w:pBdr/>
+        <w:shd w:val="nil" w:color="000000"/>
+        <w:spacing/>
+        <w:ind/>
+        <w:rPr>
+          <w14:ligatures w14:val="none"/>
+        </w:rPr>
+      </w:pPr>
+      <w:r>
+        <w:rPr>
+          <w:highlight w:val="none"/>
+        </w:rPr>
+      </w:r>
+      <w:r>
+        <mc:AlternateContent>
+          <mc:Choice Requires="wpg">
+            <w:drawing>
+              <wp:inline xmlns:wp="http://schemas.openxmlformats.org/drawingml/2006/wordprocessingDrawing" distT="0" distB="0" distL="0" distR="0">
+                <wp:extent cx="1845945" cy="4152083"/>
+                <wp:effectExtent l="0" t="0" r="0" b="0"/>
+                <wp:docPr id="16" name=""/>
+                <wp:cNvGraphicFramePr>
+                  <a:graphicFrameLocks xmlns:a="http://schemas.openxmlformats.org/drawingml/2006/main" noChangeAspect="1"/>
+                </wp:cNvGraphicFramePr>
+                <a:graphic xmlns:a="http://schemas.openxmlformats.org/drawingml/2006/main">
+                  <a:graphicData uri="http://schemas.openxmlformats.org/drawingml/2006/picture">
+                    <pic:pic xmlns:pic="http://schemas.openxmlformats.org/drawingml/2006/picture">
+                      <pic:nvPicPr>
+                        <pic:cNvPr id="434113522" name=""/>
+                        <pic:cNvPicPr>
+                          <a:picLocks noChangeAspect="1"/>
+                        </pic:cNvPicPr>
+                        <pic:nvPr/>
+                      </pic:nvPicPr>
+                      <pic:blipFill rotWithShape="1">
+                        <a:blip r:embed="rId32"/>
+                        <a:stretch/>
+                      </pic:blipFill>
+                      <pic:spPr bwMode="auto">
+                        <a:xfrm flipH="0" flipV="0">
+                          <a:off x="0" y="0"/>
+                          <a:ext cx="1845945" cy="4152083"/>
+                        </a:xfrm>
+                        <a:prstGeom prst="rect">
+                          <a:avLst/>
+                        </a:prstGeom>
+                      </pic:spPr>
+                    </pic:pic>
+                  </a:graphicData>
+                </a:graphic>
+              </wp:inline>
+            </w:drawing>
+          </mc:Choice>
+          <mc:Fallback>
+            <w:pict>
+              <v:shapetype id="_x0000_t75" coordsize="21600,21600" o:spt="75" o:preferrelative="t" path="m@4@5l@4@11@9@11@9@5xe" filled="f" stroked="f">
+                <v:stroke joinstyle="miter"/>
+                <v:formulas>
+                  <v:f eqn="if lineDrawn pixelLineWidth 0"/>
+                  <v:f eqn="sum @0 1 0"/>
+                  <v:f eqn="sum 0 0 @1"/>
+                  <v:f eqn="prod @2 1 2"/>
+                  <v:f eqn="prod @3 21600 pixelWidth"/>
+                  <v:f eqn="prod @3 21600 pixelHeight"/>
+                  <v:f eqn="sum @0 0 1"/>
+                  <v:f eqn="prod @6 1 2"/>
+                  <v:f eqn="prod @7 21600 pixelWidth"/>
+                  <v:f eqn="sum @8 21600 0"/>
+                  <v:f eqn="prod @7 21600 pixelHeight"/>
+                  <v:f eqn="sum @10 21600 0"/>
+                </v:formulas>
+                <v:path o:extrusionok="f" gradientshapeok="t" o:connecttype="rect"/>
+                <o:lock v:ext="edit" aspectratio="t"/>
+              </v:shapetype>
+              <v:shape id="_x0000_i15" o:spid="_x0000_s15" type="#_x0000_t75" style="width:145.35pt;height:326.94pt;mso-wrap-distance-left:0.00pt;mso-wrap-distance-top:0.00pt;mso-wrap-distance-right:0.00pt;mso-wrap-distance-bottom:0.00pt;z-index:1;" stroked="false">
+                <v:imagedata r:id="rId32" o:title=""/>
+                <o:lock v:ext="edit" rotation="t"/>
+              </v:shape>
+            </w:pict>
+          </mc:Fallback>
+        </mc:AlternateContent>
+      </w:r>
+      <w:r>
+        <mc:AlternateContent>
+          <mc:Choice Requires="wpg">
+            <w:drawing>
+              <wp:inline xmlns:wp="http://schemas.openxmlformats.org/drawingml/2006/wordprocessingDrawing" distT="0" distB="0" distL="0" distR="0">
+                <wp:extent cx="3820381" cy="3637733"/>
+                <wp:effectExtent l="0" t="0" r="0" b="0"/>
+                <wp:docPr id="17" name=""/>
+                <wp:cNvGraphicFramePr>
+                  <a:graphicFrameLocks xmlns:a="http://schemas.openxmlformats.org/drawingml/2006/main" noChangeAspect="1"/>
+                </wp:cNvGraphicFramePr>
+                <a:graphic xmlns:a="http://schemas.openxmlformats.org/drawingml/2006/main">
+                  <a:graphicData uri="http://schemas.openxmlformats.org/drawingml/2006/picture">
+                    <pic:pic xmlns:pic="http://schemas.openxmlformats.org/drawingml/2006/picture">
+                      <pic:nvPicPr>
+                        <pic:cNvPr id="1664062363" name=""/>
+                        <pic:cNvPicPr>
+                          <a:picLocks noChangeAspect="1"/>
+                        </pic:cNvPicPr>
+                        <pic:nvPr/>
+                      </pic:nvPicPr>
+                      <pic:blipFill rotWithShape="1">
+                        <a:blip r:embed="rId33"/>
+                        <a:stretch/>
+                      </pic:blipFill>
+                      <pic:spPr bwMode="auto">
+                        <a:xfrm flipH="0" flipV="0">
+                          <a:off x="0" y="0"/>
+                          <a:ext cx="3820381" cy="3637733"/>
+                        </a:xfrm>
+                        <a:prstGeom prst="rect">
+                          <a:avLst/>
+                        </a:prstGeom>
+                      </pic:spPr>
+                    </pic:pic>
+                  </a:graphicData>
+                </a:graphic>
+              </wp:inline>
+            </w:drawing>
+          </mc:Choice>
+          <mc:Fallback>
+            <w:pict>
+              <v:shapetype id="_x0000_t75" coordsize="21600,21600" o:spt="75" o:preferrelative="t" path="m@4@5l@4@11@9@11@9@5xe" filled="f" stroked="f">
+                <v:stroke joinstyle="miter"/>
+                <v:formulas>
+                  <v:f eqn="if lineDrawn pixelLineWidth 0"/>
+                  <v:f eqn="sum @0 1 0"/>
+                  <v:f eqn="sum 0 0 @1"/>
+                  <v:f eqn="prod @2 1 2"/>
+                  <v:f eqn="prod @3 21600 pixelWidth"/>
+                  <v:f eqn="prod @3 21600 pixelHeight"/>
+                  <v:f eqn="sum @0 0 1"/>
+                  <v:f eqn="prod @6 1 2"/>
+                  <v:f eqn="prod @7 21600 pixelWidth"/>
+                  <v:f eqn="sum @8 21600 0"/>
+                  <v:f eqn="prod @7 21600 pixelHeight"/>
+                  <v:f eqn="sum @10 21600 0"/>
+                </v:formulas>
+                <v:path o:extrusionok="f" gradientshapeok="t" o:connecttype="rect"/>
+                <o:lock v:ext="edit" aspectratio="t"/>
+              </v:shapetype>
+              <v:shape id="_x0000_i16" o:spid="_x0000_s16" type="#_x0000_t75" style="width:300.82pt;height:286.44pt;mso-wrap-distance-left:0.00pt;mso-wrap-distance-top:0.00pt;mso-wrap-distance-right:0.00pt;mso-wrap-distance-bottom:0.00pt;z-index:1;" stroked="false">
+                <v:imagedata r:id="rId33" o:title=""/>
+                <o:lock v:ext="edit" rotation="t"/>
+              </v:shape>
+            </w:pict>
+          </mc:Fallback>
+        </mc:AlternateContent>
+      </w:r>
+      <w:r>
+        <w:rPr>
+          <w:highlight w:val="none"/>
+        </w:rPr>
+      </w:r>
+      <w:r>
+        <w:rPr>
+          <w14:ligatures w14:val="none"/>
+        </w:rPr>
+      </w:r>
+    </w:p>
+    <w:p>
+      <w:pPr>
+        <w:pBdr/>
+        <w:shd w:val="nil" w:color="auto"/>
+        <w:spacing/>
+        <w:ind/>
+        <w:rPr>
+          <w:highlight w:val="none"/>
           <w14:ligatures w14:val="none"/>
         </w:rPr>
       </w:pPr>
@@ -1079,13 +3158,14 @@
       <w:r>
         <w:rPr>
           <w:highlight w:val="none"/>
+          <w14:ligatures w14:val="none"/>
         </w:rPr>
       </w:r>
     </w:p>
     <w:p>
       <w:pPr>
-        <w:pStyle w:val="851"/>
-        <w:pBdr/>
+        <w:pBdr/>
+        <w:shd w:val="nil" w:color="auto"/>
         <w:spacing/>
         <w:ind/>
         <w:rPr>
@@ -1093,37 +3173,406 @@
           <w14:ligatures w14:val="none"/>
         </w:rPr>
       </w:pPr>
-      <w:r/>
-      <w:bookmarkStart w:id="3" w:name="_Toc3"/>
-      <w:r/>
-      <w:hyperlink r:id="rId15" w:tooltip="https://www.odoo.com/documentation/19.0/administration/odoo_online.html" w:history="1">
-        <w:r>
-          <w:t xml:space="preserve">Odoo en la Nube</w:t>
-        </w:r>
-      </w:hyperlink>
       <w:r>
-        <w:t xml:space="preserve">.</w:t>
+        <w:rPr>
+          <w:highlight w:val="none"/>
+        </w:rPr>
+        <w:t xml:space="preserve">Elegimos m</w:t>
       </w:r>
-      <w:r/>
-      <w:bookmarkEnd w:id="3"/>
-      <w:r/>
-      <w:r/>
+      <w:r>
+        <w:rPr>
+          <w:highlight w:val="none"/>
+        </w:rPr>
+        <w:t xml:space="preserve">ódulo restaurante y rellenamos los datos</w:t>
+      </w:r>
+      <w:r>
+        <w:rPr>
+          <w:highlight w:val="none"/>
+          <w14:ligatures w14:val="none"/>
+        </w:rPr>
+      </w:r>
+      <w:r>
+        <w:rPr>
+          <w:highlight w:val="none"/>
+          <w14:ligatures w14:val="none"/>
+        </w:rPr>
+      </w:r>
     </w:p>
     <w:p>
       <w:pPr>
         <w:pBdr/>
-        <w:shd w:val="nil"/>
+        <w:shd w:val="nil" w:color="000000"/>
         <w:spacing/>
         <w:ind/>
         <w:rPr>
+          <w:highlight w:val="none"/>
           <w14:ligatures w14:val="none"/>
         </w:rPr>
       </w:pPr>
+      <w:r>
+        <w:rPr>
+          <w:highlight w:val="none"/>
+        </w:rPr>
+      </w:r>
+      <w:r>
+        <mc:AlternateContent>
+          <mc:Choice Requires="wpg">
+            <w:drawing>
+              <wp:inline xmlns:wp="http://schemas.openxmlformats.org/drawingml/2006/wordprocessingDrawing" distT="0" distB="0" distL="0" distR="0">
+                <wp:extent cx="3132707" cy="3549922"/>
+                <wp:effectExtent l="0" t="0" r="0" b="0"/>
+                <wp:docPr id="18" name=""/>
+                <wp:cNvGraphicFramePr>
+                  <a:graphicFrameLocks xmlns:a="http://schemas.openxmlformats.org/drawingml/2006/main" noChangeAspect="1"/>
+                </wp:cNvGraphicFramePr>
+                <a:graphic xmlns:a="http://schemas.openxmlformats.org/drawingml/2006/main">
+                  <a:graphicData uri="http://schemas.openxmlformats.org/drawingml/2006/picture">
+                    <pic:pic xmlns:pic="http://schemas.openxmlformats.org/drawingml/2006/picture">
+                      <pic:nvPicPr>
+                        <pic:cNvPr id="1739519062" name=""/>
+                        <pic:cNvPicPr>
+                          <a:picLocks noChangeAspect="1"/>
+                        </pic:cNvPicPr>
+                        <pic:nvPr/>
+                      </pic:nvPicPr>
+                      <pic:blipFill rotWithShape="1">
+                        <a:blip r:embed="rId34"/>
+                        <a:stretch/>
+                      </pic:blipFill>
+                      <pic:spPr bwMode="auto">
+                        <a:xfrm flipH="0" flipV="0">
+                          <a:off x="0" y="0"/>
+                          <a:ext cx="3132707" cy="3549922"/>
+                        </a:xfrm>
+                        <a:prstGeom prst="rect">
+                          <a:avLst/>
+                        </a:prstGeom>
+                      </pic:spPr>
+                    </pic:pic>
+                  </a:graphicData>
+                </a:graphic>
+              </wp:inline>
+            </w:drawing>
+          </mc:Choice>
+          <mc:Fallback>
+            <w:pict>
+              <v:shapetype id="_x0000_t75" coordsize="21600,21600" o:spt="75" o:preferrelative="t" path="m@4@5l@4@11@9@11@9@5xe" filled="f" stroked="f">
+                <v:stroke joinstyle="miter"/>
+                <v:formulas>
+                  <v:f eqn="if lineDrawn pixelLineWidth 0"/>
+                  <v:f eqn="sum @0 1 0"/>
+                  <v:f eqn="sum 0 0 @1"/>
+                  <v:f eqn="prod @2 1 2"/>
+                  <v:f eqn="prod @3 21600 pixelWidth"/>
+                  <v:f eqn="prod @3 21600 pixelHeight"/>
+                  <v:f eqn="sum @0 0 1"/>
+                  <v:f eqn="prod @6 1 2"/>
+                  <v:f eqn="prod @7 21600 pixelWidth"/>
+                  <v:f eqn="sum @8 21600 0"/>
+                  <v:f eqn="prod @7 21600 pixelHeight"/>
+                  <v:f eqn="sum @10 21600 0"/>
+                </v:formulas>
+                <v:path o:extrusionok="f" gradientshapeok="t" o:connecttype="rect"/>
+                <o:lock v:ext="edit" aspectratio="t"/>
+              </v:shapetype>
+              <v:shape id="_x0000_i17" o:spid="_x0000_s17" type="#_x0000_t75" style="width:246.67pt;height:279.52pt;mso-wrap-distance-left:0.00pt;mso-wrap-distance-top:0.00pt;mso-wrap-distance-right:0.00pt;mso-wrap-distance-bottom:0.00pt;z-index:1;" stroked="false">
+                <v:imagedata r:id="rId34" o:title=""/>
+                <o:lock v:ext="edit" rotation="t"/>
+              </v:shape>
+            </w:pict>
+          </mc:Fallback>
+        </mc:AlternateContent>
+      </w:r>
+      <w:r>
+        <mc:AlternateContent>
+          <mc:Choice Requires="wpg">
+            <w:drawing>
+              <wp:inline xmlns:wp="http://schemas.openxmlformats.org/drawingml/2006/wordprocessingDrawing" distT="0" distB="0" distL="0" distR="0">
+                <wp:extent cx="2807970" cy="2933700"/>
+                <wp:effectExtent l="0" t="0" r="0" b="0"/>
+                <wp:docPr id="19" name=""/>
+                <wp:cNvGraphicFramePr>
+                  <a:graphicFrameLocks xmlns:a="http://schemas.openxmlformats.org/drawingml/2006/main" noChangeAspect="1"/>
+                </wp:cNvGraphicFramePr>
+                <a:graphic xmlns:a="http://schemas.openxmlformats.org/drawingml/2006/main">
+                  <a:graphicData uri="http://schemas.openxmlformats.org/drawingml/2006/picture">
+                    <pic:pic xmlns:pic="http://schemas.openxmlformats.org/drawingml/2006/picture">
+                      <pic:nvPicPr>
+                        <pic:cNvPr id="759841358" name=""/>
+                        <pic:cNvPicPr>
+                          <a:picLocks noChangeAspect="1"/>
+                        </pic:cNvPicPr>
+                        <pic:nvPr/>
+                      </pic:nvPicPr>
+                      <pic:blipFill rotWithShape="1">
+                        <a:blip r:embed="rId35"/>
+                        <a:stretch/>
+                      </pic:blipFill>
+                      <pic:spPr bwMode="auto">
+                        <a:xfrm flipH="0" flipV="1">
+                          <a:off x="0" y="0"/>
+                          <a:ext cx="2807969" cy="2933699"/>
+                        </a:xfrm>
+                        <a:prstGeom prst="rect">
+                          <a:avLst/>
+                        </a:prstGeom>
+                      </pic:spPr>
+                    </pic:pic>
+                  </a:graphicData>
+                </a:graphic>
+              </wp:inline>
+            </w:drawing>
+          </mc:Choice>
+          <mc:Fallback>
+            <w:pict>
+              <v:shapetype id="_x0000_t75" coordsize="21600,21600" o:spt="75" o:preferrelative="t" path="m@4@5l@4@11@9@11@9@5xe" filled="f" stroked="f">
+                <v:stroke joinstyle="miter"/>
+                <v:formulas>
+                  <v:f eqn="if lineDrawn pixelLineWidth 0"/>
+                  <v:f eqn="sum @0 1 0"/>
+                  <v:f eqn="sum 0 0 @1"/>
+                  <v:f eqn="prod @2 1 2"/>
+                  <v:f eqn="prod @3 21600 pixelWidth"/>
+                  <v:f eqn="prod @3 21600 pixelHeight"/>
+                  <v:f eqn="sum @0 0 1"/>
+                  <v:f eqn="prod @6 1 2"/>
+                  <v:f eqn="prod @7 21600 pixelWidth"/>
+                  <v:f eqn="sum @8 21600 0"/>
+                  <v:f eqn="prod @7 21600 pixelHeight"/>
+                  <v:f eqn="sum @10 21600 0"/>
+                </v:formulas>
+                <v:path o:extrusionok="f" gradientshapeok="t" o:connecttype="rect"/>
+                <o:lock v:ext="edit" aspectratio="t"/>
+              </v:shapetype>
+              <v:shape id="_x0000_i18" o:spid="_x0000_s18" type="#_x0000_t75" style="width:221.10pt;height:231.00pt;mso-wrap-distance-left:0.00pt;mso-wrap-distance-top:0.00pt;mso-wrap-distance-right:0.00pt;mso-wrap-distance-bottom:0.00pt;flip:y;z-index:1;" stroked="false">
+                <v:imagedata r:id="rId35" o:title=""/>
+                <o:lock v:ext="edit" rotation="t"/>
+              </v:shape>
+            </w:pict>
+          </mc:Fallback>
+        </mc:AlternateContent>
+      </w:r>
+      <w:r>
+        <w:rPr>
+          <w:highlight w:val="none"/>
+          <w14:ligatures w14:val="none"/>
+        </w:rPr>
+      </w:r>
+      <w:r>
+        <w:rPr>
+          <w:highlight w:val="none"/>
+          <w14:ligatures w14:val="none"/>
+        </w:rPr>
+      </w:r>
+    </w:p>
+    <w:p>
+      <w:pPr>
+        <w:pBdr/>
+        <w:shd w:val="nil" w:color="000000"/>
+        <w:spacing/>
+        <w:ind/>
+        <w:rPr>
+          <w:highlight w:val="none"/>
+          <w14:ligatures w14:val="none"/>
+        </w:rPr>
+      </w:pPr>
+      <w:r>
+        <w:rPr>
+          <w:highlight w:val="none"/>
+        </w:rPr>
+      </w:r>
+      <w:r>
+        <mc:AlternateContent>
+          <mc:Choice Requires="wpg">
+            <w:drawing>
+              <wp:inline xmlns:wp="http://schemas.openxmlformats.org/drawingml/2006/wordprocessingDrawing" distT="0" distB="0" distL="0" distR="0">
+                <wp:extent cx="4133850" cy="1762125"/>
+                <wp:effectExtent l="0" t="0" r="0" b="0"/>
+                <wp:docPr id="20" name=""/>
+                <wp:cNvGraphicFramePr>
+                  <a:graphicFrameLocks xmlns:a="http://schemas.openxmlformats.org/drawingml/2006/main" noChangeAspect="1"/>
+                </wp:cNvGraphicFramePr>
+                <a:graphic xmlns:a="http://schemas.openxmlformats.org/drawingml/2006/main">
+                  <a:graphicData uri="http://schemas.openxmlformats.org/drawingml/2006/picture">
+                    <pic:pic xmlns:pic="http://schemas.openxmlformats.org/drawingml/2006/picture">
+                      <pic:nvPicPr>
+                        <pic:cNvPr id="900869089" name=""/>
+                        <pic:cNvPicPr>
+                          <a:picLocks noChangeAspect="1"/>
+                        </pic:cNvPicPr>
+                        <pic:nvPr/>
+                      </pic:nvPicPr>
+                      <pic:blipFill rotWithShape="1">
+                        <a:blip r:embed="rId36"/>
+                        <a:stretch/>
+                      </pic:blipFill>
+                      <pic:spPr bwMode="auto">
+                        <a:xfrm>
+                          <a:off x="0" y="0"/>
+                          <a:ext cx="4133849" cy="1762124"/>
+                        </a:xfrm>
+                        <a:prstGeom prst="rect">
+                          <a:avLst/>
+                        </a:prstGeom>
+                      </pic:spPr>
+                    </pic:pic>
+                  </a:graphicData>
+                </a:graphic>
+              </wp:inline>
+            </w:drawing>
+          </mc:Choice>
+          <mc:Fallback>
+            <w:pict>
+              <v:shapetype id="_x0000_t75" coordsize="21600,21600" o:spt="75" o:preferrelative="t" path="m@4@5l@4@11@9@11@9@5xe" filled="f" stroked="f">
+                <v:stroke joinstyle="miter"/>
+                <v:formulas>
+                  <v:f eqn="if lineDrawn pixelLineWidth 0"/>
+                  <v:f eqn="sum @0 1 0"/>
+                  <v:f eqn="sum 0 0 @1"/>
+                  <v:f eqn="prod @2 1 2"/>
+                  <v:f eqn="prod @3 21600 pixelWidth"/>
+                  <v:f eqn="prod @3 21600 pixelHeight"/>
+                  <v:f eqn="sum @0 0 1"/>
+                  <v:f eqn="prod @6 1 2"/>
+                  <v:f eqn="prod @7 21600 pixelWidth"/>
+                  <v:f eqn="sum @8 21600 0"/>
+                  <v:f eqn="prod @7 21600 pixelHeight"/>
+                  <v:f eqn="sum @10 21600 0"/>
+                </v:formulas>
+                <v:path o:extrusionok="f" gradientshapeok="t" o:connecttype="rect"/>
+                <o:lock v:ext="edit" aspectratio="t"/>
+              </v:shapetype>
+              <v:shape id="_x0000_i19" o:spid="_x0000_s19" type="#_x0000_t75" style="width:325.50pt;height:138.75pt;mso-wrap-distance-left:0.00pt;mso-wrap-distance-top:0.00pt;mso-wrap-distance-right:0.00pt;mso-wrap-distance-bottom:0.00pt;z-index:1;" stroked="false">
+                <v:imagedata r:id="rId36" o:title=""/>
+                <o:lock v:ext="edit" rotation="t"/>
+              </v:shape>
+            </w:pict>
+          </mc:Fallback>
+        </mc:AlternateContent>
+      </w:r>
       <w:r>
         <w:rPr>
           <w:highlight w:val="none"/>
         </w:rPr>
         <w:br w:type="page" w:clear="all"/>
+      </w:r>
+      <w:r>
+        <w:rPr>
+          <w:highlight w:val="none"/>
+          <w14:ligatures w14:val="none"/>
+        </w:rPr>
+      </w:r>
+    </w:p>
+    <w:p>
+      <w:pPr>
+        <w:pStyle w:val="870"/>
+        <w:pBdr/>
+        <w:spacing/>
+        <w:ind/>
+        <w:rPr>
+          <w:highlight w:val="none"/>
+          <w14:ligatures w14:val="none"/>
+        </w:rPr>
+      </w:pPr>
+      <w:r/>
+      <w:bookmarkStart w:id="4" w:name="_Toc4"/>
+      <w:r>
+        <w:t xml:space="preserve">Odoo en Docker.</w:t>
+      </w:r>
+      <w:bookmarkEnd w:id="4"/>
+      <w:r>
+        <w:rPr>
+          <w:highlight w:val="none"/>
+          <w14:ligatures w14:val="none"/>
+        </w:rPr>
+      </w:r>
+      <w:r>
+        <w:rPr>
+          <w:highlight w:val="none"/>
+          <w14:ligatures w14:val="none"/>
+        </w:rPr>
+      </w:r>
+    </w:p>
+    <w:p>
+      <w:pPr>
+        <w:pBdr/>
+        <w:spacing/>
+        <w:ind/>
+        <w:rPr>
+          <w:highlight w:val="none"/>
+        </w:rPr>
+      </w:pPr>
+      <w:r>
+        <w:t xml:space="preserve">Instalamos docker y docker compose</w:t>
+      </w:r>
+      <w:r>
+        <mc:AlternateContent>
+          <mc:Choice Requires="wpg">
+            <w:drawing>
+              <wp:inline xmlns:wp="http://schemas.openxmlformats.org/drawingml/2006/wordprocessingDrawing" distT="0" distB="0" distL="0" distR="0">
+                <wp:extent cx="6184900" cy="3486895"/>
+                <wp:effectExtent l="0" t="0" r="0" b="0"/>
+                <wp:docPr id="21" name=""/>
+                <wp:cNvGraphicFramePr>
+                  <a:graphicFrameLocks xmlns:a="http://schemas.openxmlformats.org/drawingml/2006/main" noChangeAspect="1"/>
+                </wp:cNvGraphicFramePr>
+                <a:graphic xmlns:a="http://schemas.openxmlformats.org/drawingml/2006/main">
+                  <a:graphicData uri="http://schemas.openxmlformats.org/drawingml/2006/picture">
+                    <pic:pic xmlns:pic="http://schemas.openxmlformats.org/drawingml/2006/picture">
+                      <pic:nvPicPr>
+                        <pic:cNvPr id="600586186" name=""/>
+                        <pic:cNvPicPr>
+                          <a:picLocks noChangeAspect="1"/>
+                        </pic:cNvPicPr>
+                        <pic:nvPr/>
+                      </pic:nvPicPr>
+                      <pic:blipFill rotWithShape="1">
+                        <a:blip r:embed="rId37"/>
+                        <a:stretch/>
+                      </pic:blipFill>
+                      <pic:spPr bwMode="auto">
+                        <a:xfrm>
+                          <a:off x="0" y="0"/>
+                          <a:ext cx="6184899" cy="3486893"/>
+                        </a:xfrm>
+                        <a:prstGeom prst="rect">
+                          <a:avLst/>
+                        </a:prstGeom>
+                      </pic:spPr>
+                    </pic:pic>
+                  </a:graphicData>
+                </a:graphic>
+              </wp:inline>
+            </w:drawing>
+          </mc:Choice>
+          <mc:Fallback>
+            <w:pict>
+              <v:shapetype id="_x0000_t75" coordsize="21600,21600" o:spt="75" o:preferrelative="t" path="m@4@5l@4@11@9@11@9@5xe" filled="f" stroked="f">
+                <v:stroke joinstyle="miter"/>
+                <v:formulas>
+                  <v:f eqn="if lineDrawn pixelLineWidth 0"/>
+                  <v:f eqn="sum @0 1 0"/>
+                  <v:f eqn="sum 0 0 @1"/>
+                  <v:f eqn="prod @2 1 2"/>
+                  <v:f eqn="prod @3 21600 pixelWidth"/>
+                  <v:f eqn="prod @3 21600 pixelHeight"/>
+                  <v:f eqn="sum @0 0 1"/>
+                  <v:f eqn="prod @6 1 2"/>
+                  <v:f eqn="prod @7 21600 pixelWidth"/>
+                  <v:f eqn="sum @8 21600 0"/>
+                  <v:f eqn="prod @7 21600 pixelHeight"/>
+                  <v:f eqn="sum @10 21600 0"/>
+                </v:formulas>
+                <v:path o:extrusionok="f" gradientshapeok="t" o:connecttype="rect"/>
+                <o:lock v:ext="edit" aspectratio="t"/>
+              </v:shapetype>
+              <v:shape id="_x0000_i20" o:spid="_x0000_s20" type="#_x0000_t75" style="width:487.00pt;height:274.56pt;mso-wrap-distance-left:0.00pt;mso-wrap-distance-top:0.00pt;mso-wrap-distance-right:0.00pt;mso-wrap-distance-bottom:0.00pt;z-index:1;" stroked="false">
+                <v:imagedata r:id="rId37" o:title=""/>
+                <o:lock v:ext="edit" rotation="t"/>
+              </v:shape>
+            </w:pict>
+          </mc:Fallback>
+        </mc:AlternateContent>
       </w:r>
       <w:r>
         <w:rPr>
@@ -1138,35 +3587,818 @@
     </w:p>
     <w:p>
       <w:pPr>
-        <w:pStyle w:val="851"/>
         <w:pBdr/>
         <w:spacing/>
         <w:ind/>
         <w:rPr>
           <w:highlight w:val="none"/>
-          <w14:ligatures w14:val="none"/>
         </w:rPr>
       </w:pPr>
-      <w:r/>
-      <w:bookmarkStart w:id="4" w:name="_Toc4"/>
       <w:r>
-        <w:t xml:space="preserve">Odoo en Docker.</w:t>
+        <w:rPr>
+          <w:highlight w:val="none"/>
+        </w:rPr>
+        <w:t xml:space="preserve">Creamos un directorio y creamos un archivo de docker compose</w:t>
       </w:r>
-      <w:r/>
-      <w:bookmarkEnd w:id="4"/>
-      <w:r/>
-      <w:r/>
+      <w:r>
+        <w:rPr>
+          <w:highlight w:val="none"/>
+        </w:rPr>
+      </w:r>
+      <w:r>
+        <w:rPr>
+          <w:highlight w:val="none"/>
+        </w:rPr>
+      </w:r>
     </w:p>
     <w:p>
       <w:pPr>
         <w:pBdr/>
         <w:spacing/>
         <w:ind/>
-        <w:rPr/>
-      </w:pPr>
-      <w:r/>
-      <w:r/>
-      <w:r/>
+        <w:rPr>
+          <w:highlight w:val="none"/>
+        </w:rPr>
+      </w:pPr>
+      <w:r>
+        <w:rPr>
+          <w:highlight w:val="none"/>
+        </w:rPr>
+      </w:r>
+      <w:r>
+        <mc:AlternateContent>
+          <mc:Choice Requires="wpg">
+            <w:drawing>
+              <wp:inline xmlns:wp="http://schemas.openxmlformats.org/drawingml/2006/wordprocessingDrawing" distT="0" distB="0" distL="0" distR="0">
+                <wp:extent cx="4324350" cy="504825"/>
+                <wp:effectExtent l="0" t="0" r="0" b="0"/>
+                <wp:docPr id="22" name=""/>
+                <wp:cNvGraphicFramePr>
+                  <a:graphicFrameLocks xmlns:a="http://schemas.openxmlformats.org/drawingml/2006/main" noChangeAspect="1"/>
+                </wp:cNvGraphicFramePr>
+                <a:graphic xmlns:a="http://schemas.openxmlformats.org/drawingml/2006/main">
+                  <a:graphicData uri="http://schemas.openxmlformats.org/drawingml/2006/picture">
+                    <pic:pic xmlns:pic="http://schemas.openxmlformats.org/drawingml/2006/picture">
+                      <pic:nvPicPr>
+                        <pic:cNvPr id="1042452173" name=""/>
+                        <pic:cNvPicPr>
+                          <a:picLocks noChangeAspect="1"/>
+                        </pic:cNvPicPr>
+                        <pic:nvPr/>
+                      </pic:nvPicPr>
+                      <pic:blipFill rotWithShape="1">
+                        <a:blip r:embed="rId38"/>
+                        <a:stretch/>
+                      </pic:blipFill>
+                      <pic:spPr bwMode="auto">
+                        <a:xfrm>
+                          <a:off x="0" y="0"/>
+                          <a:ext cx="4324349" cy="504824"/>
+                        </a:xfrm>
+                        <a:prstGeom prst="rect">
+                          <a:avLst/>
+                        </a:prstGeom>
+                      </pic:spPr>
+                    </pic:pic>
+                  </a:graphicData>
+                </a:graphic>
+              </wp:inline>
+            </w:drawing>
+          </mc:Choice>
+          <mc:Fallback>
+            <w:pict>
+              <v:shapetype id="_x0000_t75" coordsize="21600,21600" o:spt="75" o:preferrelative="t" path="m@4@5l@4@11@9@11@9@5xe" filled="f" stroked="f">
+                <v:stroke joinstyle="miter"/>
+                <v:formulas>
+                  <v:f eqn="if lineDrawn pixelLineWidth 0"/>
+                  <v:f eqn="sum @0 1 0"/>
+                  <v:f eqn="sum 0 0 @1"/>
+                  <v:f eqn="prod @2 1 2"/>
+                  <v:f eqn="prod @3 21600 pixelWidth"/>
+                  <v:f eqn="prod @3 21600 pixelHeight"/>
+                  <v:f eqn="sum @0 0 1"/>
+                  <v:f eqn="prod @6 1 2"/>
+                  <v:f eqn="prod @7 21600 pixelWidth"/>
+                  <v:f eqn="sum @8 21600 0"/>
+                  <v:f eqn="prod @7 21600 pixelHeight"/>
+                  <v:f eqn="sum @10 21600 0"/>
+                </v:formulas>
+                <v:path o:extrusionok="f" gradientshapeok="t" o:connecttype="rect"/>
+                <o:lock v:ext="edit" aspectratio="t"/>
+              </v:shapetype>
+              <v:shape id="_x0000_i21" o:spid="_x0000_s21" type="#_x0000_t75" style="width:340.50pt;height:39.75pt;mso-wrap-distance-left:0.00pt;mso-wrap-distance-top:0.00pt;mso-wrap-distance-right:0.00pt;mso-wrap-distance-bottom:0.00pt;z-index:1;" stroked="false">
+                <v:imagedata r:id="rId38" o:title=""/>
+                <o:lock v:ext="edit" rotation="t"/>
+              </v:shape>
+            </w:pict>
+          </mc:Fallback>
+        </mc:AlternateContent>
+      </w:r>
+      <w:r>
+        <w:rPr>
+          <w:highlight w:val="none"/>
+        </w:rPr>
+      </w:r>
+      <w:r>
+        <w:rPr>
+          <w:highlight w:val="none"/>
+        </w:rPr>
+      </w:r>
+    </w:p>
+    <w:p>
+      <w:pPr>
+        <w:pBdr/>
+        <w:spacing/>
+        <w:ind/>
+        <w:rPr>
+          <w:highlight w:val="none"/>
+        </w:rPr>
+      </w:pPr>
+      <w:r>
+        <w:rPr>
+          <w:highlight w:val="none"/>
+        </w:rPr>
+      </w:r>
+      <w:r>
+        <w:rPr>
+          <w:highlight w:val="none"/>
+        </w:rPr>
+        <w:t xml:space="preserve">Usamos el ejemplo oficial de docker hub </w:t>
+      </w:r>
+      <w:r>
+        <w:rPr>
+          <w:highlight w:val="none"/>
+        </w:rPr>
+      </w:r>
+      <w:hyperlink r:id="rId39" w:tooltip="https://hub.docker.com/_/odoo" w:history="1">
+        <w:r>
+          <w:rPr>
+            <w:rStyle w:val="914"/>
+            <w:highlight w:val="none"/>
+          </w:rPr>
+          <w:t xml:space="preserve">https://hub.docker.com/_/odoo</w:t>
+        </w:r>
+        <w:r>
+          <w:rPr>
+            <w:rStyle w:val="914"/>
+            <w:highlight w:val="none"/>
+          </w:rPr>
+        </w:r>
+        <w:r>
+          <w:rPr>
+            <w:rStyle w:val="914"/>
+            <w:highlight w:val="none"/>
+          </w:rPr>
+        </w:r>
+      </w:hyperlink>
+      <w:r>
+        <w:rPr>
+          <w:highlight w:val="none"/>
+        </w:rPr>
+        <w:t xml:space="preserve"> y creamos los archivos y carpetas correspondientes</w:t>
+      </w:r>
+      <w:r>
+        <w:rPr>
+          <w:highlight w:val="none"/>
+        </w:rPr>
+      </w:r>
+      <w:r>
+        <w:rPr>
+          <w:highlight w:val="none"/>
+        </w:rPr>
+      </w:r>
+    </w:p>
+    <w:p>
+      <w:pPr>
+        <w:pBdr/>
+        <w:spacing/>
+        <w:ind/>
+        <w:rPr>
+          <w:highlight w:val="none"/>
+        </w:rPr>
+      </w:pPr>
+      <w:r>
+        <w:rPr>
+          <w:highlight w:val="none"/>
+        </w:rPr>
+      </w:r>
+      <w:r>
+        <mc:AlternateContent>
+          <mc:Choice Requires="wpg">
+            <w:drawing>
+              <wp:inline xmlns:wp="http://schemas.openxmlformats.org/drawingml/2006/wordprocessingDrawing" distT="0" distB="0" distL="0" distR="0">
+                <wp:extent cx="3036570" cy="3117276"/>
+                <wp:effectExtent l="0" t="0" r="0" b="0"/>
+                <wp:docPr id="23" name=""/>
+                <wp:cNvGraphicFramePr>
+                  <a:graphicFrameLocks xmlns:a="http://schemas.openxmlformats.org/drawingml/2006/main" noChangeAspect="1"/>
+                </wp:cNvGraphicFramePr>
+                <a:graphic xmlns:a="http://schemas.openxmlformats.org/drawingml/2006/main">
+                  <a:graphicData uri="http://schemas.openxmlformats.org/drawingml/2006/picture">
+                    <pic:pic xmlns:pic="http://schemas.openxmlformats.org/drawingml/2006/picture">
+                      <pic:nvPicPr>
+                        <pic:cNvPr id="223816349" name=""/>
+                        <pic:cNvPicPr>
+                          <a:picLocks noChangeAspect="1"/>
+                        </pic:cNvPicPr>
+                        <pic:nvPr/>
+                      </pic:nvPicPr>
+                      <pic:blipFill rotWithShape="1">
+                        <a:blip r:embed="rId40"/>
+                        <a:stretch/>
+                      </pic:blipFill>
+                      <pic:spPr bwMode="auto">
+                        <a:xfrm flipH="0" flipV="0">
+                          <a:off x="0" y="0"/>
+                          <a:ext cx="3036569" cy="3117276"/>
+                        </a:xfrm>
+                        <a:prstGeom prst="rect">
+                          <a:avLst/>
+                        </a:prstGeom>
+                      </pic:spPr>
+                    </pic:pic>
+                  </a:graphicData>
+                </a:graphic>
+              </wp:inline>
+            </w:drawing>
+          </mc:Choice>
+          <mc:Fallback>
+            <w:pict>
+              <v:shapetype id="_x0000_t75" coordsize="21600,21600" o:spt="75" o:preferrelative="t" path="m@4@5l@4@11@9@11@9@5xe" filled="f" stroked="f">
+                <v:stroke joinstyle="miter"/>
+                <v:formulas>
+                  <v:f eqn="if lineDrawn pixelLineWidth 0"/>
+                  <v:f eqn="sum @0 1 0"/>
+                  <v:f eqn="sum 0 0 @1"/>
+                  <v:f eqn="prod @2 1 2"/>
+                  <v:f eqn="prod @3 21600 pixelWidth"/>
+                  <v:f eqn="prod @3 21600 pixelHeight"/>
+                  <v:f eqn="sum @0 0 1"/>
+                  <v:f eqn="prod @6 1 2"/>
+                  <v:f eqn="prod @7 21600 pixelWidth"/>
+                  <v:f eqn="sum @8 21600 0"/>
+                  <v:f eqn="prod @7 21600 pixelHeight"/>
+                  <v:f eqn="sum @10 21600 0"/>
+                </v:formulas>
+                <v:path o:extrusionok="f" gradientshapeok="t" o:connecttype="rect"/>
+                <o:lock v:ext="edit" aspectratio="t"/>
+              </v:shapetype>
+              <v:shape id="_x0000_i22" o:spid="_x0000_s22" type="#_x0000_t75" style="width:239.10pt;height:245.45pt;mso-wrap-distance-left:0.00pt;mso-wrap-distance-top:0.00pt;mso-wrap-distance-right:0.00pt;mso-wrap-distance-bottom:0.00pt;z-index:1;" stroked="false">
+                <v:imagedata r:id="rId40" o:title=""/>
+                <o:lock v:ext="edit" rotation="t"/>
+              </v:shape>
+            </w:pict>
+          </mc:Fallback>
+        </mc:AlternateContent>
+      </w:r>
+      <w:r>
+        <mc:AlternateContent>
+          <mc:Choice Requires="wpg">
+            <w:drawing>
+              <wp:inline xmlns:wp="http://schemas.openxmlformats.org/drawingml/2006/wordprocessingDrawing" distT="0" distB="0" distL="0" distR="0">
+                <wp:extent cx="3048000" cy="1197197"/>
+                <wp:effectExtent l="0" t="0" r="0" b="0"/>
+                <wp:docPr id="24" name=""/>
+                <wp:cNvGraphicFramePr>
+                  <a:graphicFrameLocks xmlns:a="http://schemas.openxmlformats.org/drawingml/2006/main" noChangeAspect="1"/>
+                </wp:cNvGraphicFramePr>
+                <a:graphic xmlns:a="http://schemas.openxmlformats.org/drawingml/2006/main">
+                  <a:graphicData uri="http://schemas.openxmlformats.org/drawingml/2006/picture">
+                    <pic:pic xmlns:pic="http://schemas.openxmlformats.org/drawingml/2006/picture">
+                      <pic:nvPicPr>
+                        <pic:cNvPr id="155220307" name=""/>
+                        <pic:cNvPicPr>
+                          <a:picLocks noChangeAspect="1"/>
+                        </pic:cNvPicPr>
+                        <pic:nvPr/>
+                      </pic:nvPicPr>
+                      <pic:blipFill rotWithShape="1">
+                        <a:blip r:embed="rId41"/>
+                        <a:stretch/>
+                      </pic:blipFill>
+                      <pic:spPr bwMode="auto">
+                        <a:xfrm flipH="0" flipV="0">
+                          <a:off x="0" y="0"/>
+                          <a:ext cx="3047999" cy="1197197"/>
+                        </a:xfrm>
+                        <a:prstGeom prst="rect">
+                          <a:avLst/>
+                        </a:prstGeom>
+                      </pic:spPr>
+                    </pic:pic>
+                  </a:graphicData>
+                </a:graphic>
+              </wp:inline>
+            </w:drawing>
+          </mc:Choice>
+          <mc:Fallback>
+            <w:pict>
+              <v:shapetype id="_x0000_t75" coordsize="21600,21600" o:spt="75" o:preferrelative="t" path="m@4@5l@4@11@9@11@9@5xe" filled="f" stroked="f">
+                <v:stroke joinstyle="miter"/>
+                <v:formulas>
+                  <v:f eqn="if lineDrawn pixelLineWidth 0"/>
+                  <v:f eqn="sum @0 1 0"/>
+                  <v:f eqn="sum 0 0 @1"/>
+                  <v:f eqn="prod @2 1 2"/>
+                  <v:f eqn="prod @3 21600 pixelWidth"/>
+                  <v:f eqn="prod @3 21600 pixelHeight"/>
+                  <v:f eqn="sum @0 0 1"/>
+                  <v:f eqn="prod @6 1 2"/>
+                  <v:f eqn="prod @7 21600 pixelWidth"/>
+                  <v:f eqn="sum @8 21600 0"/>
+                  <v:f eqn="prod @7 21600 pixelHeight"/>
+                  <v:f eqn="sum @10 21600 0"/>
+                </v:formulas>
+                <v:path o:extrusionok="f" gradientshapeok="t" o:connecttype="rect"/>
+                <o:lock v:ext="edit" aspectratio="t"/>
+              </v:shapetype>
+              <v:shape id="_x0000_i23" o:spid="_x0000_s23" type="#_x0000_t75" style="width:240.00pt;height:94.27pt;mso-wrap-distance-left:0.00pt;mso-wrap-distance-top:0.00pt;mso-wrap-distance-right:0.00pt;mso-wrap-distance-bottom:0.00pt;z-index:1;" stroked="false">
+                <v:imagedata r:id="rId41" o:title=""/>
+                <o:lock v:ext="edit" rotation="t"/>
+              </v:shape>
+            </w:pict>
+          </mc:Fallback>
+        </mc:AlternateContent>
+      </w:r>
+      <w:r>
+        <w:rPr>
+          <w:highlight w:val="none"/>
+        </w:rPr>
+      </w:r>
+      <w:r>
+        <w:rPr>
+          <w:highlight w:val="none"/>
+        </w:rPr>
+      </w:r>
+    </w:p>
+    <w:p>
+      <w:pPr>
+        <w:pBdr/>
+        <w:spacing/>
+        <w:ind/>
+        <w:rPr>
+          <w:highlight w:val="none"/>
+        </w:rPr>
+      </w:pPr>
+      <w:r>
+        <w:rPr>
+          <w:highlight w:val="none"/>
+        </w:rPr>
+      </w:r>
+      <w:r>
+        <w:rPr>
+          <w:highlight w:val="none"/>
+        </w:rPr>
+        <w:t xml:space="preserve">Ejecutamos el docker, accedemos a la </w:t>
+      </w:r>
+      <w:r>
+        <w:rPr>
+          <w:highlight w:val="none"/>
+        </w:rPr>
+        <w:t xml:space="preserve">p</w:t>
+      </w:r>
+      <w:r>
+        <w:rPr>
+          <w:highlight w:val="none"/>
+        </w:rPr>
+        <w:t xml:space="preserve">ágina web y activamos el modulo de facturaci</w:t>
+      </w:r>
+      <w:r>
+        <w:rPr>
+          <w:highlight w:val="none"/>
+        </w:rPr>
+        <w:t xml:space="preserve">ón</w:t>
+      </w:r>
+      <w:r>
+        <w:rPr>
+          <w:highlight w:val="none"/>
+        </w:rPr>
+      </w:r>
+      <w:r>
+        <w:rPr>
+          <w:highlight w:val="none"/>
+        </w:rPr>
+      </w:r>
+    </w:p>
+    <w:p>
+      <w:pPr>
+        <w:pBdr/>
+        <w:spacing/>
+        <w:ind/>
+        <w:rPr>
+          <w:highlight w:val="none"/>
+        </w:rPr>
+      </w:pPr>
+      <w:r>
+        <w:rPr>
+          <w:highlight w:val="none"/>
+        </w:rPr>
+      </w:r>
+      <w:r>
+        <mc:AlternateContent>
+          <mc:Choice Requires="wpg">
+            <w:drawing>
+              <wp:inline xmlns:wp="http://schemas.openxmlformats.org/drawingml/2006/wordprocessingDrawing" distT="0" distB="0" distL="0" distR="0">
+                <wp:extent cx="4257675" cy="1257300"/>
+                <wp:effectExtent l="0" t="0" r="0" b="0"/>
+                <wp:docPr id="25" name=""/>
+                <wp:cNvGraphicFramePr>
+                  <a:graphicFrameLocks xmlns:a="http://schemas.openxmlformats.org/drawingml/2006/main" noChangeAspect="1"/>
+                </wp:cNvGraphicFramePr>
+                <a:graphic xmlns:a="http://schemas.openxmlformats.org/drawingml/2006/main">
+                  <a:graphicData uri="http://schemas.openxmlformats.org/drawingml/2006/picture">
+                    <pic:pic xmlns:pic="http://schemas.openxmlformats.org/drawingml/2006/picture">
+                      <pic:nvPicPr>
+                        <pic:cNvPr id="1789572035" name=""/>
+                        <pic:cNvPicPr>
+                          <a:picLocks noChangeAspect="1"/>
+                        </pic:cNvPicPr>
+                        <pic:nvPr/>
+                      </pic:nvPicPr>
+                      <pic:blipFill rotWithShape="1">
+                        <a:blip r:embed="rId42"/>
+                        <a:stretch/>
+                      </pic:blipFill>
+                      <pic:spPr bwMode="auto">
+                        <a:xfrm>
+                          <a:off x="0" y="0"/>
+                          <a:ext cx="4257675" cy="1257299"/>
+                        </a:xfrm>
+                        <a:prstGeom prst="rect">
+                          <a:avLst/>
+                        </a:prstGeom>
+                      </pic:spPr>
+                    </pic:pic>
+                  </a:graphicData>
+                </a:graphic>
+              </wp:inline>
+            </w:drawing>
+          </mc:Choice>
+          <mc:Fallback>
+            <w:pict>
+              <v:shapetype id="_x0000_t75" coordsize="21600,21600" o:spt="75" o:preferrelative="t" path="m@4@5l@4@11@9@11@9@5xe" filled="f" stroked="f">
+                <v:stroke joinstyle="miter"/>
+                <v:formulas>
+                  <v:f eqn="if lineDrawn pixelLineWidth 0"/>
+                  <v:f eqn="sum @0 1 0"/>
+                  <v:f eqn="sum 0 0 @1"/>
+                  <v:f eqn="prod @2 1 2"/>
+                  <v:f eqn="prod @3 21600 pixelWidth"/>
+                  <v:f eqn="prod @3 21600 pixelHeight"/>
+                  <v:f eqn="sum @0 0 1"/>
+                  <v:f eqn="prod @6 1 2"/>
+                  <v:f eqn="prod @7 21600 pixelWidth"/>
+                  <v:f eqn="sum @8 21600 0"/>
+                  <v:f eqn="prod @7 21600 pixelHeight"/>
+                  <v:f eqn="sum @10 21600 0"/>
+                </v:formulas>
+                <v:path o:extrusionok="f" gradientshapeok="t" o:connecttype="rect"/>
+                <o:lock v:ext="edit" aspectratio="t"/>
+              </v:shapetype>
+              <v:shape id="_x0000_i24" o:spid="_x0000_s24" type="#_x0000_t75" style="width:335.25pt;height:99.00pt;mso-wrap-distance-left:0.00pt;mso-wrap-distance-top:0.00pt;mso-wrap-distance-right:0.00pt;mso-wrap-distance-bottom:0.00pt;z-index:1;" stroked="false">
+                <v:imagedata r:id="rId42" o:title=""/>
+                <o:lock v:ext="edit" rotation="t"/>
+              </v:shape>
+            </w:pict>
+          </mc:Fallback>
+        </mc:AlternateContent>
+      </w:r>
+      <w:r>
+        <w:rPr>
+          <w:highlight w:val="none"/>
+        </w:rPr>
+      </w:r>
+      <w:r>
+        <w:rPr>
+          <w:highlight w:val="none"/>
+        </w:rPr>
+      </w:r>
+    </w:p>
+    <w:p>
+      <w:pPr>
+        <w:pBdr/>
+        <w:spacing/>
+        <w:ind/>
+        <w:rPr>
+          <w:highlight w:val="none"/>
+        </w:rPr>
+      </w:pPr>
+      <w:r>
+        <w:rPr>
+          <w:highlight w:val="none"/>
+        </w:rPr>
+      </w:r>
+      <w:r>
+        <mc:AlternateContent>
+          <mc:Choice Requires="wpg">
+            <w:drawing>
+              <wp:inline xmlns:wp="http://schemas.openxmlformats.org/drawingml/2006/wordprocessingDrawing" distT="0" distB="0" distL="0" distR="0">
+                <wp:extent cx="2904032" cy="4087480"/>
+                <wp:effectExtent l="0" t="0" r="0" b="0"/>
+                <wp:docPr id="26" name=""/>
+                <wp:cNvGraphicFramePr>
+                  <a:graphicFrameLocks xmlns:a="http://schemas.openxmlformats.org/drawingml/2006/main" noChangeAspect="1"/>
+                </wp:cNvGraphicFramePr>
+                <a:graphic xmlns:a="http://schemas.openxmlformats.org/drawingml/2006/main">
+                  <a:graphicData uri="http://schemas.openxmlformats.org/drawingml/2006/picture">
+                    <pic:pic xmlns:pic="http://schemas.openxmlformats.org/drawingml/2006/picture">
+                      <pic:nvPicPr>
+                        <pic:cNvPr id="11578849" name=""/>
+                        <pic:cNvPicPr>
+                          <a:picLocks noChangeAspect="1"/>
+                        </pic:cNvPicPr>
+                        <pic:nvPr/>
+                      </pic:nvPicPr>
+                      <pic:blipFill rotWithShape="1">
+                        <a:blip r:embed="rId43"/>
+                        <a:stretch/>
+                      </pic:blipFill>
+                      <pic:spPr bwMode="auto">
+                        <a:xfrm flipH="0" flipV="0">
+                          <a:off x="0" y="0"/>
+                          <a:ext cx="2904032" cy="4087480"/>
+                        </a:xfrm>
+                        <a:prstGeom prst="rect">
+                          <a:avLst/>
+                        </a:prstGeom>
+                      </pic:spPr>
+                    </pic:pic>
+                  </a:graphicData>
+                </a:graphic>
+              </wp:inline>
+            </w:drawing>
+          </mc:Choice>
+          <mc:Fallback>
+            <w:pict>
+              <v:shapetype id="_x0000_t75" coordsize="21600,21600" o:spt="75" o:preferrelative="t" path="m@4@5l@4@11@9@11@9@5xe" filled="f" stroked="f">
+                <v:stroke joinstyle="miter"/>
+                <v:formulas>
+                  <v:f eqn="if lineDrawn pixelLineWidth 0"/>
+                  <v:f eqn="sum @0 1 0"/>
+                  <v:f eqn="sum 0 0 @1"/>
+                  <v:f eqn="prod @2 1 2"/>
+                  <v:f eqn="prod @3 21600 pixelWidth"/>
+                  <v:f eqn="prod @3 21600 pixelHeight"/>
+                  <v:f eqn="sum @0 0 1"/>
+                  <v:f eqn="prod @6 1 2"/>
+                  <v:f eqn="prod @7 21600 pixelWidth"/>
+                  <v:f eqn="sum @8 21600 0"/>
+                  <v:f eqn="prod @7 21600 pixelHeight"/>
+                  <v:f eqn="sum @10 21600 0"/>
+                </v:formulas>
+                <v:path o:extrusionok="f" gradientshapeok="t" o:connecttype="rect"/>
+                <o:lock v:ext="edit" aspectratio="t"/>
+              </v:shapetype>
+              <v:shape id="_x0000_i25" o:spid="_x0000_s25" type="#_x0000_t75" style="width:228.66pt;height:321.85pt;mso-wrap-distance-left:0.00pt;mso-wrap-distance-top:0.00pt;mso-wrap-distance-right:0.00pt;mso-wrap-distance-bottom:0.00pt;z-index:1;" stroked="false">
+                <v:imagedata r:id="rId43" o:title=""/>
+                <o:lock v:ext="edit" rotation="t"/>
+              </v:shape>
+            </w:pict>
+          </mc:Fallback>
+        </mc:AlternateContent>
+      </w:r>
+      <w:r>
+        <mc:AlternateContent>
+          <mc:Choice Requires="wpg">
+            <w:drawing>
+              <wp:inline xmlns:wp="http://schemas.openxmlformats.org/drawingml/2006/wordprocessingDrawing" distT="0" distB="0" distL="0" distR="0">
+                <wp:extent cx="2799537" cy="3971843"/>
+                <wp:effectExtent l="0" t="0" r="0" b="0"/>
+                <wp:docPr id="27" name=""/>
+                <wp:cNvGraphicFramePr>
+                  <a:graphicFrameLocks xmlns:a="http://schemas.openxmlformats.org/drawingml/2006/main" noChangeAspect="1"/>
+                </wp:cNvGraphicFramePr>
+                <a:graphic xmlns:a="http://schemas.openxmlformats.org/drawingml/2006/main">
+                  <a:graphicData uri="http://schemas.openxmlformats.org/drawingml/2006/picture">
+                    <pic:pic xmlns:pic="http://schemas.openxmlformats.org/drawingml/2006/picture">
+                      <pic:nvPicPr>
+                        <pic:cNvPr id="1992681575" name=""/>
+                        <pic:cNvPicPr>
+                          <a:picLocks noChangeAspect="1"/>
+                        </pic:cNvPicPr>
+                        <pic:nvPr/>
+                      </pic:nvPicPr>
+                      <pic:blipFill rotWithShape="1">
+                        <a:blip r:embed="rId44"/>
+                        <a:stretch/>
+                      </pic:blipFill>
+                      <pic:spPr bwMode="auto">
+                        <a:xfrm flipH="0" flipV="0">
+                          <a:off x="0" y="0"/>
+                          <a:ext cx="2799537" cy="3971843"/>
+                        </a:xfrm>
+                        <a:prstGeom prst="rect">
+                          <a:avLst/>
+                        </a:prstGeom>
+                      </pic:spPr>
+                    </pic:pic>
+                  </a:graphicData>
+                </a:graphic>
+              </wp:inline>
+            </w:drawing>
+          </mc:Choice>
+          <mc:Fallback>
+            <w:pict>
+              <v:shapetype id="_x0000_t75" coordsize="21600,21600" o:spt="75" o:preferrelative="t" path="m@4@5l@4@11@9@11@9@5xe" filled="f" stroked="f">
+                <v:stroke joinstyle="miter"/>
+                <v:formulas>
+                  <v:f eqn="if lineDrawn pixelLineWidth 0"/>
+                  <v:f eqn="sum @0 1 0"/>
+                  <v:f eqn="sum 0 0 @1"/>
+                  <v:f eqn="prod @2 1 2"/>
+                  <v:f eqn="prod @3 21600 pixelWidth"/>
+                  <v:f eqn="prod @3 21600 pixelHeight"/>
+                  <v:f eqn="sum @0 0 1"/>
+                  <v:f eqn="prod @6 1 2"/>
+                  <v:f eqn="prod @7 21600 pixelWidth"/>
+                  <v:f eqn="sum @8 21600 0"/>
+                  <v:f eqn="prod @7 21600 pixelHeight"/>
+                  <v:f eqn="sum @10 21600 0"/>
+                </v:formulas>
+                <v:path o:extrusionok="f" gradientshapeok="t" o:connecttype="rect"/>
+                <o:lock v:ext="edit" aspectratio="t"/>
+              </v:shapetype>
+              <v:shape id="_x0000_i26" o:spid="_x0000_s26" type="#_x0000_t75" style="width:220.44pt;height:312.74pt;mso-wrap-distance-left:0.00pt;mso-wrap-distance-top:0.00pt;mso-wrap-distance-right:0.00pt;mso-wrap-distance-bottom:0.00pt;z-index:1;" stroked="false">
+                <v:imagedata r:id="rId44" o:title=""/>
+                <o:lock v:ext="edit" rotation="t"/>
+              </v:shape>
+            </w:pict>
+          </mc:Fallback>
+        </mc:AlternateContent>
+      </w:r>
+      <w:r>
+        <w:rPr>
+          <w:highlight w:val="none"/>
+        </w:rPr>
+      </w:r>
+      <w:r>
+        <w:rPr>
+          <w:highlight w:val="none"/>
+        </w:rPr>
+      </w:r>
+    </w:p>
+    <w:p>
+      <w:pPr>
+        <w:pBdr/>
+        <w:spacing/>
+        <w:ind/>
+        <w:rPr>
+          <w:highlight w:val="none"/>
+        </w:rPr>
+      </w:pPr>
+      <w:r>
+        <w:rPr>
+          <w:highlight w:val="none"/>
+        </w:rPr>
+      </w:r>
+      <w:r>
+        <mc:AlternateContent>
+          <mc:Choice Requires="wpg">
+            <w:drawing>
+              <wp:inline xmlns:wp="http://schemas.openxmlformats.org/drawingml/2006/wordprocessingDrawing" distT="0" distB="0" distL="0" distR="0">
+                <wp:extent cx="3093720" cy="1359127"/>
+                <wp:effectExtent l="0" t="0" r="0" b="0"/>
+                <wp:docPr id="28" name=""/>
+                <wp:cNvGraphicFramePr>
+                  <a:graphicFrameLocks xmlns:a="http://schemas.openxmlformats.org/drawingml/2006/main" noChangeAspect="1"/>
+                </wp:cNvGraphicFramePr>
+                <a:graphic xmlns:a="http://schemas.openxmlformats.org/drawingml/2006/main">
+                  <a:graphicData uri="http://schemas.openxmlformats.org/drawingml/2006/picture">
+                    <pic:pic xmlns:pic="http://schemas.openxmlformats.org/drawingml/2006/picture">
+                      <pic:nvPicPr>
+                        <pic:cNvPr id="1838188601" name=""/>
+                        <pic:cNvPicPr>
+                          <a:picLocks noChangeAspect="1"/>
+                        </pic:cNvPicPr>
+                        <pic:nvPr/>
+                      </pic:nvPicPr>
+                      <pic:blipFill rotWithShape="1">
+                        <a:blip r:embed="rId45"/>
+                        <a:stretch/>
+                      </pic:blipFill>
+                      <pic:spPr bwMode="auto">
+                        <a:xfrm flipH="0" flipV="0">
+                          <a:off x="0" y="0"/>
+                          <a:ext cx="3093719" cy="1359126"/>
+                        </a:xfrm>
+                        <a:prstGeom prst="rect">
+                          <a:avLst/>
+                        </a:prstGeom>
+                      </pic:spPr>
+                    </pic:pic>
+                  </a:graphicData>
+                </a:graphic>
+              </wp:inline>
+            </w:drawing>
+          </mc:Choice>
+          <mc:Fallback>
+            <w:pict>
+              <v:shapetype id="_x0000_t75" coordsize="21600,21600" o:spt="75" o:preferrelative="t" path="m@4@5l@4@11@9@11@9@5xe" filled="f" stroked="f">
+                <v:stroke joinstyle="miter"/>
+                <v:formulas>
+                  <v:f eqn="if lineDrawn pixelLineWidth 0"/>
+                  <v:f eqn="sum @0 1 0"/>
+                  <v:f eqn="sum 0 0 @1"/>
+                  <v:f eqn="prod @2 1 2"/>
+                  <v:f eqn="prod @3 21600 pixelWidth"/>
+                  <v:f eqn="prod @3 21600 pixelHeight"/>
+                  <v:f eqn="sum @0 0 1"/>
+                  <v:f eqn="prod @6 1 2"/>
+                  <v:f eqn="prod @7 21600 pixelWidth"/>
+                  <v:f eqn="sum @8 21600 0"/>
+                  <v:f eqn="prod @7 21600 pixelHeight"/>
+                  <v:f eqn="sum @10 21600 0"/>
+                </v:formulas>
+                <v:path o:extrusionok="f" gradientshapeok="t" o:connecttype="rect"/>
+                <o:lock v:ext="edit" aspectratio="t"/>
+              </v:shapetype>
+              <v:shape id="_x0000_i27" o:spid="_x0000_s27" type="#_x0000_t75" style="width:243.60pt;height:107.02pt;mso-wrap-distance-left:0.00pt;mso-wrap-distance-top:0.00pt;mso-wrap-distance-right:0.00pt;mso-wrap-distance-bottom:0.00pt;z-index:1;" stroked="false">
+                <v:imagedata r:id="rId45" o:title=""/>
+                <o:lock v:ext="edit" rotation="t"/>
+              </v:shape>
+            </w:pict>
+          </mc:Fallback>
+        </mc:AlternateContent>
+      </w:r>
+      <w:r>
+        <mc:AlternateContent>
+          <mc:Choice Requires="wpg">
+            <w:drawing>
+              <wp:inline xmlns:wp="http://schemas.openxmlformats.org/drawingml/2006/wordprocessingDrawing" distT="0" distB="0" distL="0" distR="0">
+                <wp:extent cx="2466975" cy="1840564"/>
+                <wp:effectExtent l="0" t="0" r="0" b="0"/>
+                <wp:docPr id="29" name=""/>
+                <wp:cNvGraphicFramePr>
+                  <a:graphicFrameLocks xmlns:a="http://schemas.openxmlformats.org/drawingml/2006/main" noChangeAspect="1"/>
+                </wp:cNvGraphicFramePr>
+                <a:graphic xmlns:a="http://schemas.openxmlformats.org/drawingml/2006/main">
+                  <a:graphicData uri="http://schemas.openxmlformats.org/drawingml/2006/picture">
+                    <pic:pic xmlns:pic="http://schemas.openxmlformats.org/drawingml/2006/picture">
+                      <pic:nvPicPr>
+                        <pic:cNvPr id="1258031349" name=""/>
+                        <pic:cNvPicPr>
+                          <a:picLocks noChangeAspect="1"/>
+                        </pic:cNvPicPr>
+                        <pic:nvPr/>
+                      </pic:nvPicPr>
+                      <pic:blipFill rotWithShape="1">
+                        <a:blip r:embed="rId46"/>
+                        <a:stretch/>
+                      </pic:blipFill>
+                      <pic:spPr bwMode="auto">
+                        <a:xfrm flipH="0" flipV="0">
+                          <a:off x="0" y="0"/>
+                          <a:ext cx="2466973" cy="1840564"/>
+                        </a:xfrm>
+                        <a:prstGeom prst="rect">
+                          <a:avLst/>
+                        </a:prstGeom>
+                      </pic:spPr>
+                    </pic:pic>
+                  </a:graphicData>
+                </a:graphic>
+              </wp:inline>
+            </w:drawing>
+          </mc:Choice>
+          <mc:Fallback>
+            <w:pict>
+              <v:shapetype id="_x0000_t75" coordsize="21600,21600" o:spt="75" o:preferrelative="t" path="m@4@5l@4@11@9@11@9@5xe" filled="f" stroked="f">
+                <v:stroke joinstyle="miter"/>
+                <v:formulas>
+                  <v:f eqn="if lineDrawn pixelLineWidth 0"/>
+                  <v:f eqn="sum @0 1 0"/>
+                  <v:f eqn="sum 0 0 @1"/>
+                  <v:f eqn="prod @2 1 2"/>
+                  <v:f eqn="prod @3 21600 pixelWidth"/>
+                  <v:f eqn="prod @3 21600 pixelHeight"/>
+                  <v:f eqn="sum @0 0 1"/>
+                  <v:f eqn="prod @6 1 2"/>
+                  <v:f eqn="prod @7 21600 pixelWidth"/>
+                  <v:f eqn="sum @8 21600 0"/>
+                  <v:f eqn="prod @7 21600 pixelHeight"/>
+                  <v:f eqn="sum @10 21600 0"/>
+                </v:formulas>
+                <v:path o:extrusionok="f" gradientshapeok="t" o:connecttype="rect"/>
+                <o:lock v:ext="edit" aspectratio="t"/>
+              </v:shapetype>
+              <v:shape id="_x0000_i28" o:spid="_x0000_s28" type="#_x0000_t75" style="width:194.25pt;height:144.93pt;mso-wrap-distance-left:0.00pt;mso-wrap-distance-top:0.00pt;mso-wrap-distance-right:0.00pt;mso-wrap-distance-bottom:0.00pt;z-index:1;" stroked="false">
+                <v:imagedata r:id="rId46" o:title=""/>
+                <o:lock v:ext="edit" rotation="t"/>
+              </v:shape>
+            </w:pict>
+          </mc:Fallback>
+        </mc:AlternateContent>
+      </w:r>
+      <w:r>
+        <w:rPr>
+          <w:highlight w:val="none"/>
+        </w:rPr>
+      </w:r>
+      <w:r>
+        <w:rPr>
+          <w:highlight w:val="none"/>
+        </w:rPr>
+      </w:r>
     </w:p>
     <w:sectPr>
       <w:headerReference w:type="default" r:id="rId10"/>
@@ -1219,7 +4451,7 @@
 <w:ftr xmlns:wpc="http://schemas.microsoft.com/office/word/2010/wordprocessingCanvas" xmlns:mc="http://schemas.openxmlformats.org/markup-compatibility/2006" xmlns:o="urn:schemas-microsoft-com:office:office" xmlns:r="http://schemas.openxmlformats.org/officeDocument/2006/relationships" xmlns:m="http://schemas.openxmlformats.org/officeDocument/2006/math" xmlns:v="urn:schemas-microsoft-com:vml" xmlns:wp14="http://schemas.microsoft.com/office/word/2010/wordprocessingDrawing" xmlns:wp="http://schemas.openxmlformats.org/drawingml/2006/wordprocessingDrawing" xmlns:w10="urn:schemas-microsoft-com:office:word" xmlns:w="http://schemas.openxmlformats.org/wordprocessingml/2006/main" xmlns:w14="http://schemas.microsoft.com/office/word/2010/wordml" xmlns:w15="http://schemas.microsoft.com/office/word/2012/wordml" xmlns:wpg="http://schemas.microsoft.com/office/word/2010/wordprocessingGroup" xmlns:wpi="http://schemas.microsoft.com/office/word/2010/wordprocessingInk" xmlns:wne="http://schemas.microsoft.com/office/word/2006/wordml" xmlns:a="http://schemas.openxmlformats.org/drawingml/2006/main" xmlns:wps="http://schemas.microsoft.com/office/word/2010/wordprocessingShape" mc:Ignorable="w14 w15 wp14">
   <w:p>
     <w:pPr>
-      <w:pStyle w:val="886"/>
+      <w:pStyle w:val="905"/>
       <w:pBdr/>
       <w:spacing/>
       <w:ind/>
@@ -1278,7 +4510,7 @@
 <w:hdr xmlns:wpc="http://schemas.microsoft.com/office/word/2010/wordprocessingCanvas" xmlns:mc="http://schemas.openxmlformats.org/markup-compatibility/2006" xmlns:o="urn:schemas-microsoft-com:office:office" xmlns:r="http://schemas.openxmlformats.org/officeDocument/2006/relationships" xmlns:m="http://schemas.openxmlformats.org/officeDocument/2006/math" xmlns:v="urn:schemas-microsoft-com:vml" xmlns:wp14="http://schemas.microsoft.com/office/word/2010/wordprocessingDrawing" xmlns:wp="http://schemas.openxmlformats.org/drawingml/2006/wordprocessingDrawing" xmlns:w10="urn:schemas-microsoft-com:office:word" xmlns:w="http://schemas.openxmlformats.org/wordprocessingml/2006/main" xmlns:w14="http://schemas.microsoft.com/office/word/2010/wordml" xmlns:w15="http://schemas.microsoft.com/office/word/2012/wordml" xmlns:wpg="http://schemas.microsoft.com/office/word/2010/wordprocessingGroup" xmlns:wpi="http://schemas.microsoft.com/office/word/2010/wordprocessingInk" xmlns:wne="http://schemas.microsoft.com/office/word/2006/wordml" xmlns:a="http://schemas.openxmlformats.org/drawingml/2006/main" xmlns:wps="http://schemas.microsoft.com/office/word/2010/wordprocessingShape" mc:Ignorable="w14 w15 wp14">
   <w:p>
     <w:pPr>
-      <w:pStyle w:val="884"/>
+      <w:pStyle w:val="903"/>
       <w:pBdr/>
       <w:spacing/>
       <w:ind/>
@@ -1330,7 +4562,7 @@
   </w:p>
   <w:p>
     <w:pPr>
-      <w:pStyle w:val="884"/>
+      <w:pStyle w:val="903"/>
       <w:pBdr/>
       <w:spacing/>
       <w:ind/>
@@ -2000,9 +5232,9 @@
     <w:lsdException w:name="Bibliography" w:uiPriority="37"/>
     <w:lsdException w:name="TOC Heading" w:uiPriority="39" w:qFormat="1"/>
   </w:latentStyles>
-  <w:style w:type="table" w:styleId="724">
+  <w:style w:type="table" w:styleId="743">
     <w:name w:val="Table Grid"/>
-    <w:basedOn w:val="910"/>
+    <w:basedOn w:val="929"/>
     <w:uiPriority w:val="59"/>
     <w:pPr>
       <w:pBdr/>
@@ -2199,9 +5431,9 @@
       </w:tcPr>
     </w:tblStylePr>
   </w:style>
-  <w:style w:type="table" w:styleId="725">
+  <w:style w:type="table" w:styleId="744">
     <w:name w:val="Table Grid Light"/>
-    <w:basedOn w:val="910"/>
+    <w:basedOn w:val="929"/>
     <w:uiPriority w:val="59"/>
     <w:pPr>
       <w:pBdr/>
@@ -2398,9 +5630,9 @@
       </w:tcPr>
     </w:tblStylePr>
   </w:style>
-  <w:style w:type="table" w:styleId="726">
+  <w:style w:type="table" w:styleId="745">
     <w:name w:val="Plain Table 1"/>
-    <w:basedOn w:val="910"/>
+    <w:basedOn w:val="929"/>
     <w:uiPriority w:val="59"/>
     <w:pPr>
       <w:pBdr/>
@@ -2623,9 +5855,9 @@
       </w:tcPr>
     </w:tblStylePr>
   </w:style>
-  <w:style w:type="table" w:styleId="727">
+  <w:style w:type="table" w:styleId="746">
     <w:name w:val="Plain Table 2"/>
-    <w:basedOn w:val="910"/>
+    <w:basedOn w:val="929"/>
     <w:uiPriority w:val="59"/>
     <w:pPr>
       <w:pBdr/>
@@ -2856,9 +6088,9 @@
       </w:tcPr>
     </w:tblStylePr>
   </w:style>
-  <w:style w:type="table" w:styleId="728">
+  <w:style w:type="table" w:styleId="747">
     <w:name w:val="Plain Table 3"/>
-    <w:basedOn w:val="910"/>
+    <w:basedOn w:val="929"/>
     <w:uiPriority w:val="99"/>
     <w:pPr>
       <w:pBdr/>
@@ -3086,9 +6318,9 @@
       </w:tcPr>
     </w:tblStylePr>
   </w:style>
-  <w:style w:type="table" w:styleId="729">
+  <w:style w:type="table" w:styleId="748">
     <w:name w:val="Plain Table 4"/>
-    <w:basedOn w:val="910"/>
+    <w:basedOn w:val="929"/>
     <w:uiPriority w:val="99"/>
     <w:pPr>
       <w:pBdr/>
@@ -3302,9 +6534,9 @@
       </w:tcPr>
     </w:tblStylePr>
   </w:style>
-  <w:style w:type="table" w:styleId="730">
+  <w:style w:type="table" w:styleId="749">
     <w:name w:val="Plain Table 5"/>
-    <w:basedOn w:val="910"/>
+    <w:basedOn w:val="929"/>
     <w:uiPriority w:val="99"/>
     <w:pPr>
       <w:pBdr/>
@@ -3535,9 +6767,9 @@
       </w:tcPr>
     </w:tblStylePr>
   </w:style>
-  <w:style w:type="table" w:styleId="731">
+  <w:style w:type="table" w:styleId="750">
     <w:name w:val="Grid Table 1 Light"/>
-    <w:basedOn w:val="910"/>
+    <w:basedOn w:val="929"/>
     <w:uiPriority w:val="99"/>
     <w:pPr>
       <w:pBdr/>
@@ -3758,9 +6990,9 @@
       </w:tcPr>
     </w:tblStylePr>
   </w:style>
-  <w:style w:type="table" w:styleId="732">
+  <w:style w:type="table" w:styleId="751">
     <w:name w:val="Grid Table 1 Light - Accent 1"/>
-    <w:basedOn w:val="910"/>
+    <w:basedOn w:val="929"/>
     <w:uiPriority w:val="99"/>
     <w:pPr>
       <w:pBdr/>
@@ -3981,9 +7213,9 @@
       </w:tcPr>
     </w:tblStylePr>
   </w:style>
-  <w:style w:type="table" w:styleId="733">
+  <w:style w:type="table" w:styleId="752">
     <w:name w:val="Grid Table 1 Light - Accent 2"/>
-    <w:basedOn w:val="910"/>
+    <w:basedOn w:val="929"/>
     <w:uiPriority w:val="99"/>
     <w:pPr>
       <w:pBdr/>
@@ -4204,9 +7436,9 @@
       </w:tcPr>
     </w:tblStylePr>
   </w:style>
-  <w:style w:type="table" w:styleId="734">
+  <w:style w:type="table" w:styleId="753">
     <w:name w:val="Grid Table 1 Light - Accent 3"/>
-    <w:basedOn w:val="910"/>
+    <w:basedOn w:val="929"/>
     <w:uiPriority w:val="99"/>
     <w:pPr>
       <w:pBdr/>
@@ -4427,9 +7659,9 @@
       </w:tcPr>
     </w:tblStylePr>
   </w:style>
-  <w:style w:type="table" w:styleId="735">
+  <w:style w:type="table" w:styleId="754">
     <w:name w:val="Grid Table 1 Light - Accent 4"/>
-    <w:basedOn w:val="910"/>
+    <w:basedOn w:val="929"/>
     <w:uiPriority w:val="99"/>
     <w:pPr>
       <w:pBdr/>
@@ -4650,9 +7882,9 @@
       </w:tcPr>
     </w:tblStylePr>
   </w:style>
-  <w:style w:type="table" w:styleId="736">
+  <w:style w:type="table" w:styleId="755">
     <w:name w:val="Grid Table 1 Light - Accent 5"/>
-    <w:basedOn w:val="910"/>
+    <w:basedOn w:val="929"/>
     <w:uiPriority w:val="99"/>
     <w:pPr>
       <w:pBdr/>
@@ -4873,9 +8105,9 @@
       </w:tcPr>
     </w:tblStylePr>
   </w:style>
-  <w:style w:type="table" w:styleId="737">
+  <w:style w:type="table" w:styleId="756">
     <w:name w:val="Grid Table 1 Light - Accent 6"/>
-    <w:basedOn w:val="910"/>
+    <w:basedOn w:val="929"/>
     <w:uiPriority w:val="99"/>
     <w:pPr>
       <w:pBdr/>
@@ -5096,9 +8328,9 @@
       </w:tcPr>
     </w:tblStylePr>
   </w:style>
-  <w:style w:type="table" w:styleId="738">
+  <w:style w:type="table" w:styleId="757">
     <w:name w:val="Grid Table 2"/>
-    <w:basedOn w:val="910"/>
+    <w:basedOn w:val="929"/>
     <w:uiPriority w:val="99"/>
     <w:pPr>
       <w:pBdr/>
@@ -5328,9 +8560,9 @@
       </w:tcPr>
     </w:tblStylePr>
   </w:style>
-  <w:style w:type="table" w:styleId="739">
+  <w:style w:type="table" w:styleId="758">
     <w:name w:val="Grid Table 2 - Accent 1"/>
-    <w:basedOn w:val="910"/>
+    <w:basedOn w:val="929"/>
     <w:uiPriority w:val="99"/>
     <w:pPr>
       <w:pBdr/>
@@ -5560,9 +8792,9 @@
       </w:tcPr>
     </w:tblStylePr>
   </w:style>
-  <w:style w:type="table" w:styleId="740">
+  <w:style w:type="table" w:styleId="759">
     <w:name w:val="Grid Table 2 - Accent 2"/>
-    <w:basedOn w:val="910"/>
+    <w:basedOn w:val="929"/>
     <w:uiPriority w:val="99"/>
     <w:pPr>
       <w:pBdr/>
@@ -5792,9 +9024,9 @@
       </w:tcPr>
     </w:tblStylePr>
   </w:style>
-  <w:style w:type="table" w:styleId="741">
+  <w:style w:type="table" w:styleId="760">
     <w:name w:val="Grid Table 2 - Accent 3"/>
-    <w:basedOn w:val="910"/>
+    <w:basedOn w:val="929"/>
     <w:uiPriority w:val="99"/>
     <w:pPr>
       <w:pBdr/>
@@ -6024,9 +9256,9 @@
       </w:tcPr>
     </w:tblStylePr>
   </w:style>
-  <w:style w:type="table" w:styleId="742">
+  <w:style w:type="table" w:styleId="761">
     <w:name w:val="Grid Table 2 - Accent 4"/>
-    <w:basedOn w:val="910"/>
+    <w:basedOn w:val="929"/>
     <w:uiPriority w:val="99"/>
     <w:pPr>
       <w:pBdr/>
@@ -6256,9 +9488,9 @@
       </w:tcPr>
     </w:tblStylePr>
   </w:style>
-  <w:style w:type="table" w:styleId="743">
+  <w:style w:type="table" w:styleId="762">
     <w:name w:val="Grid Table 2 - Accent 5"/>
-    <w:basedOn w:val="910"/>
+    <w:basedOn w:val="929"/>
     <w:uiPriority w:val="99"/>
     <w:pPr>
       <w:pBdr/>
@@ -6488,9 +9720,9 @@
       </w:tcPr>
     </w:tblStylePr>
   </w:style>
-  <w:style w:type="table" w:styleId="744">
+  <w:style w:type="table" w:styleId="763">
     <w:name w:val="Grid Table 2 - Accent 6"/>
-    <w:basedOn w:val="910"/>
+    <w:basedOn w:val="929"/>
     <w:uiPriority w:val="99"/>
     <w:pPr>
       <w:pBdr/>
@@ -6720,9 +9952,9 @@
       </w:tcPr>
     </w:tblStylePr>
   </w:style>
-  <w:style w:type="table" w:styleId="745">
+  <w:style w:type="table" w:styleId="764">
     <w:name w:val="Grid Table 3"/>
-    <w:basedOn w:val="910"/>
+    <w:basedOn w:val="929"/>
     <w:uiPriority w:val="99"/>
     <w:pPr>
       <w:pBdr/>
@@ -6965,9 +10197,9 @@
       </w:tcPr>
     </w:tblStylePr>
   </w:style>
-  <w:style w:type="table" w:styleId="746">
+  <w:style w:type="table" w:styleId="765">
     <w:name w:val="Grid Table 3 - Accent 1"/>
-    <w:basedOn w:val="910"/>
+    <w:basedOn w:val="929"/>
     <w:uiPriority w:val="99"/>
     <w:pPr>
       <w:pBdr/>
@@ -7210,9 +10442,9 @@
       </w:tcPr>
     </w:tblStylePr>
   </w:style>
-  <w:style w:type="table" w:styleId="747">
+  <w:style w:type="table" w:styleId="766">
     <w:name w:val="Grid Table 3 - Accent 2"/>
-    <w:basedOn w:val="910"/>
+    <w:basedOn w:val="929"/>
     <w:uiPriority w:val="99"/>
     <w:pPr>
       <w:pBdr/>
@@ -7455,9 +10687,9 @@
       </w:tcPr>
     </w:tblStylePr>
   </w:style>
-  <w:style w:type="table" w:styleId="748">
+  <w:style w:type="table" w:styleId="767">
     <w:name w:val="Grid Table 3 - Accent 3"/>
-    <w:basedOn w:val="910"/>
+    <w:basedOn w:val="929"/>
     <w:uiPriority w:val="99"/>
     <w:pPr>
       <w:pBdr/>
@@ -7700,9 +10932,9 @@
       </w:tcPr>
     </w:tblStylePr>
   </w:style>
-  <w:style w:type="table" w:styleId="749">
+  <w:style w:type="table" w:styleId="768">
     <w:name w:val="Grid Table 3 - Accent 4"/>
-    <w:basedOn w:val="910"/>
+    <w:basedOn w:val="929"/>
     <w:uiPriority w:val="99"/>
     <w:pPr>
       <w:pBdr/>
@@ -7945,9 +11177,9 @@
       </w:tcPr>
     </w:tblStylePr>
   </w:style>
-  <w:style w:type="table" w:styleId="750">
+  <w:style w:type="table" w:styleId="769">
     <w:name w:val="Grid Table 3 - Accent 5"/>
-    <w:basedOn w:val="910"/>
+    <w:basedOn w:val="929"/>
     <w:uiPriority w:val="99"/>
     <w:pPr>
       <w:pBdr/>
@@ -8190,9 +11422,9 @@
       </w:tcPr>
     </w:tblStylePr>
   </w:style>
-  <w:style w:type="table" w:styleId="751">
+  <w:style w:type="table" w:styleId="770">
     <w:name w:val="Grid Table 3 - Accent 6"/>
-    <w:basedOn w:val="910"/>
+    <w:basedOn w:val="929"/>
     <w:uiPriority w:val="99"/>
     <w:pPr>
       <w:pBdr/>
@@ -8435,9 +11667,9 @@
       </w:tcPr>
     </w:tblStylePr>
   </w:style>
-  <w:style w:type="table" w:styleId="752">
+  <w:style w:type="table" w:styleId="771">
     <w:name w:val="Grid Table 4"/>
-    <w:basedOn w:val="910"/>
+    <w:basedOn w:val="929"/>
     <w:uiPriority w:val="59"/>
     <w:pPr>
       <w:pBdr/>
@@ -8668,9 +11900,9 @@
       </w:tcPr>
     </w:tblStylePr>
   </w:style>
-  <w:style w:type="table" w:styleId="753">
+  <w:style w:type="table" w:styleId="772">
     <w:name w:val="Grid Table 4 - Accent 1"/>
-    <w:basedOn w:val="910"/>
+    <w:basedOn w:val="929"/>
     <w:uiPriority w:val="59"/>
     <w:pPr>
       <w:pBdr/>
@@ -8901,9 +12133,9 @@
       </w:tcPr>
     </w:tblStylePr>
   </w:style>
-  <w:style w:type="table" w:styleId="754">
+  <w:style w:type="table" w:styleId="773">
     <w:name w:val="Grid Table 4 - Accent 2"/>
-    <w:basedOn w:val="910"/>
+    <w:basedOn w:val="929"/>
     <w:uiPriority w:val="59"/>
     <w:pPr>
       <w:pBdr/>
@@ -9134,9 +12366,9 @@
       </w:tcPr>
     </w:tblStylePr>
   </w:style>
-  <w:style w:type="table" w:styleId="755">
+  <w:style w:type="table" w:styleId="774">
     <w:name w:val="Grid Table 4 - Accent 3"/>
-    <w:basedOn w:val="910"/>
+    <w:basedOn w:val="929"/>
     <w:uiPriority w:val="59"/>
     <w:pPr>
       <w:pBdr/>
@@ -9367,9 +12599,9 @@
       </w:tcPr>
     </w:tblStylePr>
   </w:style>
-  <w:style w:type="table" w:styleId="756">
+  <w:style w:type="table" w:styleId="775">
     <w:name w:val="Grid Table 4 - Accent 4"/>
-    <w:basedOn w:val="910"/>
+    <w:basedOn w:val="929"/>
     <w:uiPriority w:val="59"/>
     <w:pPr>
       <w:pBdr/>
@@ -9600,9 +12832,9 @@
       </w:tcPr>
     </w:tblStylePr>
   </w:style>
-  <w:style w:type="table" w:styleId="757">
+  <w:style w:type="table" w:styleId="776">
     <w:name w:val="Grid Table 4 - Accent 5"/>
-    <w:basedOn w:val="910"/>
+    <w:basedOn w:val="929"/>
     <w:uiPriority w:val="59"/>
     <w:pPr>
       <w:pBdr/>
@@ -9833,9 +13065,9 @@
       </w:tcPr>
     </w:tblStylePr>
   </w:style>
-  <w:style w:type="table" w:styleId="758">
+  <w:style w:type="table" w:styleId="777">
     <w:name w:val="Grid Table 4 - Accent 6"/>
-    <w:basedOn w:val="910"/>
+    <w:basedOn w:val="929"/>
     <w:uiPriority w:val="59"/>
     <w:pPr>
       <w:pBdr/>
@@ -10066,9 +13298,9 @@
       </w:tcPr>
     </w:tblStylePr>
   </w:style>
-  <w:style w:type="table" w:styleId="759">
+  <w:style w:type="table" w:styleId="778">
     <w:name w:val="Grid Table 5 Dark"/>
-    <w:basedOn w:val="910"/>
+    <w:basedOn w:val="929"/>
     <w:uiPriority w:val="99"/>
     <w:pPr>
       <w:pBdr/>
@@ -10294,9 +13526,9 @@
       </w:tcPr>
     </w:tblStylePr>
   </w:style>
-  <w:style w:type="table" w:styleId="760">
+  <w:style w:type="table" w:styleId="779">
     <w:name w:val="Grid Table 5 Dark- Accent 1"/>
-    <w:basedOn w:val="910"/>
+    <w:basedOn w:val="929"/>
     <w:uiPriority w:val="99"/>
     <w:pPr>
       <w:pBdr/>
@@ -10522,9 +13754,9 @@
       </w:tcPr>
     </w:tblStylePr>
   </w:style>
-  <w:style w:type="table" w:styleId="761">
+  <w:style w:type="table" w:styleId="780">
     <w:name w:val="Grid Table 5 Dark - Accent 2"/>
-    <w:basedOn w:val="910"/>
+    <w:basedOn w:val="929"/>
     <w:uiPriority w:val="99"/>
     <w:pPr>
       <w:pBdr/>
@@ -10750,9 +13982,9 @@
       </w:tcPr>
     </w:tblStylePr>
   </w:style>
-  <w:style w:type="table" w:styleId="762">
+  <w:style w:type="table" w:styleId="781">
     <w:name w:val="Grid Table 5 Dark - Accent 3"/>
-    <w:basedOn w:val="910"/>
+    <w:basedOn w:val="929"/>
     <w:uiPriority w:val="99"/>
     <w:pPr>
       <w:pBdr/>
@@ -10978,9 +14210,9 @@
       </w:tcPr>
     </w:tblStylePr>
   </w:style>
-  <w:style w:type="table" w:styleId="763">
+  <w:style w:type="table" w:styleId="782">
     <w:name w:val="Grid Table 5 Dark- Accent 4"/>
-    <w:basedOn w:val="910"/>
+    <w:basedOn w:val="929"/>
     <w:uiPriority w:val="99"/>
     <w:pPr>
       <w:pBdr/>
@@ -11206,9 +14438,9 @@
       </w:tcPr>
     </w:tblStylePr>
   </w:style>
-  <w:style w:type="table" w:styleId="764">
+  <w:style w:type="table" w:styleId="783">
     <w:name w:val="Grid Table 5 Dark - Accent 5"/>
-    <w:basedOn w:val="910"/>
+    <w:basedOn w:val="929"/>
     <w:uiPriority w:val="99"/>
     <w:pPr>
       <w:pBdr/>
@@ -11434,9 +14666,9 @@
       </w:tcPr>
     </w:tblStylePr>
   </w:style>
-  <w:style w:type="table" w:styleId="765">
+  <w:style w:type="table" w:styleId="784">
     <w:name w:val="Grid Table 5 Dark - Accent 6"/>
-    <w:basedOn w:val="910"/>
+    <w:basedOn w:val="929"/>
     <w:uiPriority w:val="99"/>
     <w:pPr>
       <w:pBdr/>
@@ -11662,9 +14894,9 @@
       </w:tcPr>
     </w:tblStylePr>
   </w:style>
-  <w:style w:type="table" w:styleId="766">
+  <w:style w:type="table" w:styleId="785">
     <w:name w:val="Grid Table 6 Colorful"/>
-    <w:basedOn w:val="910"/>
+    <w:basedOn w:val="929"/>
     <w:uiPriority w:val="99"/>
     <w:pPr>
       <w:pBdr/>
@@ -11892,9 +15124,9 @@
       </w:tcPr>
     </w:tblStylePr>
   </w:style>
-  <w:style w:type="table" w:styleId="767">
+  <w:style w:type="table" w:styleId="786">
     <w:name w:val="Grid Table 6 Colorful - Accent 1"/>
-    <w:basedOn w:val="910"/>
+    <w:basedOn w:val="929"/>
     <w:uiPriority w:val="99"/>
     <w:pPr>
       <w:pBdr/>
@@ -12122,9 +15354,9 @@
       </w:tcPr>
     </w:tblStylePr>
   </w:style>
-  <w:style w:type="table" w:styleId="768">
+  <w:style w:type="table" w:styleId="787">
     <w:name w:val="Grid Table 6 Colorful - Accent 2"/>
-    <w:basedOn w:val="910"/>
+    <w:basedOn w:val="929"/>
     <w:uiPriority w:val="99"/>
     <w:pPr>
       <w:pBdr/>
@@ -12352,9 +15584,9 @@
       </w:tcPr>
     </w:tblStylePr>
   </w:style>
-  <w:style w:type="table" w:styleId="769">
+  <w:style w:type="table" w:styleId="788">
     <w:name w:val="Grid Table 6 Colorful - Accent 3"/>
-    <w:basedOn w:val="910"/>
+    <w:basedOn w:val="929"/>
     <w:uiPriority w:val="99"/>
     <w:pPr>
       <w:pBdr/>
@@ -12582,9 +15814,9 @@
       </w:tcPr>
     </w:tblStylePr>
   </w:style>
-  <w:style w:type="table" w:styleId="770">
+  <w:style w:type="table" w:styleId="789">
     <w:name w:val="Grid Table 6 Colorful - Accent 4"/>
-    <w:basedOn w:val="910"/>
+    <w:basedOn w:val="929"/>
     <w:uiPriority w:val="99"/>
     <w:pPr>
       <w:pBdr/>
@@ -12812,9 +16044,9 @@
       </w:tcPr>
     </w:tblStylePr>
   </w:style>
-  <w:style w:type="table" w:styleId="771">
+  <w:style w:type="table" w:styleId="790">
     <w:name w:val="Grid Table 6 Colorful - Accent 5"/>
-    <w:basedOn w:val="910"/>
+    <w:basedOn w:val="929"/>
     <w:uiPriority w:val="99"/>
     <w:pPr>
       <w:pBdr/>
@@ -13042,9 +16274,9 @@
       </w:tcPr>
     </w:tblStylePr>
   </w:style>
-  <w:style w:type="table" w:styleId="772">
+  <w:style w:type="table" w:styleId="791">
     <w:name w:val="Grid Table 6 Colorful - Accent 6"/>
-    <w:basedOn w:val="910"/>
+    <w:basedOn w:val="929"/>
     <w:uiPriority w:val="99"/>
     <w:pPr>
       <w:pBdr/>
@@ -13272,9 +16504,9 @@
       </w:tcPr>
     </w:tblStylePr>
   </w:style>
-  <w:style w:type="table" w:styleId="773">
+  <w:style w:type="table" w:styleId="792">
     <w:name w:val="Grid Table 7 Colorful"/>
-    <w:basedOn w:val="910"/>
+    <w:basedOn w:val="929"/>
     <w:uiPriority w:val="99"/>
     <w:pPr>
       <w:pBdr/>
@@ -13526,9 +16758,9 @@
       </w:tcPr>
     </w:tblStylePr>
   </w:style>
-  <w:style w:type="table" w:styleId="774">
+  <w:style w:type="table" w:styleId="793">
     <w:name w:val="Grid Table 7 Colorful - Accent 1"/>
-    <w:basedOn w:val="910"/>
+    <w:basedOn w:val="929"/>
     <w:uiPriority w:val="99"/>
     <w:pPr>
       <w:pBdr/>
@@ -13780,9 +17012,9 @@
       </w:tcPr>
     </w:tblStylePr>
   </w:style>
-  <w:style w:type="table" w:styleId="775">
+  <w:style w:type="table" w:styleId="794">
     <w:name w:val="Grid Table 7 Colorful - Accent 2"/>
-    <w:basedOn w:val="910"/>
+    <w:basedOn w:val="929"/>
     <w:uiPriority w:val="99"/>
     <w:pPr>
       <w:pBdr/>
@@ -14034,9 +17266,9 @@
       </w:tcPr>
     </w:tblStylePr>
   </w:style>
-  <w:style w:type="table" w:styleId="776">
+  <w:style w:type="table" w:styleId="795">
     <w:name w:val="Grid Table 7 Colorful - Accent 3"/>
-    <w:basedOn w:val="910"/>
+    <w:basedOn w:val="929"/>
     <w:uiPriority w:val="99"/>
     <w:pPr>
       <w:pBdr/>
@@ -14288,9 +17520,9 @@
       </w:tcPr>
     </w:tblStylePr>
   </w:style>
-  <w:style w:type="table" w:styleId="777">
+  <w:style w:type="table" w:styleId="796">
     <w:name w:val="Grid Table 7 Colorful - Accent 4"/>
-    <w:basedOn w:val="910"/>
+    <w:basedOn w:val="929"/>
     <w:uiPriority w:val="99"/>
     <w:pPr>
       <w:pBdr/>
@@ -14542,9 +17774,9 @@
       </w:tcPr>
     </w:tblStylePr>
   </w:style>
-  <w:style w:type="table" w:styleId="778">
+  <w:style w:type="table" w:styleId="797">
     <w:name w:val="Grid Table 7 Colorful - Accent 5"/>
-    <w:basedOn w:val="910"/>
+    <w:basedOn w:val="929"/>
     <w:uiPriority w:val="99"/>
     <w:pPr>
       <w:pBdr/>
@@ -14796,9 +18028,9 @@
       </w:tcPr>
     </w:tblStylePr>
   </w:style>
-  <w:style w:type="table" w:styleId="779">
+  <w:style w:type="table" w:styleId="798">
     <w:name w:val="Grid Table 7 Colorful - Accent 6"/>
-    <w:basedOn w:val="910"/>
+    <w:basedOn w:val="929"/>
     <w:uiPriority w:val="99"/>
     <w:pPr>
       <w:pBdr/>
@@ -15050,9 +18282,9 @@
       </w:tcPr>
     </w:tblStylePr>
   </w:style>
-  <w:style w:type="table" w:styleId="780">
+  <w:style w:type="table" w:styleId="799">
     <w:name w:val="List Table 1 Light"/>
-    <w:basedOn w:val="910"/>
+    <w:basedOn w:val="929"/>
     <w:uiPriority w:val="99"/>
     <w:pPr>
       <w:pBdr/>
@@ -15266,9 +18498,9 @@
       </w:tcPr>
     </w:tblStylePr>
   </w:style>
-  <w:style w:type="table" w:styleId="781">
+  <w:style w:type="table" w:styleId="800">
     <w:name w:val="List Table 1 Light - Accent 1"/>
-    <w:basedOn w:val="910"/>
+    <w:basedOn w:val="929"/>
     <w:uiPriority w:val="99"/>
     <w:pPr>
       <w:pBdr/>
@@ -15482,9 +18714,9 @@
       </w:tcPr>
     </w:tblStylePr>
   </w:style>
-  <w:style w:type="table" w:styleId="782">
+  <w:style w:type="table" w:styleId="801">
     <w:name w:val="List Table 1 Light - Accent 2"/>
-    <w:basedOn w:val="910"/>
+    <w:basedOn w:val="929"/>
     <w:uiPriority w:val="99"/>
     <w:pPr>
       <w:pBdr/>
@@ -15698,9 +18930,9 @@
       </w:tcPr>
     </w:tblStylePr>
   </w:style>
-  <w:style w:type="table" w:styleId="783">
+  <w:style w:type="table" w:styleId="802">
     <w:name w:val="List Table 1 Light - Accent 3"/>
-    <w:basedOn w:val="910"/>
+    <w:basedOn w:val="929"/>
     <w:uiPriority w:val="99"/>
     <w:pPr>
       <w:pBdr/>
@@ -15914,9 +19146,9 @@
       </w:tcPr>
     </w:tblStylePr>
   </w:style>
-  <w:style w:type="table" w:styleId="784">
+  <w:style w:type="table" w:styleId="803">
     <w:name w:val="List Table 1 Light - Accent 4"/>
-    <w:basedOn w:val="910"/>
+    <w:basedOn w:val="929"/>
     <w:uiPriority w:val="99"/>
     <w:pPr>
       <w:pBdr/>
@@ -16130,9 +19362,9 @@
       </w:tcPr>
     </w:tblStylePr>
   </w:style>
-  <w:style w:type="table" w:styleId="785">
+  <w:style w:type="table" w:styleId="804">
     <w:name w:val="List Table 1 Light - Accent 5"/>
-    <w:basedOn w:val="910"/>
+    <w:basedOn w:val="929"/>
     <w:uiPriority w:val="99"/>
     <w:pPr>
       <w:pBdr/>
@@ -16346,9 +19578,9 @@
       </w:tcPr>
     </w:tblStylePr>
   </w:style>
-  <w:style w:type="table" w:styleId="786">
+  <w:style w:type="table" w:styleId="805">
     <w:name w:val="List Table 1 Light - Accent 6"/>
-    <w:basedOn w:val="910"/>
+    <w:basedOn w:val="929"/>
     <w:uiPriority w:val="99"/>
     <w:pPr>
       <w:pBdr/>
@@ -16562,9 +19794,9 @@
       </w:tcPr>
     </w:tblStylePr>
   </w:style>
-  <w:style w:type="table" w:styleId="787">
+  <w:style w:type="table" w:styleId="806">
     <w:name w:val="List Table 2"/>
-    <w:basedOn w:val="910"/>
+    <w:basedOn w:val="929"/>
     <w:uiPriority w:val="99"/>
     <w:pPr>
       <w:pBdr/>
@@ -16800,9 +20032,9 @@
       </w:tcPr>
     </w:tblStylePr>
   </w:style>
-  <w:style w:type="table" w:styleId="788">
+  <w:style w:type="table" w:styleId="807">
     <w:name w:val="List Table 2 - Accent 1"/>
-    <w:basedOn w:val="910"/>
+    <w:basedOn w:val="929"/>
     <w:uiPriority w:val="99"/>
     <w:pPr>
       <w:pBdr/>
@@ -17038,9 +20270,9 @@
       </w:tcPr>
     </w:tblStylePr>
   </w:style>
-  <w:style w:type="table" w:styleId="789">
+  <w:style w:type="table" w:styleId="808">
     <w:name w:val="List Table 2 - Accent 2"/>
-    <w:basedOn w:val="910"/>
+    <w:basedOn w:val="929"/>
     <w:uiPriority w:val="99"/>
     <w:pPr>
       <w:pBdr/>
@@ -17276,9 +20508,9 @@
       </w:tcPr>
     </w:tblStylePr>
   </w:style>
-  <w:style w:type="table" w:styleId="790">
+  <w:style w:type="table" w:styleId="809">
     <w:name w:val="List Table 2 - Accent 3"/>
-    <w:basedOn w:val="910"/>
+    <w:basedOn w:val="929"/>
     <w:uiPriority w:val="99"/>
     <w:pPr>
       <w:pBdr/>
@@ -17514,9 +20746,9 @@
       </w:tcPr>
     </w:tblStylePr>
   </w:style>
-  <w:style w:type="table" w:styleId="791">
+  <w:style w:type="table" w:styleId="810">
     <w:name w:val="List Table 2 - Accent 4"/>
-    <w:basedOn w:val="910"/>
+    <w:basedOn w:val="929"/>
     <w:uiPriority w:val="99"/>
     <w:pPr>
       <w:pBdr/>
@@ -17752,9 +20984,9 @@
       </w:tcPr>
     </w:tblStylePr>
   </w:style>
-  <w:style w:type="table" w:styleId="792">
+  <w:style w:type="table" w:styleId="811">
     <w:name w:val="List Table 2 - Accent 5"/>
-    <w:basedOn w:val="910"/>
+    <w:basedOn w:val="929"/>
     <w:uiPriority w:val="99"/>
     <w:pPr>
       <w:pBdr/>
@@ -17990,9 +21222,9 @@
       </w:tcPr>
     </w:tblStylePr>
   </w:style>
-  <w:style w:type="table" w:styleId="793">
+  <w:style w:type="table" w:styleId="812">
     <w:name w:val="List Table 2 - Accent 6"/>
-    <w:basedOn w:val="910"/>
+    <w:basedOn w:val="929"/>
     <w:uiPriority w:val="99"/>
     <w:pPr>
       <w:pBdr/>
@@ -18228,9 +21460,9 @@
       </w:tcPr>
     </w:tblStylePr>
   </w:style>
-  <w:style w:type="table" w:styleId="794">
+  <w:style w:type="table" w:styleId="813">
     <w:name w:val="List Table 3"/>
-    <w:basedOn w:val="910"/>
+    <w:basedOn w:val="929"/>
     <w:uiPriority w:val="99"/>
     <w:pPr>
       <w:pBdr/>
@@ -18456,9 +21688,9 @@
       </w:tcPr>
     </w:tblStylePr>
   </w:style>
-  <w:style w:type="table" w:styleId="795">
+  <w:style w:type="table" w:styleId="814">
     <w:name w:val="List Table 3 - Accent 1"/>
-    <w:basedOn w:val="910"/>
+    <w:basedOn w:val="929"/>
     <w:uiPriority w:val="99"/>
     <w:pPr>
       <w:pBdr/>
@@ -18684,9 +21916,9 @@
       </w:tcPr>
     </w:tblStylePr>
   </w:style>
-  <w:style w:type="table" w:styleId="796">
+  <w:style w:type="table" w:styleId="815">
     <w:name w:val="List Table 3 - Accent 2"/>
-    <w:basedOn w:val="910"/>
+    <w:basedOn w:val="929"/>
     <w:uiPriority w:val="99"/>
     <w:pPr>
       <w:pBdr/>
@@ -18912,9 +22144,9 @@
       </w:tcPr>
     </w:tblStylePr>
   </w:style>
-  <w:style w:type="table" w:styleId="797">
+  <w:style w:type="table" w:styleId="816">
     <w:name w:val="List Table 3 - Accent 3"/>
-    <w:basedOn w:val="910"/>
+    <w:basedOn w:val="929"/>
     <w:uiPriority w:val="99"/>
     <w:pPr>
       <w:pBdr/>
@@ -19140,9 +22372,9 @@
       </w:tcPr>
     </w:tblStylePr>
   </w:style>
-  <w:style w:type="table" w:styleId="798">
+  <w:style w:type="table" w:styleId="817">
     <w:name w:val="List Table 3 - Accent 4"/>
-    <w:basedOn w:val="910"/>
+    <w:basedOn w:val="929"/>
     <w:uiPriority w:val="99"/>
     <w:pPr>
       <w:pBdr/>
@@ -19368,9 +22600,9 @@
       </w:tcPr>
     </w:tblStylePr>
   </w:style>
-  <w:style w:type="table" w:styleId="799">
+  <w:style w:type="table" w:styleId="818">
     <w:name w:val="List Table 3 - Accent 5"/>
-    <w:basedOn w:val="910"/>
+    <w:basedOn w:val="929"/>
     <w:uiPriority w:val="99"/>
     <w:pPr>
       <w:pBdr/>
@@ -19596,9 +22828,9 @@
       </w:tcPr>
     </w:tblStylePr>
   </w:style>
-  <w:style w:type="table" w:styleId="800">
+  <w:style w:type="table" w:styleId="819">
     <w:name w:val="List Table 3 - Accent 6"/>
-    <w:basedOn w:val="910"/>
+    <w:basedOn w:val="929"/>
     <w:uiPriority w:val="99"/>
     <w:pPr>
       <w:pBdr/>
@@ -19824,9 +23056,9 @@
       </w:tcPr>
     </w:tblStylePr>
   </w:style>
-  <w:style w:type="table" w:styleId="801">
+  <w:style w:type="table" w:styleId="820">
     <w:name w:val="List Table 4"/>
-    <w:basedOn w:val="910"/>
+    <w:basedOn w:val="929"/>
     <w:uiPriority w:val="99"/>
     <w:pPr>
       <w:pBdr/>
@@ -20049,9 +23281,9 @@
       </w:tcPr>
     </w:tblStylePr>
   </w:style>
-  <w:style w:type="table" w:styleId="802">
+  <w:style w:type="table" w:styleId="821">
     <w:name w:val="List Table 4 - Accent 1"/>
-    <w:basedOn w:val="910"/>
+    <w:basedOn w:val="929"/>
     <w:uiPriority w:val="99"/>
     <w:pPr>
       <w:pBdr/>
@@ -20274,9 +23506,9 @@
       </w:tcPr>
     </w:tblStylePr>
   </w:style>
-  <w:style w:type="table" w:styleId="803">
+  <w:style w:type="table" w:styleId="822">
     <w:name w:val="List Table 4 - Accent 2"/>
-    <w:basedOn w:val="910"/>
+    <w:basedOn w:val="929"/>
     <w:uiPriority w:val="99"/>
     <w:pPr>
       <w:pBdr/>
@@ -20499,9 +23731,9 @@
       </w:tcPr>
     </w:tblStylePr>
   </w:style>
-  <w:style w:type="table" w:styleId="804">
+  <w:style w:type="table" w:styleId="823">
     <w:name w:val="List Table 4 - Accent 3"/>
-    <w:basedOn w:val="910"/>
+    <w:basedOn w:val="929"/>
     <w:uiPriority w:val="99"/>
     <w:pPr>
       <w:pBdr/>
@@ -20724,9 +23956,9 @@
       </w:tcPr>
     </w:tblStylePr>
   </w:style>
-  <w:style w:type="table" w:styleId="805">
+  <w:style w:type="table" w:styleId="824">
     <w:name w:val="List Table 4 - Accent 4"/>
-    <w:basedOn w:val="910"/>
+    <w:basedOn w:val="929"/>
     <w:uiPriority w:val="99"/>
     <w:pPr>
       <w:pBdr/>
@@ -20949,9 +24181,9 @@
       </w:tcPr>
     </w:tblStylePr>
   </w:style>
-  <w:style w:type="table" w:styleId="806">
+  <w:style w:type="table" w:styleId="825">
     <w:name w:val="List Table 4 - Accent 5"/>
-    <w:basedOn w:val="910"/>
+    <w:basedOn w:val="929"/>
     <w:uiPriority w:val="99"/>
     <w:pPr>
       <w:pBdr/>
@@ -21174,9 +24406,9 @@
       </w:tcPr>
     </w:tblStylePr>
   </w:style>
-  <w:style w:type="table" w:styleId="807">
+  <w:style w:type="table" w:styleId="826">
     <w:name w:val="List Table 4 - Accent 6"/>
-    <w:basedOn w:val="910"/>
+    <w:basedOn w:val="929"/>
     <w:uiPriority w:val="99"/>
     <w:pPr>
       <w:pBdr/>
@@ -21399,9 +24631,9 @@
       </w:tcPr>
     </w:tblStylePr>
   </w:style>
-  <w:style w:type="table" w:styleId="808">
+  <w:style w:type="table" w:styleId="827">
     <w:name w:val="List Table 5 Dark"/>
-    <w:basedOn w:val="910"/>
+    <w:basedOn w:val="929"/>
     <w:uiPriority w:val="99"/>
     <w:pPr>
       <w:pBdr/>
@@ -21641,9 +24873,9 @@
       </w:tcPr>
     </w:tblStylePr>
   </w:style>
-  <w:style w:type="table" w:styleId="809">
+  <w:style w:type="table" w:styleId="828">
     <w:name w:val="List Table 5 Dark - Accent 1"/>
-    <w:basedOn w:val="910"/>
+    <w:basedOn w:val="929"/>
     <w:uiPriority w:val="99"/>
     <w:pPr>
       <w:pBdr/>
@@ -21883,9 +25115,9 @@
       </w:tcPr>
     </w:tblStylePr>
   </w:style>
-  <w:style w:type="table" w:styleId="810">
+  <w:style w:type="table" w:styleId="829">
     <w:name w:val="List Table 5 Dark - Accent 2"/>
-    <w:basedOn w:val="910"/>
+    <w:basedOn w:val="929"/>
     <w:uiPriority w:val="99"/>
     <w:pPr>
       <w:pBdr/>
@@ -22125,9 +25357,9 @@
       </w:tcPr>
     </w:tblStylePr>
   </w:style>
-  <w:style w:type="table" w:styleId="811">
+  <w:style w:type="table" w:styleId="830">
     <w:name w:val="List Table 5 Dark - Accent 3"/>
-    <w:basedOn w:val="910"/>
+    <w:basedOn w:val="929"/>
     <w:uiPriority w:val="99"/>
     <w:pPr>
       <w:pBdr/>
@@ -22367,9 +25599,9 @@
       </w:tcPr>
     </w:tblStylePr>
   </w:style>
-  <w:style w:type="table" w:styleId="812">
+  <w:style w:type="table" w:styleId="831">
     <w:name w:val="List Table 5 Dark - Accent 4"/>
-    <w:basedOn w:val="910"/>
+    <w:basedOn w:val="929"/>
     <w:uiPriority w:val="99"/>
     <w:pPr>
       <w:pBdr/>
@@ -22609,9 +25841,9 @@
       </w:tcPr>
     </w:tblStylePr>
   </w:style>
-  <w:style w:type="table" w:styleId="813">
+  <w:style w:type="table" w:styleId="832">
     <w:name w:val="List Table 5 Dark - Accent 5"/>
-    <w:basedOn w:val="910"/>
+    <w:basedOn w:val="929"/>
     <w:uiPriority w:val="99"/>
     <w:pPr>
       <w:pBdr/>
@@ -22851,9 +26083,9 @@
       </w:tcPr>
     </w:tblStylePr>
   </w:style>
-  <w:style w:type="table" w:styleId="814">
+  <w:style w:type="table" w:styleId="833">
     <w:name w:val="List Table 5 Dark - Accent 6"/>
-    <w:basedOn w:val="910"/>
+    <w:basedOn w:val="929"/>
     <w:uiPriority w:val="99"/>
     <w:pPr>
       <w:pBdr/>
@@ -23093,9 +26325,9 @@
       </w:tcPr>
     </w:tblStylePr>
   </w:style>
-  <w:style w:type="table" w:styleId="815">
+  <w:style w:type="table" w:styleId="834">
     <w:name w:val="List Table 6 Colorful"/>
-    <w:basedOn w:val="910"/>
+    <w:basedOn w:val="929"/>
     <w:uiPriority w:val="99"/>
     <w:pPr>
       <w:pBdr/>
@@ -23316,9 +26548,9 @@
       </w:tcPr>
     </w:tblStylePr>
   </w:style>
-  <w:style w:type="table" w:styleId="816">
+  <w:style w:type="table" w:styleId="835">
     <w:name w:val="List Table 6 Colorful - Accent 1"/>
-    <w:basedOn w:val="910"/>
+    <w:basedOn w:val="929"/>
     <w:uiPriority w:val="99"/>
     <w:pPr>
       <w:pBdr/>
@@ -23539,9 +26771,9 @@
       </w:tcPr>
     </w:tblStylePr>
   </w:style>
-  <w:style w:type="table" w:styleId="817">
+  <w:style w:type="table" w:styleId="836">
     <w:name w:val="List Table 6 Colorful - Accent 2"/>
-    <w:basedOn w:val="910"/>
+    <w:basedOn w:val="929"/>
     <w:uiPriority w:val="99"/>
     <w:pPr>
       <w:pBdr/>
@@ -23762,9 +26994,9 @@
       </w:tcPr>
     </w:tblStylePr>
   </w:style>
-  <w:style w:type="table" w:styleId="818">
+  <w:style w:type="table" w:styleId="837">
     <w:name w:val="List Table 6 Colorful - Accent 3"/>
-    <w:basedOn w:val="910"/>
+    <w:basedOn w:val="929"/>
     <w:uiPriority w:val="99"/>
     <w:pPr>
       <w:pBdr/>
@@ -23985,9 +27217,9 @@
       </w:tcPr>
     </w:tblStylePr>
   </w:style>
-  <w:style w:type="table" w:styleId="819">
+  <w:style w:type="table" w:styleId="838">
     <w:name w:val="List Table 6 Colorful - Accent 4"/>
-    <w:basedOn w:val="910"/>
+    <w:basedOn w:val="929"/>
     <w:uiPriority w:val="99"/>
     <w:pPr>
       <w:pBdr/>
@@ -24208,9 +27440,9 @@
       </w:tcPr>
     </w:tblStylePr>
   </w:style>
-  <w:style w:type="table" w:styleId="820">
+  <w:style w:type="table" w:styleId="839">
     <w:name w:val="List Table 6 Colorful - Accent 5"/>
-    <w:basedOn w:val="910"/>
+    <w:basedOn w:val="929"/>
     <w:uiPriority w:val="99"/>
     <w:pPr>
       <w:pBdr/>
@@ -24431,9 +27663,9 @@
       </w:tcPr>
     </w:tblStylePr>
   </w:style>
-  <w:style w:type="table" w:styleId="821">
+  <w:style w:type="table" w:styleId="840">
     <w:name w:val="List Table 6 Colorful - Accent 6"/>
-    <w:basedOn w:val="910"/>
+    <w:basedOn w:val="929"/>
     <w:uiPriority w:val="99"/>
     <w:pPr>
       <w:pBdr/>
@@ -24654,9 +27886,9 @@
       </w:tcPr>
     </w:tblStylePr>
   </w:style>
-  <w:style w:type="table" w:styleId="822">
+  <w:style w:type="table" w:styleId="841">
     <w:name w:val="List Table 7 Colorful"/>
-    <w:basedOn w:val="910"/>
+    <w:basedOn w:val="929"/>
     <w:uiPriority w:val="99"/>
     <w:pPr>
       <w:pBdr/>
@@ -24910,9 +28142,9 @@
       </w:tcPr>
     </w:tblStylePr>
   </w:style>
-  <w:style w:type="table" w:styleId="823">
+  <w:style w:type="table" w:styleId="842">
     <w:name w:val="List Table 7 Colorful - Accent 1"/>
-    <w:basedOn w:val="910"/>
+    <w:basedOn w:val="929"/>
     <w:uiPriority w:val="99"/>
     <w:pPr>
       <w:pBdr/>
@@ -25166,9 +28398,9 @@
       </w:tcPr>
     </w:tblStylePr>
   </w:style>
-  <w:style w:type="table" w:styleId="824">
+  <w:style w:type="table" w:styleId="843">
     <w:name w:val="List Table 7 Colorful - Accent 2"/>
-    <w:basedOn w:val="910"/>
+    <w:basedOn w:val="929"/>
     <w:uiPriority w:val="99"/>
     <w:pPr>
       <w:pBdr/>
@@ -25422,9 +28654,9 @@
       </w:tcPr>
     </w:tblStylePr>
   </w:style>
-  <w:style w:type="table" w:styleId="825">
+  <w:style w:type="table" w:styleId="844">
     <w:name w:val="List Table 7 Colorful - Accent 3"/>
-    <w:basedOn w:val="910"/>
+    <w:basedOn w:val="929"/>
     <w:uiPriority w:val="99"/>
     <w:pPr>
       <w:pBdr/>
@@ -25678,9 +28910,9 @@
       </w:tcPr>
     </w:tblStylePr>
   </w:style>
-  <w:style w:type="table" w:styleId="826">
+  <w:style w:type="table" w:styleId="845">
     <w:name w:val="List Table 7 Colorful - Accent 4"/>
-    <w:basedOn w:val="910"/>
+    <w:basedOn w:val="929"/>
     <w:uiPriority w:val="99"/>
     <w:pPr>
       <w:pBdr/>
@@ -25934,9 +29166,9 @@
       </w:tcPr>
     </w:tblStylePr>
   </w:style>
-  <w:style w:type="table" w:styleId="827">
+  <w:style w:type="table" w:styleId="846">
     <w:name w:val="List Table 7 Colorful - Accent 5"/>
-    <w:basedOn w:val="910"/>
+    <w:basedOn w:val="929"/>
     <w:uiPriority w:val="99"/>
     <w:pPr>
       <w:pBdr/>
@@ -26190,9 +29422,9 @@
       </w:tcPr>
     </w:tblStylePr>
   </w:style>
-  <w:style w:type="table" w:styleId="828">
+  <w:style w:type="table" w:styleId="847">
     <w:name w:val="List Table 7 Colorful - Accent 6"/>
-    <w:basedOn w:val="910"/>
+    <w:basedOn w:val="929"/>
     <w:uiPriority w:val="99"/>
     <w:pPr>
       <w:pBdr/>
@@ -26446,9 +29678,9 @@
       </w:tcPr>
     </w:tblStylePr>
   </w:style>
-  <w:style w:type="table" w:styleId="829">
+  <w:style w:type="table" w:styleId="848">
     <w:name w:val="Lined - Accent"/>
-    <w:basedOn w:val="910"/>
+    <w:basedOn w:val="929"/>
     <w:uiPriority w:val="99"/>
     <w:pPr>
       <w:pBdr/>
@@ -26683,9 +29915,9 @@
       </w:tcPr>
     </w:tblStylePr>
   </w:style>
-  <w:style w:type="table" w:styleId="830">
+  <w:style w:type="table" w:styleId="849">
     <w:name w:val="Lined - Accent 1"/>
-    <w:basedOn w:val="910"/>
+    <w:basedOn w:val="929"/>
     <w:uiPriority w:val="99"/>
     <w:pPr>
       <w:pBdr/>
@@ -26920,9 +30152,9 @@
       </w:tcPr>
     </w:tblStylePr>
   </w:style>
-  <w:style w:type="table" w:styleId="831">
+  <w:style w:type="table" w:styleId="850">
     <w:name w:val="Lined - Accent 2"/>
-    <w:basedOn w:val="910"/>
+    <w:basedOn w:val="929"/>
     <w:uiPriority w:val="99"/>
     <w:pPr>
       <w:pBdr/>
@@ -27157,9 +30389,9 @@
       </w:tcPr>
     </w:tblStylePr>
   </w:style>
-  <w:style w:type="table" w:styleId="832">
+  <w:style w:type="table" w:styleId="851">
     <w:name w:val="Lined - Accent 3"/>
-    <w:basedOn w:val="910"/>
+    <w:basedOn w:val="929"/>
     <w:uiPriority w:val="99"/>
     <w:pPr>
       <w:pBdr/>
@@ -27394,9 +30626,9 @@
       </w:tcPr>
     </w:tblStylePr>
   </w:style>
-  <w:style w:type="table" w:styleId="833">
+  <w:style w:type="table" w:styleId="852">
     <w:name w:val="Lined - Accent 4"/>
-    <w:basedOn w:val="910"/>
+    <w:basedOn w:val="929"/>
     <w:uiPriority w:val="99"/>
     <w:pPr>
       <w:pBdr/>
@@ -27631,9 +30863,9 @@
       </w:tcPr>
     </w:tblStylePr>
   </w:style>
-  <w:style w:type="table" w:styleId="834">
+  <w:style w:type="table" w:styleId="853">
     <w:name w:val="Lined - Accent 5"/>
-    <w:basedOn w:val="910"/>
+    <w:basedOn w:val="929"/>
     <w:uiPriority w:val="99"/>
     <w:pPr>
       <w:pBdr/>
@@ -27868,9 +31100,9 @@
       </w:tcPr>
     </w:tblStylePr>
   </w:style>
-  <w:style w:type="table" w:styleId="835">
+  <w:style w:type="table" w:styleId="854">
     <w:name w:val="Lined - Accent 6"/>
-    <w:basedOn w:val="910"/>
+    <w:basedOn w:val="929"/>
     <w:uiPriority w:val="99"/>
     <w:pPr>
       <w:pBdr/>
@@ -28105,9 +31337,9 @@
       </w:tcPr>
     </w:tblStylePr>
   </w:style>
-  <w:style w:type="table" w:styleId="836">
+  <w:style w:type="table" w:styleId="855">
     <w:name w:val="Bordered &amp; Lined - Accent"/>
-    <w:basedOn w:val="910"/>
+    <w:basedOn w:val="929"/>
     <w:uiPriority w:val="99"/>
     <w:pPr>
       <w:pBdr/>
@@ -28349,9 +31581,9 @@
       </w:tcPr>
     </w:tblStylePr>
   </w:style>
-  <w:style w:type="table" w:styleId="837">
+  <w:style w:type="table" w:styleId="856">
     <w:name w:val="Bordered &amp; Lined - Accent 1"/>
-    <w:basedOn w:val="910"/>
+    <w:basedOn w:val="929"/>
     <w:uiPriority w:val="99"/>
     <w:pPr>
       <w:pBdr/>
@@ -28593,9 +31825,9 @@
       </w:tcPr>
     </w:tblStylePr>
   </w:style>
-  <w:style w:type="table" w:styleId="838">
+  <w:style w:type="table" w:styleId="857">
     <w:name w:val="Bordered &amp; Lined - Accent 2"/>
-    <w:basedOn w:val="910"/>
+    <w:basedOn w:val="929"/>
     <w:uiPriority w:val="99"/>
     <w:pPr>
       <w:pBdr/>
@@ -28837,9 +32069,9 @@
       </w:tcPr>
     </w:tblStylePr>
   </w:style>
-  <w:style w:type="table" w:styleId="839">
+  <w:style w:type="table" w:styleId="858">
     <w:name w:val="Bordered &amp; Lined - Accent 3"/>
-    <w:basedOn w:val="910"/>
+    <w:basedOn w:val="929"/>
     <w:uiPriority w:val="99"/>
     <w:pPr>
       <w:pBdr/>
@@ -29081,9 +32313,9 @@
       </w:tcPr>
     </w:tblStylePr>
   </w:style>
-  <w:style w:type="table" w:styleId="840">
+  <w:style w:type="table" w:styleId="859">
     <w:name w:val="Bordered &amp; Lined - Accent 4"/>
-    <w:basedOn w:val="910"/>
+    <w:basedOn w:val="929"/>
     <w:uiPriority w:val="99"/>
     <w:pPr>
       <w:pBdr/>
@@ -29325,9 +32557,9 @@
       </w:tcPr>
     </w:tblStylePr>
   </w:style>
-  <w:style w:type="table" w:styleId="841">
+  <w:style w:type="table" w:styleId="860">
     <w:name w:val="Bordered &amp; Lined - Accent 5"/>
-    <w:basedOn w:val="910"/>
+    <w:basedOn w:val="929"/>
     <w:uiPriority w:val="99"/>
     <w:pPr>
       <w:pBdr/>
@@ -29569,9 +32801,9 @@
       </w:tcPr>
     </w:tblStylePr>
   </w:style>
-  <w:style w:type="table" w:styleId="842">
+  <w:style w:type="table" w:styleId="861">
     <w:name w:val="Bordered &amp; Lined - Accent 6"/>
-    <w:basedOn w:val="910"/>
+    <w:basedOn w:val="929"/>
     <w:uiPriority w:val="99"/>
     <w:pPr>
       <w:pBdr/>
@@ -29813,9 +33045,9 @@
       </w:tcPr>
     </w:tblStylePr>
   </w:style>
-  <w:style w:type="table" w:styleId="843">
+  <w:style w:type="table" w:styleId="862">
     <w:name w:val="Bordered"/>
-    <w:basedOn w:val="910"/>
+    <w:basedOn w:val="929"/>
     <w:uiPriority w:val="99"/>
     <w:pPr>
       <w:pBdr/>
@@ -30044,9 +33276,9 @@
       </w:tcPr>
     </w:tblStylePr>
   </w:style>
-  <w:style w:type="table" w:styleId="844">
+  <w:style w:type="table" w:styleId="863">
     <w:name w:val="Bordered - Accent 1"/>
-    <w:basedOn w:val="910"/>
+    <w:basedOn w:val="929"/>
     <w:uiPriority w:val="99"/>
     <w:pPr>
       <w:pBdr/>
@@ -30275,9 +33507,9 @@
       </w:tcPr>
     </w:tblStylePr>
   </w:style>
-  <w:style w:type="table" w:styleId="845">
+  <w:style w:type="table" w:styleId="864">
     <w:name w:val="Bordered - Accent 2"/>
-    <w:basedOn w:val="910"/>
+    <w:basedOn w:val="929"/>
     <w:uiPriority w:val="99"/>
     <w:pPr>
       <w:pBdr/>
@@ -30506,9 +33738,9 @@
       </w:tcPr>
     </w:tblStylePr>
   </w:style>
-  <w:style w:type="table" w:styleId="846">
+  <w:style w:type="table" w:styleId="865">
     <w:name w:val="Bordered - Accent 3"/>
-    <w:basedOn w:val="910"/>
+    <w:basedOn w:val="929"/>
     <w:uiPriority w:val="99"/>
     <w:pPr>
       <w:pBdr/>
@@ -30737,9 +33969,9 @@
       </w:tcPr>
     </w:tblStylePr>
   </w:style>
-  <w:style w:type="table" w:styleId="847">
+  <w:style w:type="table" w:styleId="866">
     <w:name w:val="Bordered - Accent 4"/>
-    <w:basedOn w:val="910"/>
+    <w:basedOn w:val="929"/>
     <w:uiPriority w:val="99"/>
     <w:pPr>
       <w:pBdr/>
@@ -30968,9 +34200,9 @@
       </w:tcPr>
     </w:tblStylePr>
   </w:style>
-  <w:style w:type="table" w:styleId="848">
+  <w:style w:type="table" w:styleId="867">
     <w:name w:val="Bordered - Accent 5"/>
-    <w:basedOn w:val="910"/>
+    <w:basedOn w:val="929"/>
     <w:uiPriority w:val="99"/>
     <w:pPr>
       <w:pBdr/>
@@ -31199,9 +34431,9 @@
       </w:tcPr>
     </w:tblStylePr>
   </w:style>
-  <w:style w:type="table" w:styleId="849">
+  <w:style w:type="table" w:styleId="868">
     <w:name w:val="Bordered - Accent 6"/>
-    <w:basedOn w:val="910"/>
+    <w:basedOn w:val="929"/>
     <w:uiPriority w:val="99"/>
     <w:pPr>
       <w:pBdr/>
@@ -31430,11 +34662,11 @@
       </w:tcPr>
     </w:tblStylePr>
   </w:style>
-  <w:style w:type="paragraph" w:styleId="850">
+  <w:style w:type="paragraph" w:styleId="869">
     <w:name w:val="Heading 1"/>
-    <w:basedOn w:val="909"/>
-    <w:next w:val="909"/>
-    <w:link w:val="860"/>
+    <w:basedOn w:val="928"/>
+    <w:next w:val="928"/>
+    <w:link w:val="879"/>
     <w:uiPriority w:val="9"/>
     <w:qFormat/>
     <w:pPr>
@@ -31452,11 +34684,11 @@
       <w:szCs w:val="40"/>
     </w:rPr>
   </w:style>
-  <w:style w:type="paragraph" w:styleId="851">
+  <w:style w:type="paragraph" w:styleId="870">
     <w:name w:val="Heading 2"/>
-    <w:basedOn w:val="909"/>
-    <w:next w:val="909"/>
-    <w:link w:val="861"/>
+    <w:basedOn w:val="928"/>
+    <w:next w:val="928"/>
+    <w:link w:val="880"/>
     <w:uiPriority w:val="9"/>
     <w:unhideWhenUsed/>
     <w:qFormat/>
@@ -31485,11 +34717,11 @@
       <w:szCs w:val="36"/>
     </w:rPr>
   </w:style>
-  <w:style w:type="paragraph" w:styleId="852">
+  <w:style w:type="paragraph" w:styleId="871">
     <w:name w:val="Heading 3"/>
-    <w:basedOn w:val="909"/>
-    <w:next w:val="909"/>
-    <w:link w:val="862"/>
+    <w:basedOn w:val="928"/>
+    <w:next w:val="928"/>
+    <w:link w:val="881"/>
     <w:uiPriority w:val="9"/>
     <w:unhideWhenUsed/>
     <w:qFormat/>
@@ -31508,11 +34740,11 @@
       <w:szCs w:val="28"/>
     </w:rPr>
   </w:style>
-  <w:style w:type="paragraph" w:styleId="853">
+  <w:style w:type="paragraph" w:styleId="872">
     <w:name w:val="Heading 4"/>
-    <w:basedOn w:val="909"/>
-    <w:next w:val="909"/>
-    <w:link w:val="863"/>
+    <w:basedOn w:val="928"/>
+    <w:next w:val="928"/>
+    <w:link w:val="882"/>
     <w:uiPriority w:val="9"/>
     <w:unhideWhenUsed/>
     <w:qFormat/>
@@ -31531,11 +34763,11 @@
       <w:color w:val="0f4761" w:themeColor="accent1" w:themeShade="BF"/>
     </w:rPr>
   </w:style>
-  <w:style w:type="paragraph" w:styleId="854">
+  <w:style w:type="paragraph" w:styleId="873">
     <w:name w:val="Heading 5"/>
-    <w:basedOn w:val="909"/>
-    <w:next w:val="909"/>
-    <w:link w:val="864"/>
+    <w:basedOn w:val="928"/>
+    <w:next w:val="928"/>
+    <w:link w:val="883"/>
     <w:uiPriority w:val="9"/>
     <w:unhideWhenUsed/>
     <w:qFormat/>
@@ -31552,11 +34784,11 @@
       <w:color w:val="0f4761" w:themeColor="accent1" w:themeShade="BF"/>
     </w:rPr>
   </w:style>
-  <w:style w:type="paragraph" w:styleId="855">
+  <w:style w:type="paragraph" w:styleId="874">
     <w:name w:val="Heading 6"/>
-    <w:basedOn w:val="875"/>
-    <w:next w:val="909"/>
-    <w:link w:val="865"/>
+    <w:basedOn w:val="894"/>
+    <w:next w:val="928"/>
+    <w:link w:val="884"/>
     <w:uiPriority w:val="9"/>
     <w:unhideWhenUsed/>
     <w:qFormat/>
@@ -31570,11 +34802,11 @@
       <w:szCs w:val="24"/>
     </w:rPr>
   </w:style>
-  <w:style w:type="paragraph" w:styleId="856">
+  <w:style w:type="paragraph" w:styleId="875">
     <w:name w:val="Heading 7"/>
-    <w:basedOn w:val="909"/>
-    <w:next w:val="909"/>
-    <w:link w:val="866"/>
+    <w:basedOn w:val="928"/>
+    <w:next w:val="928"/>
+    <w:link w:val="885"/>
     <w:uiPriority w:val="9"/>
     <w:unhideWhenUsed/>
     <w:qFormat/>
@@ -31591,11 +34823,11 @@
       <w:color w:val="595959" w:themeColor="text1" w:themeTint="A6"/>
     </w:rPr>
   </w:style>
-  <w:style w:type="paragraph" w:styleId="857">
+  <w:style w:type="paragraph" w:styleId="876">
     <w:name w:val="Heading 8"/>
-    <w:basedOn w:val="909"/>
-    <w:next w:val="909"/>
-    <w:link w:val="867"/>
+    <w:basedOn w:val="928"/>
+    <w:next w:val="928"/>
+    <w:link w:val="886"/>
     <w:uiPriority w:val="9"/>
     <w:unhideWhenUsed/>
     <w:qFormat/>
@@ -31614,11 +34846,11 @@
       <w:color w:val="272727" w:themeColor="text1" w:themeTint="D8"/>
     </w:rPr>
   </w:style>
-  <w:style w:type="paragraph" w:styleId="858">
+  <w:style w:type="paragraph" w:styleId="877">
     <w:name w:val="Heading 9"/>
-    <w:basedOn w:val="909"/>
-    <w:next w:val="909"/>
-    <w:link w:val="868"/>
+    <w:basedOn w:val="928"/>
+    <w:next w:val="928"/>
+    <w:link w:val="887"/>
     <w:uiPriority w:val="9"/>
     <w:unhideWhenUsed/>
     <w:qFormat/>
@@ -31637,7 +34869,7 @@
       <w:color w:val="272727" w:themeColor="text1" w:themeTint="D8"/>
     </w:rPr>
   </w:style>
-  <w:style w:type="character" w:styleId="859" w:default="1">
+  <w:style w:type="character" w:styleId="878" w:default="1">
     <w:name w:val="Default Paragraph Font"/>
     <w:uiPriority w:val="1"/>
     <w:semiHidden/>
@@ -31648,10 +34880,10 @@
       <w:ind/>
     </w:pPr>
   </w:style>
-  <w:style w:type="character" w:styleId="860">
+  <w:style w:type="character" w:styleId="879">
     <w:name w:val="Heading 1 Char"/>
-    <w:basedOn w:val="859"/>
-    <w:link w:val="850"/>
+    <w:basedOn w:val="878"/>
+    <w:link w:val="869"/>
     <w:uiPriority w:val="9"/>
     <w:pPr>
       <w:pBdr/>
@@ -31665,9 +34897,9 @@
       <w:szCs w:val="40"/>
     </w:rPr>
   </w:style>
-  <w:style w:type="character" w:styleId="861">
+  <w:style w:type="character" w:styleId="880">
     <w:name w:val="Heading 2 Char"/>
-    <w:link w:val="851"/>
+    <w:link w:val="870"/>
     <w:uiPriority w:val="9"/>
     <w:pPr>
       <w:pBdr/>
@@ -31679,10 +34911,10 @@
       <w:bCs/>
     </w:rPr>
   </w:style>
-  <w:style w:type="character" w:styleId="862">
+  <w:style w:type="character" w:styleId="881">
     <w:name w:val="Heading 3 Char"/>
-    <w:basedOn w:val="859"/>
-    <w:link w:val="852"/>
+    <w:basedOn w:val="878"/>
+    <w:link w:val="871"/>
     <w:uiPriority w:val="9"/>
     <w:pPr>
       <w:pBdr/>
@@ -31696,10 +34928,10 @@
       <w:szCs w:val="28"/>
     </w:rPr>
   </w:style>
-  <w:style w:type="character" w:styleId="863">
+  <w:style w:type="character" w:styleId="882">
     <w:name w:val="Heading 4 Char"/>
-    <w:basedOn w:val="859"/>
-    <w:link w:val="853"/>
+    <w:basedOn w:val="878"/>
+    <w:link w:val="872"/>
     <w:uiPriority w:val="9"/>
     <w:pPr>
       <w:pBdr/>
@@ -31713,10 +34945,10 @@
       <w:color w:val="0f4761" w:themeColor="accent1" w:themeShade="BF"/>
     </w:rPr>
   </w:style>
-  <w:style w:type="character" w:styleId="864">
+  <w:style w:type="character" w:styleId="883">
     <w:name w:val="Heading 5 Char"/>
-    <w:basedOn w:val="859"/>
-    <w:link w:val="854"/>
+    <w:basedOn w:val="878"/>
+    <w:link w:val="873"/>
     <w:uiPriority w:val="9"/>
     <w:pPr>
       <w:pBdr/>
@@ -31728,9 +34960,9 @@
       <w:color w:val="0f4761" w:themeColor="accent1" w:themeShade="BF"/>
     </w:rPr>
   </w:style>
-  <w:style w:type="character" w:styleId="865">
+  <w:style w:type="character" w:styleId="884">
     <w:name w:val="Heading 6 Char"/>
-    <w:link w:val="855"/>
+    <w:link w:val="874"/>
     <w:uiPriority w:val="9"/>
     <w:pPr>
       <w:pBdr/>
@@ -31742,10 +34974,10 @@
       <w:szCs w:val="24"/>
     </w:rPr>
   </w:style>
-  <w:style w:type="character" w:styleId="866">
+  <w:style w:type="character" w:styleId="885">
     <w:name w:val="Heading 7 Char"/>
-    <w:basedOn w:val="859"/>
-    <w:link w:val="856"/>
+    <w:basedOn w:val="878"/>
+    <w:link w:val="875"/>
     <w:uiPriority w:val="9"/>
     <w:pPr>
       <w:pBdr/>
@@ -31757,10 +34989,10 @@
       <w:color w:val="595959" w:themeColor="text1" w:themeTint="A6"/>
     </w:rPr>
   </w:style>
-  <w:style w:type="character" w:styleId="867">
+  <w:style w:type="character" w:styleId="886">
     <w:name w:val="Heading 8 Char"/>
-    <w:basedOn w:val="859"/>
-    <w:link w:val="857"/>
+    <w:basedOn w:val="878"/>
+    <w:link w:val="876"/>
     <w:uiPriority w:val="9"/>
     <w:pPr>
       <w:pBdr/>
@@ -31774,10 +35006,10 @@
       <w:color w:val="272727" w:themeColor="text1" w:themeTint="D8"/>
     </w:rPr>
   </w:style>
-  <w:style w:type="character" w:styleId="868">
+  <w:style w:type="character" w:styleId="887">
     <w:name w:val="Heading 9 Char"/>
-    <w:basedOn w:val="859"/>
-    <w:link w:val="858"/>
+    <w:basedOn w:val="878"/>
+    <w:link w:val="877"/>
     <w:uiPriority w:val="9"/>
     <w:pPr>
       <w:pBdr/>
@@ -31791,11 +35023,11 @@
       <w:color w:val="272727" w:themeColor="text1" w:themeTint="D8"/>
     </w:rPr>
   </w:style>
-  <w:style w:type="paragraph" w:styleId="869">
+  <w:style w:type="paragraph" w:styleId="888">
     <w:name w:val="Title"/>
-    <w:basedOn w:val="909"/>
-    <w:next w:val="909"/>
-    <w:link w:val="870"/>
+    <w:basedOn w:val="928"/>
+    <w:next w:val="928"/>
+    <w:link w:val="889"/>
     <w:uiPriority w:val="10"/>
     <w:qFormat/>
     <w:pPr>
@@ -31811,10 +35043,10 @@
       <w:szCs w:val="56"/>
     </w:rPr>
   </w:style>
-  <w:style w:type="character" w:styleId="870">
+  <w:style w:type="character" w:styleId="889">
     <w:name w:val="Title Char"/>
-    <w:basedOn w:val="859"/>
-    <w:link w:val="869"/>
+    <w:basedOn w:val="878"/>
+    <w:link w:val="888"/>
     <w:uiPriority w:val="10"/>
     <w:pPr>
       <w:pBdr/>
@@ -31828,11 +35060,11 @@
       <w:szCs w:val="56"/>
     </w:rPr>
   </w:style>
-  <w:style w:type="paragraph" w:styleId="871">
+  <w:style w:type="paragraph" w:styleId="890">
     <w:name w:val="Subtitle"/>
-    <w:basedOn w:val="909"/>
-    <w:next w:val="909"/>
-    <w:link w:val="872"/>
+    <w:basedOn w:val="928"/>
+    <w:next w:val="928"/>
+    <w:link w:val="891"/>
     <w:uiPriority w:val="11"/>
     <w:qFormat/>
     <w:pPr>
@@ -31850,10 +35082,10 @@
       <w:szCs w:val="28"/>
     </w:rPr>
   </w:style>
-  <w:style w:type="character" w:styleId="872">
+  <w:style w:type="character" w:styleId="891">
     <w:name w:val="Subtitle Char"/>
-    <w:basedOn w:val="859"/>
-    <w:link w:val="871"/>
+    <w:basedOn w:val="878"/>
+    <w:link w:val="890"/>
     <w:uiPriority w:val="11"/>
     <w:pPr>
       <w:pBdr/>
@@ -31867,11 +35099,11 @@
       <w:szCs w:val="28"/>
     </w:rPr>
   </w:style>
-  <w:style w:type="paragraph" w:styleId="873">
+  <w:style w:type="paragraph" w:styleId="892">
     <w:name w:val="Quote"/>
-    <w:basedOn w:val="909"/>
-    <w:next w:val="909"/>
-    <w:link w:val="874"/>
+    <w:basedOn w:val="928"/>
+    <w:next w:val="928"/>
+    <w:link w:val="893"/>
     <w:uiPriority w:val="29"/>
     <w:qFormat/>
     <w:pPr>
@@ -31886,10 +35118,10 @@
       <w:color w:val="404040" w:themeColor="text1" w:themeTint="BF"/>
     </w:rPr>
   </w:style>
-  <w:style w:type="character" w:styleId="874">
+  <w:style w:type="character" w:styleId="893">
     <w:name w:val="Quote Char"/>
-    <w:basedOn w:val="859"/>
-    <w:link w:val="873"/>
+    <w:basedOn w:val="878"/>
+    <w:link w:val="892"/>
     <w:uiPriority w:val="29"/>
     <w:pPr>
       <w:pBdr/>
@@ -31902,9 +35134,9 @@
       <w:color w:val="404040" w:themeColor="text1" w:themeTint="BF"/>
     </w:rPr>
   </w:style>
-  <w:style w:type="paragraph" w:styleId="875">
+  <w:style w:type="paragraph" w:styleId="894">
     <w:name w:val="Intense Emphasis"/>
-    <w:basedOn w:val="859"/>
+    <w:basedOn w:val="878"/>
     <w:uiPriority w:val="21"/>
     <w:qFormat/>
     <w:pPr>
@@ -31920,11 +35152,11 @@
       <w:color w:val="0f4761" w:themeColor="text1" w:themeTint="80"/>
     </w:rPr>
   </w:style>
-  <w:style w:type="paragraph" w:styleId="876">
+  <w:style w:type="paragraph" w:styleId="895">
     <w:name w:val="Intense Quote"/>
-    <w:basedOn w:val="909"/>
-    <w:next w:val="909"/>
-    <w:link w:val="877"/>
+    <w:basedOn w:val="928"/>
+    <w:next w:val="928"/>
+    <w:link w:val="896"/>
     <w:uiPriority w:val="30"/>
     <w:qFormat/>
     <w:pPr>
@@ -31942,10 +35174,10 @@
       <w:color w:val="0f4761" w:themeColor="accent1" w:themeShade="BF"/>
     </w:rPr>
   </w:style>
-  <w:style w:type="character" w:styleId="877">
+  <w:style w:type="character" w:styleId="896">
     <w:name w:val="Intense Quote Char"/>
-    <w:basedOn w:val="859"/>
-    <w:link w:val="876"/>
+    <w:basedOn w:val="878"/>
+    <w:link w:val="895"/>
     <w:uiPriority w:val="30"/>
     <w:pPr>
       <w:pBdr/>
@@ -31958,9 +35190,9 @@
       <w:color w:val="0f4761" w:themeColor="accent1" w:themeShade="BF"/>
     </w:rPr>
   </w:style>
-  <w:style w:type="character" w:styleId="878">
+  <w:style w:type="character" w:styleId="897">
     <w:name w:val="Intense Reference"/>
-    <w:basedOn w:val="859"/>
+    <w:basedOn w:val="878"/>
     <w:uiPriority w:val="32"/>
     <w:qFormat/>
     <w:pPr>
@@ -31976,9 +35208,9 @@
       <w:spacing w:val="5"/>
     </w:rPr>
   </w:style>
-  <w:style w:type="character" w:styleId="879">
+  <w:style w:type="character" w:styleId="898">
     <w:name w:val="Subtle Emphasis"/>
-    <w:basedOn w:val="859"/>
+    <w:basedOn w:val="878"/>
     <w:uiPriority w:val="19"/>
     <w:qFormat/>
     <w:pPr>
@@ -31992,9 +35224,9 @@
       <w:color w:val="404040" w:themeColor="text1" w:themeTint="BF"/>
     </w:rPr>
   </w:style>
-  <w:style w:type="character" w:styleId="880">
+  <w:style w:type="character" w:styleId="899">
     <w:name w:val="Emphasis"/>
-    <w:basedOn w:val="859"/>
+    <w:basedOn w:val="878"/>
     <w:uiPriority w:val="20"/>
     <w:qFormat/>
     <w:pPr>
@@ -32007,9 +35239,9 @@
       <w:iCs/>
     </w:rPr>
   </w:style>
-  <w:style w:type="character" w:styleId="881">
+  <w:style w:type="character" w:styleId="900">
     <w:name w:val="Strong"/>
-    <w:basedOn w:val="859"/>
+    <w:basedOn w:val="878"/>
     <w:uiPriority w:val="22"/>
     <w:qFormat/>
     <w:pPr>
@@ -32022,9 +35254,9 @@
       <w:bCs/>
     </w:rPr>
   </w:style>
-  <w:style w:type="character" w:styleId="882">
+  <w:style w:type="character" w:styleId="901">
     <w:name w:val="Subtle Reference"/>
-    <w:basedOn w:val="859"/>
+    <w:basedOn w:val="878"/>
     <w:uiPriority w:val="31"/>
     <w:qFormat/>
     <w:pPr>
@@ -32037,9 +35269,9 @@
       <w:color w:val="5a5a5a" w:themeColor="text1" w:themeTint="A5"/>
     </w:rPr>
   </w:style>
-  <w:style w:type="character" w:styleId="883">
+  <w:style w:type="character" w:styleId="902">
     <w:name w:val="Book Title"/>
-    <w:basedOn w:val="859"/>
+    <w:basedOn w:val="878"/>
     <w:uiPriority w:val="33"/>
     <w:qFormat/>
     <w:pPr>
@@ -32055,10 +35287,10 @@
       <w:spacing w:val="5"/>
     </w:rPr>
   </w:style>
-  <w:style w:type="paragraph" w:styleId="884">
+  <w:style w:type="paragraph" w:styleId="903">
     <w:name w:val="Header"/>
-    <w:basedOn w:val="909"/>
-    <w:link w:val="885"/>
+    <w:basedOn w:val="928"/>
+    <w:link w:val="904"/>
     <w:uiPriority w:val="99"/>
     <w:unhideWhenUsed/>
     <w:pPr>
@@ -32071,10 +35303,10 @@
       <w:ind/>
     </w:pPr>
   </w:style>
-  <w:style w:type="character" w:styleId="885">
+  <w:style w:type="character" w:styleId="904">
     <w:name w:val="Header Char"/>
-    <w:basedOn w:val="859"/>
-    <w:link w:val="884"/>
+    <w:basedOn w:val="878"/>
+    <w:link w:val="903"/>
     <w:uiPriority w:val="99"/>
     <w:pPr>
       <w:pBdr/>
@@ -32082,10 +35314,10 @@
       <w:ind/>
     </w:pPr>
   </w:style>
-  <w:style w:type="paragraph" w:styleId="886">
+  <w:style w:type="paragraph" w:styleId="905">
     <w:name w:val="Footer"/>
-    <w:basedOn w:val="909"/>
-    <w:link w:val="887"/>
+    <w:basedOn w:val="928"/>
+    <w:link w:val="906"/>
     <w:uiPriority w:val="99"/>
     <w:unhideWhenUsed/>
     <w:pPr>
@@ -32098,10 +35330,10 @@
       <w:ind/>
     </w:pPr>
   </w:style>
-  <w:style w:type="character" w:styleId="887">
+  <w:style w:type="character" w:styleId="906">
     <w:name w:val="Footer Char"/>
-    <w:basedOn w:val="859"/>
-    <w:link w:val="886"/>
+    <w:basedOn w:val="878"/>
+    <w:link w:val="905"/>
     <w:uiPriority w:val="99"/>
     <w:pPr>
       <w:pBdr/>
@@ -32109,10 +35341,10 @@
       <w:ind/>
     </w:pPr>
   </w:style>
-  <w:style w:type="paragraph" w:styleId="888">
+  <w:style w:type="paragraph" w:styleId="907">
     <w:name w:val="Caption"/>
-    <w:basedOn w:val="909"/>
-    <w:next w:val="909"/>
+    <w:basedOn w:val="928"/>
+    <w:next w:val="928"/>
     <w:uiPriority w:val="35"/>
     <w:unhideWhenUsed/>
     <w:qFormat/>
@@ -32129,10 +35361,10 @@
       <w:szCs w:val="18"/>
     </w:rPr>
   </w:style>
-  <w:style w:type="paragraph" w:styleId="889">
+  <w:style w:type="paragraph" w:styleId="908">
     <w:name w:val="footnote text"/>
-    <w:basedOn w:val="909"/>
-    <w:link w:val="890"/>
+    <w:basedOn w:val="928"/>
+    <w:link w:val="909"/>
     <w:uiPriority w:val="99"/>
     <w:semiHidden/>
     <w:unhideWhenUsed/>
@@ -32146,10 +35378,10 @@
       <w:szCs w:val="20"/>
     </w:rPr>
   </w:style>
-  <w:style w:type="character" w:styleId="890">
+  <w:style w:type="character" w:styleId="909">
     <w:name w:val="Footnote Text Char"/>
-    <w:basedOn w:val="859"/>
-    <w:link w:val="889"/>
+    <w:basedOn w:val="878"/>
+    <w:link w:val="908"/>
     <w:uiPriority w:val="99"/>
     <w:semiHidden/>
     <w:pPr>
@@ -32162,9 +35394,9 @@
       <w:szCs w:val="20"/>
     </w:rPr>
   </w:style>
-  <w:style w:type="character" w:styleId="891">
+  <w:style w:type="character" w:styleId="910">
     <w:name w:val="footnote reference"/>
-    <w:basedOn w:val="859"/>
+    <w:basedOn w:val="878"/>
     <w:uiPriority w:val="99"/>
     <w:semiHidden/>
     <w:unhideWhenUsed/>
@@ -32177,10 +35409,10 @@
       <w:vertAlign w:val="superscript"/>
     </w:rPr>
   </w:style>
-  <w:style w:type="paragraph" w:styleId="892">
+  <w:style w:type="paragraph" w:styleId="911">
     <w:name w:val="endnote text"/>
-    <w:basedOn w:val="909"/>
-    <w:link w:val="893"/>
+    <w:basedOn w:val="928"/>
+    <w:link w:val="912"/>
     <w:uiPriority w:val="99"/>
     <w:semiHidden/>
     <w:unhideWhenUsed/>
@@ -32194,10 +35426,10 @@
       <w:szCs w:val="20"/>
     </w:rPr>
   </w:style>
-  <w:style w:type="character" w:styleId="893">
+  <w:style w:type="character" w:styleId="912">
     <w:name w:val="Endnote Text Char"/>
-    <w:basedOn w:val="859"/>
-    <w:link w:val="892"/>
+    <w:basedOn w:val="878"/>
+    <w:link w:val="911"/>
     <w:uiPriority w:val="99"/>
     <w:semiHidden/>
     <w:pPr>
@@ -32210,9 +35442,9 @@
       <w:szCs w:val="20"/>
     </w:rPr>
   </w:style>
-  <w:style w:type="character" w:styleId="894">
+  <w:style w:type="character" w:styleId="913">
     <w:name w:val="endnote reference"/>
-    <w:basedOn w:val="859"/>
+    <w:basedOn w:val="878"/>
     <w:uiPriority w:val="99"/>
     <w:semiHidden/>
     <w:unhideWhenUsed/>
@@ -32225,9 +35457,9 @@
       <w:vertAlign w:val="superscript"/>
     </w:rPr>
   </w:style>
-  <w:style w:type="character" w:styleId="895">
+  <w:style w:type="character" w:styleId="914">
     <w:name w:val="Hyperlink"/>
-    <w:basedOn w:val="859"/>
+    <w:basedOn w:val="878"/>
     <w:uiPriority w:val="99"/>
     <w:unhideWhenUsed/>
     <w:pPr>
@@ -32240,9 +35472,9 @@
       <w:u w:val="single"/>
     </w:rPr>
   </w:style>
-  <w:style w:type="character" w:styleId="896">
+  <w:style w:type="character" w:styleId="915">
     <w:name w:val="FollowedHyperlink"/>
-    <w:basedOn w:val="859"/>
+    <w:basedOn w:val="878"/>
     <w:uiPriority w:val="99"/>
     <w:semiHidden/>
     <w:unhideWhenUsed/>
@@ -32256,10 +35488,10 @@
       <w:u w:val="single"/>
     </w:rPr>
   </w:style>
-  <w:style w:type="paragraph" w:styleId="897">
+  <w:style w:type="paragraph" w:styleId="916">
     <w:name w:val="toc 1"/>
-    <w:basedOn w:val="909"/>
-    <w:next w:val="909"/>
+    <w:basedOn w:val="928"/>
+    <w:next w:val="928"/>
     <w:uiPriority w:val="39"/>
     <w:unhideWhenUsed/>
     <w:pPr>
@@ -32272,10 +35504,10 @@
       <w:sz w:val="28"/>
     </w:rPr>
   </w:style>
-  <w:style w:type="paragraph" w:styleId="898">
+  <w:style w:type="paragraph" w:styleId="917">
     <w:name w:val="toc 2"/>
-    <w:basedOn w:val="909"/>
-    <w:next w:val="909"/>
+    <w:basedOn w:val="928"/>
+    <w:next w:val="928"/>
     <w:uiPriority w:val="39"/>
     <w:unhideWhenUsed/>
     <w:pPr>
@@ -32288,10 +35520,10 @@
       <w:sz w:val="26"/>
     </w:rPr>
   </w:style>
-  <w:style w:type="paragraph" w:styleId="899">
+  <w:style w:type="paragraph" w:styleId="918">
     <w:name w:val="toc 3"/>
-    <w:basedOn w:val="909"/>
-    <w:next w:val="909"/>
+    <w:basedOn w:val="928"/>
+    <w:next w:val="928"/>
     <w:uiPriority w:val="39"/>
     <w:unhideWhenUsed/>
     <w:pPr>
@@ -32303,10 +35535,10 @@
       <w:sz w:val="26"/>
     </w:rPr>
   </w:style>
-  <w:style w:type="paragraph" w:styleId="900">
+  <w:style w:type="paragraph" w:styleId="919">
     <w:name w:val="toc 4"/>
-    <w:basedOn w:val="909"/>
-    <w:next w:val="909"/>
+    <w:basedOn w:val="928"/>
+    <w:next w:val="928"/>
     <w:uiPriority w:val="39"/>
     <w:unhideWhenUsed/>
     <w:pPr>
@@ -32318,10 +35550,10 @@
       <w:sz w:val="22"/>
     </w:rPr>
   </w:style>
-  <w:style w:type="paragraph" w:styleId="901">
+  <w:style w:type="paragraph" w:styleId="920">
     <w:name w:val="toc 5"/>
-    <w:basedOn w:val="909"/>
-    <w:next w:val="909"/>
+    <w:basedOn w:val="928"/>
+    <w:next w:val="928"/>
     <w:uiPriority w:val="39"/>
     <w:unhideWhenUsed/>
     <w:pPr>
@@ -32333,10 +35565,10 @@
       <w:sz w:val="22"/>
     </w:rPr>
   </w:style>
-  <w:style w:type="paragraph" w:styleId="902">
+  <w:style w:type="paragraph" w:styleId="921">
     <w:name w:val="toc 6"/>
-    <w:basedOn w:val="909"/>
-    <w:next w:val="909"/>
+    <w:basedOn w:val="928"/>
+    <w:next w:val="928"/>
     <w:uiPriority w:val="39"/>
     <w:unhideWhenUsed/>
     <w:pPr>
@@ -32348,10 +35580,10 @@
       <w:sz w:val="22"/>
     </w:rPr>
   </w:style>
-  <w:style w:type="paragraph" w:styleId="903">
+  <w:style w:type="paragraph" w:styleId="922">
     <w:name w:val="toc 7"/>
-    <w:basedOn w:val="909"/>
-    <w:next w:val="909"/>
+    <w:basedOn w:val="928"/>
+    <w:next w:val="928"/>
     <w:uiPriority w:val="39"/>
     <w:unhideWhenUsed/>
     <w:pPr>
@@ -32363,10 +35595,10 @@
       <w:sz w:val="22"/>
     </w:rPr>
   </w:style>
-  <w:style w:type="paragraph" w:styleId="904">
+  <w:style w:type="paragraph" w:styleId="923">
     <w:name w:val="toc 8"/>
-    <w:basedOn w:val="909"/>
-    <w:next w:val="909"/>
+    <w:basedOn w:val="928"/>
+    <w:next w:val="928"/>
     <w:uiPriority w:val="39"/>
     <w:unhideWhenUsed/>
     <w:pPr>
@@ -32378,10 +35610,10 @@
       <w:sz w:val="22"/>
     </w:rPr>
   </w:style>
-  <w:style w:type="paragraph" w:styleId="905">
+  <w:style w:type="paragraph" w:styleId="924">
     <w:name w:val="toc 9"/>
-    <w:basedOn w:val="909"/>
-    <w:next w:val="909"/>
+    <w:basedOn w:val="928"/>
+    <w:next w:val="928"/>
     <w:uiPriority w:val="39"/>
     <w:unhideWhenUsed/>
     <w:pPr>
@@ -32393,9 +35625,9 @@
       <w:sz w:val="22"/>
     </w:rPr>
   </w:style>
-  <w:style w:type="character" w:styleId="906">
+  <w:style w:type="character" w:styleId="925">
     <w:name w:val="Placeholder Text"/>
-    <w:basedOn w:val="859"/>
+    <w:basedOn w:val="878"/>
     <w:uiPriority w:val="99"/>
     <w:semiHidden/>
     <w:pPr>
@@ -32407,7 +35639,7 @@
       <w:color w:val="666666"/>
     </w:rPr>
   </w:style>
-  <w:style w:type="paragraph" w:styleId="907">
+  <w:style w:type="paragraph" w:styleId="926">
     <w:name w:val="TOC Heading"/>
     <w:uiPriority w:val="39"/>
     <w:unhideWhenUsed/>
@@ -32417,10 +35649,10 @@
       <w:ind/>
     </w:pPr>
   </w:style>
-  <w:style w:type="paragraph" w:styleId="908">
+  <w:style w:type="paragraph" w:styleId="927">
     <w:name w:val="table of figures"/>
-    <w:basedOn w:val="909"/>
-    <w:next w:val="909"/>
+    <w:basedOn w:val="928"/>
+    <w:next w:val="928"/>
     <w:uiPriority w:val="99"/>
     <w:unhideWhenUsed/>
     <w:pPr>
@@ -32429,7 +35661,7 @@
       <w:ind/>
     </w:pPr>
   </w:style>
-  <w:style w:type="paragraph" w:styleId="909" w:default="1">
+  <w:style w:type="paragraph" w:styleId="928" w:default="1">
     <w:name w:val="Normal"/>
     <w:qFormat/>
     <w:pPr>
@@ -32438,7 +35670,7 @@
       <w:ind/>
     </w:pPr>
   </w:style>
-  <w:style w:type="table" w:styleId="910" w:default="1">
+  <w:style w:type="table" w:styleId="929" w:default="1">
     <w:name w:val="Normal Table"/>
     <w:uiPriority w:val="99"/>
     <w:semiHidden/>
@@ -32631,7 +35863,7 @@
       </w:tcPr>
     </w:tblStylePr>
   </w:style>
-  <w:style w:type="numbering" w:styleId="911" w:default="1">
+  <w:style w:type="numbering" w:styleId="930" w:default="1">
     <w:name w:val="No List"/>
     <w:uiPriority w:val="99"/>
     <w:semiHidden/>
@@ -32642,9 +35874,9 @@
       <w:ind/>
     </w:pPr>
   </w:style>
-  <w:style w:type="paragraph" w:styleId="912">
+  <w:style w:type="paragraph" w:styleId="931">
     <w:name w:val="No Spacing"/>
-    <w:basedOn w:val="909"/>
+    <w:basedOn w:val="928"/>
     <w:uiPriority w:val="1"/>
     <w:qFormat/>
     <w:pPr>
@@ -32653,9 +35885,9 @@
       <w:ind/>
     </w:pPr>
   </w:style>
-  <w:style w:type="paragraph" w:styleId="913">
+  <w:style w:type="paragraph" w:styleId="932">
     <w:name w:val="List Paragraph"/>
-    <w:basedOn w:val="909"/>
+    <w:basedOn w:val="928"/>
     <w:uiPriority w:val="34"/>
     <w:qFormat/>
     <w:pPr>
@@ -32665,9 +35897,9 @@
       <w:contextualSpacing w:val="true"/>
     </w:pPr>
   </w:style>
-  <w:style w:type="character" w:styleId="2_2" w:customStyle="1">
+  <w:style w:type="character" w:styleId="933" w:customStyle="1">
     <w:name w:val="TituloEjercicios_character"/>
-    <w:link w:val="2_1"/>
+    <w:link w:val="934"/>
     <w:pPr>
       <w:pBdr/>
       <w:spacing/>
@@ -32680,10 +35912,10 @@
       <w:szCs w:val="72"/>
     </w:rPr>
   </w:style>
-  <w:style w:type="paragraph" w:styleId="2_1" w:customStyle="1">
+  <w:style w:type="paragraph" w:styleId="934" w:customStyle="1">
     <w:name w:val="TituloEjercicios"/>
-    <w:basedOn w:val="850"/>
-    <w:link w:val="2_2"/>
+    <w:basedOn w:val="869"/>
+    <w:link w:val="933"/>
     <w:qFormat/>
     <w:pPr>
       <w:pBdr/>
@@ -32729,7 +35961,7 @@
           </w:pPr>
           <w:r>
             <w:rPr>
-              <w:rStyle w:val="906"/>
+              <w:rStyle w:val="925"/>
             </w:rPr>
             <w:t xml:space="preserve">Su texto aquí</w:t>
           </w:r>
@@ -32752,7 +35984,6 @@
         <w:ind/>
         <w:rPr/>
       </w:pPr>
-      <w:r/>
       <w:r>
         <w:separator/>
       </w:r>
@@ -32767,7 +35998,6 @@
         <w:ind/>
         <w:rPr/>
       </w:pPr>
-      <w:r/>
       <w:r>
         <w:continuationSeparator/>
       </w:r>
@@ -32804,7 +36034,6 @@
         <w:ind/>
         <w:rPr/>
       </w:pPr>
-      <w:r/>
       <w:r>
         <w:separator/>
       </w:r>
@@ -32819,7 +36048,6 @@
         <w:ind/>
         <w:rPr/>
       </w:pPr>
-      <w:r/>
       <w:r>
         <w:continuationSeparator/>
       </w:r>
@@ -33015,7 +36243,7 @@
     <w:lsdException w:name="Bibliography" w:uiPriority="37"/>
     <w:lsdException w:name="TOC Heading" w:uiPriority="39" w:qFormat="1"/>
   </w:latentStyles>
-  <w:style w:type="table" w:styleId="1380" w:default="1">
+  <w:style w:type="table" w:styleId="1437" w:default="1">
     <w:name w:val="Normal Table"/>
     <w:uiPriority w:val="99"/>
     <w:semiHidden/>
@@ -33208,9 +36436,9 @@
       </w:tcPr>
     </w:tblStylePr>
   </w:style>
-  <w:style w:type="table" w:styleId="1381">
+  <w:style w:type="table" w:styleId="1438">
     <w:name w:val="Table Grid"/>
-    <w:basedOn w:val="1380"/>
+    <w:basedOn w:val="1437"/>
     <w:uiPriority w:val="59"/>
     <w:pPr>
       <w:pBdr/>
@@ -33407,9 +36635,9 @@
       </w:tcPr>
     </w:tblStylePr>
   </w:style>
-  <w:style w:type="table" w:styleId="1382">
+  <w:style w:type="table" w:styleId="1439">
     <w:name w:val="Table Grid Light"/>
-    <w:basedOn w:val="1380"/>
+    <w:basedOn w:val="1437"/>
     <w:uiPriority w:val="59"/>
     <w:pPr>
       <w:pBdr/>
@@ -33606,9 +36834,9 @@
       </w:tcPr>
     </w:tblStylePr>
   </w:style>
-  <w:style w:type="table" w:styleId="1383">
+  <w:style w:type="table" w:styleId="1440">
     <w:name w:val="Plain Table 1"/>
-    <w:basedOn w:val="1380"/>
+    <w:basedOn w:val="1437"/>
     <w:uiPriority w:val="59"/>
     <w:pPr>
       <w:pBdr/>
@@ -33831,9 +37059,9 @@
       </w:tcPr>
     </w:tblStylePr>
   </w:style>
-  <w:style w:type="table" w:styleId="1384">
+  <w:style w:type="table" w:styleId="1441">
     <w:name w:val="Plain Table 2"/>
-    <w:basedOn w:val="1380"/>
+    <w:basedOn w:val="1437"/>
     <w:uiPriority w:val="59"/>
     <w:pPr>
       <w:pBdr/>
@@ -34064,9 +37292,9 @@
       </w:tcPr>
     </w:tblStylePr>
   </w:style>
-  <w:style w:type="table" w:styleId="1385">
+  <w:style w:type="table" w:styleId="1442">
     <w:name w:val="Plain Table 3"/>
-    <w:basedOn w:val="1380"/>
+    <w:basedOn w:val="1437"/>
     <w:uiPriority w:val="99"/>
     <w:pPr>
       <w:pBdr/>
@@ -34294,9 +37522,9 @@
       </w:tcPr>
     </w:tblStylePr>
   </w:style>
-  <w:style w:type="table" w:styleId="1386">
+  <w:style w:type="table" w:styleId="1443">
     <w:name w:val="Plain Table 4"/>
-    <w:basedOn w:val="1380"/>
+    <w:basedOn w:val="1437"/>
     <w:uiPriority w:val="99"/>
     <w:pPr>
       <w:pBdr/>
@@ -34510,9 +37738,9 @@
       </w:tcPr>
     </w:tblStylePr>
   </w:style>
-  <w:style w:type="table" w:styleId="1387">
+  <w:style w:type="table" w:styleId="1444">
     <w:name w:val="Plain Table 5"/>
-    <w:basedOn w:val="1380"/>
+    <w:basedOn w:val="1437"/>
     <w:uiPriority w:val="99"/>
     <w:pPr>
       <w:pBdr/>
@@ -34743,9 +37971,9 @@
       </w:tcPr>
     </w:tblStylePr>
   </w:style>
-  <w:style w:type="table" w:styleId="1388">
+  <w:style w:type="table" w:styleId="1445">
     <w:name w:val="Grid Table 1 Light"/>
-    <w:basedOn w:val="1380"/>
+    <w:basedOn w:val="1437"/>
     <w:uiPriority w:val="99"/>
     <w:pPr>
       <w:pBdr/>
@@ -34966,9 +38194,9 @@
       </w:tcPr>
     </w:tblStylePr>
   </w:style>
-  <w:style w:type="table" w:styleId="1389">
+  <w:style w:type="table" w:styleId="1446">
     <w:name w:val="Grid Table 1 Light - Accent 1"/>
-    <w:basedOn w:val="1380"/>
+    <w:basedOn w:val="1437"/>
     <w:uiPriority w:val="99"/>
     <w:pPr>
       <w:pBdr/>
@@ -35189,9 +38417,9 @@
       </w:tcPr>
     </w:tblStylePr>
   </w:style>
-  <w:style w:type="table" w:styleId="1390">
+  <w:style w:type="table" w:styleId="1447">
     <w:name w:val="Grid Table 1 Light - Accent 2"/>
-    <w:basedOn w:val="1380"/>
+    <w:basedOn w:val="1437"/>
     <w:uiPriority w:val="99"/>
     <w:pPr>
       <w:pBdr/>
@@ -35412,9 +38640,9 @@
       </w:tcPr>
     </w:tblStylePr>
   </w:style>
-  <w:style w:type="table" w:styleId="1391">
+  <w:style w:type="table" w:styleId="1448">
     <w:name w:val="Grid Table 1 Light - Accent 3"/>
-    <w:basedOn w:val="1380"/>
+    <w:basedOn w:val="1437"/>
     <w:uiPriority w:val="99"/>
     <w:pPr>
       <w:pBdr/>
@@ -35635,9 +38863,9 @@
       </w:tcPr>
     </w:tblStylePr>
   </w:style>
-  <w:style w:type="table" w:styleId="1392">
+  <w:style w:type="table" w:styleId="1449">
     <w:name w:val="Grid Table 1 Light - Accent 4"/>
-    <w:basedOn w:val="1380"/>
+    <w:basedOn w:val="1437"/>
     <w:uiPriority w:val="99"/>
     <w:pPr>
       <w:pBdr/>
@@ -35858,9 +39086,9 @@
       </w:tcPr>
     </w:tblStylePr>
   </w:style>
-  <w:style w:type="table" w:styleId="1393">
+  <w:style w:type="table" w:styleId="1450">
     <w:name w:val="Grid Table 1 Light - Accent 5"/>
-    <w:basedOn w:val="1380"/>
+    <w:basedOn w:val="1437"/>
     <w:uiPriority w:val="99"/>
     <w:pPr>
       <w:pBdr/>
@@ -36081,9 +39309,9 @@
       </w:tcPr>
     </w:tblStylePr>
   </w:style>
-  <w:style w:type="table" w:styleId="1394">
+  <w:style w:type="table" w:styleId="1451">
     <w:name w:val="Grid Table 1 Light - Accent 6"/>
-    <w:basedOn w:val="1380"/>
+    <w:basedOn w:val="1437"/>
     <w:uiPriority w:val="99"/>
     <w:pPr>
       <w:pBdr/>
@@ -36304,9 +39532,9 @@
       </w:tcPr>
     </w:tblStylePr>
   </w:style>
-  <w:style w:type="table" w:styleId="1395">
+  <w:style w:type="table" w:styleId="1452">
     <w:name w:val="Grid Table 2"/>
-    <w:basedOn w:val="1380"/>
+    <w:basedOn w:val="1437"/>
     <w:uiPriority w:val="99"/>
     <w:pPr>
       <w:pBdr/>
@@ -36536,9 +39764,9 @@
       </w:tcPr>
     </w:tblStylePr>
   </w:style>
-  <w:style w:type="table" w:styleId="1396">
+  <w:style w:type="table" w:styleId="1453">
     <w:name w:val="Grid Table 2 - Accent 1"/>
-    <w:basedOn w:val="1380"/>
+    <w:basedOn w:val="1437"/>
     <w:uiPriority w:val="99"/>
     <w:pPr>
       <w:pBdr/>
@@ -36768,9 +39996,9 @@
       </w:tcPr>
     </w:tblStylePr>
   </w:style>
-  <w:style w:type="table" w:styleId="1397">
+  <w:style w:type="table" w:styleId="1454">
     <w:name w:val="Grid Table 2 - Accent 2"/>
-    <w:basedOn w:val="1380"/>
+    <w:basedOn w:val="1437"/>
     <w:uiPriority w:val="99"/>
     <w:pPr>
       <w:pBdr/>
@@ -37000,9 +40228,9 @@
       </w:tcPr>
     </w:tblStylePr>
   </w:style>
-  <w:style w:type="table" w:styleId="1398">
+  <w:style w:type="table" w:styleId="1455">
     <w:name w:val="Grid Table 2 - Accent 3"/>
-    <w:basedOn w:val="1380"/>
+    <w:basedOn w:val="1437"/>
     <w:uiPriority w:val="99"/>
     <w:pPr>
       <w:pBdr/>
@@ -37232,9 +40460,9 @@
       </w:tcPr>
     </w:tblStylePr>
   </w:style>
-  <w:style w:type="table" w:styleId="1399">
+  <w:style w:type="table" w:styleId="1456">
     <w:name w:val="Grid Table 2 - Accent 4"/>
-    <w:basedOn w:val="1380"/>
+    <w:basedOn w:val="1437"/>
     <w:uiPriority w:val="99"/>
     <w:pPr>
       <w:pBdr/>
@@ -37464,9 +40692,9 @@
       </w:tcPr>
     </w:tblStylePr>
   </w:style>
-  <w:style w:type="table" w:styleId="1400">
+  <w:style w:type="table" w:styleId="1457">
     <w:name w:val="Grid Table 2 - Accent 5"/>
-    <w:basedOn w:val="1380"/>
+    <w:basedOn w:val="1437"/>
     <w:uiPriority w:val="99"/>
     <w:pPr>
       <w:pBdr/>
@@ -37696,9 +40924,9 @@
       </w:tcPr>
     </w:tblStylePr>
   </w:style>
-  <w:style w:type="table" w:styleId="1401">
+  <w:style w:type="table" w:styleId="1458">
     <w:name w:val="Grid Table 2 - Accent 6"/>
-    <w:basedOn w:val="1380"/>
+    <w:basedOn w:val="1437"/>
     <w:uiPriority w:val="99"/>
     <w:pPr>
       <w:pBdr/>
@@ -37928,9 +41156,9 @@
       </w:tcPr>
     </w:tblStylePr>
   </w:style>
-  <w:style w:type="table" w:styleId="1402">
+  <w:style w:type="table" w:styleId="1459">
     <w:name w:val="Grid Table 3"/>
-    <w:basedOn w:val="1380"/>
+    <w:basedOn w:val="1437"/>
     <w:uiPriority w:val="99"/>
     <w:pPr>
       <w:pBdr/>
@@ -38173,9 +41401,9 @@
       </w:tcPr>
     </w:tblStylePr>
   </w:style>
-  <w:style w:type="table" w:styleId="1403">
+  <w:style w:type="table" w:styleId="1460">
     <w:name w:val="Grid Table 3 - Accent 1"/>
-    <w:basedOn w:val="1380"/>
+    <w:basedOn w:val="1437"/>
     <w:uiPriority w:val="99"/>
     <w:pPr>
       <w:pBdr/>
@@ -38418,9 +41646,9 @@
       </w:tcPr>
     </w:tblStylePr>
   </w:style>
-  <w:style w:type="table" w:styleId="1404">
+  <w:style w:type="table" w:styleId="1461">
     <w:name w:val="Grid Table 3 - Accent 2"/>
-    <w:basedOn w:val="1380"/>
+    <w:basedOn w:val="1437"/>
     <w:uiPriority w:val="99"/>
     <w:pPr>
       <w:pBdr/>
@@ -38663,9 +41891,9 @@
       </w:tcPr>
     </w:tblStylePr>
   </w:style>
-  <w:style w:type="table" w:styleId="1405">
+  <w:style w:type="table" w:styleId="1462">
     <w:name w:val="Grid Table 3 - Accent 3"/>
-    <w:basedOn w:val="1380"/>
+    <w:basedOn w:val="1437"/>
     <w:uiPriority w:val="99"/>
     <w:pPr>
       <w:pBdr/>
@@ -38908,9 +42136,9 @@
       </w:tcPr>
     </w:tblStylePr>
   </w:style>
-  <w:style w:type="table" w:styleId="1406">
+  <w:style w:type="table" w:styleId="1463">
     <w:name w:val="Grid Table 3 - Accent 4"/>
-    <w:basedOn w:val="1380"/>
+    <w:basedOn w:val="1437"/>
     <w:uiPriority w:val="99"/>
     <w:pPr>
       <w:pBdr/>
@@ -39153,9 +42381,9 @@
       </w:tcPr>
     </w:tblStylePr>
   </w:style>
-  <w:style w:type="table" w:styleId="1407">
+  <w:style w:type="table" w:styleId="1464">
     <w:name w:val="Grid Table 3 - Accent 5"/>
-    <w:basedOn w:val="1380"/>
+    <w:basedOn w:val="1437"/>
     <w:uiPriority w:val="99"/>
     <w:pPr>
       <w:pBdr/>
@@ -39398,9 +42626,9 @@
       </w:tcPr>
     </w:tblStylePr>
   </w:style>
-  <w:style w:type="table" w:styleId="1408">
+  <w:style w:type="table" w:styleId="1465">
     <w:name w:val="Grid Table 3 - Accent 6"/>
-    <w:basedOn w:val="1380"/>
+    <w:basedOn w:val="1437"/>
     <w:uiPriority w:val="99"/>
     <w:pPr>
       <w:pBdr/>
@@ -39643,9 +42871,9 @@
       </w:tcPr>
     </w:tblStylePr>
   </w:style>
-  <w:style w:type="table" w:styleId="1409">
+  <w:style w:type="table" w:styleId="1466">
     <w:name w:val="Grid Table 4"/>
-    <w:basedOn w:val="1380"/>
+    <w:basedOn w:val="1437"/>
     <w:uiPriority w:val="59"/>
     <w:pPr>
       <w:pBdr/>
@@ -39876,9 +43104,9 @@
       </w:tcPr>
     </w:tblStylePr>
   </w:style>
-  <w:style w:type="table" w:styleId="1410">
+  <w:style w:type="table" w:styleId="1467">
     <w:name w:val="Grid Table 4 - Accent 1"/>
-    <w:basedOn w:val="1380"/>
+    <w:basedOn w:val="1437"/>
     <w:uiPriority w:val="59"/>
     <w:pPr>
       <w:pBdr/>
@@ -40109,9 +43337,9 @@
       </w:tcPr>
     </w:tblStylePr>
   </w:style>
-  <w:style w:type="table" w:styleId="1411">
+  <w:style w:type="table" w:styleId="1468">
     <w:name w:val="Grid Table 4 - Accent 2"/>
-    <w:basedOn w:val="1380"/>
+    <w:basedOn w:val="1437"/>
     <w:uiPriority w:val="59"/>
     <w:pPr>
       <w:pBdr/>
@@ -40342,9 +43570,9 @@
       </w:tcPr>
     </w:tblStylePr>
   </w:style>
-  <w:style w:type="table" w:styleId="1412">
+  <w:style w:type="table" w:styleId="1469">
     <w:name w:val="Grid Table 4 - Accent 3"/>
-    <w:basedOn w:val="1380"/>
+    <w:basedOn w:val="1437"/>
     <w:uiPriority w:val="59"/>
     <w:pPr>
       <w:pBdr/>
@@ -40575,9 +43803,9 @@
       </w:tcPr>
     </w:tblStylePr>
   </w:style>
-  <w:style w:type="table" w:styleId="1413">
+  <w:style w:type="table" w:styleId="1470">
     <w:name w:val="Grid Table 4 - Accent 4"/>
-    <w:basedOn w:val="1380"/>
+    <w:basedOn w:val="1437"/>
     <w:uiPriority w:val="59"/>
     <w:pPr>
       <w:pBdr/>
@@ -40808,9 +44036,9 @@
       </w:tcPr>
     </w:tblStylePr>
   </w:style>
-  <w:style w:type="table" w:styleId="1414">
+  <w:style w:type="table" w:styleId="1471">
     <w:name w:val="Grid Table 4 - Accent 5"/>
-    <w:basedOn w:val="1380"/>
+    <w:basedOn w:val="1437"/>
     <w:uiPriority w:val="59"/>
     <w:pPr>
       <w:pBdr/>
@@ -41041,9 +44269,9 @@
       </w:tcPr>
     </w:tblStylePr>
   </w:style>
-  <w:style w:type="table" w:styleId="1415">
+  <w:style w:type="table" w:styleId="1472">
     <w:name w:val="Grid Table 4 - Accent 6"/>
-    <w:basedOn w:val="1380"/>
+    <w:basedOn w:val="1437"/>
     <w:uiPriority w:val="59"/>
     <w:pPr>
       <w:pBdr/>
@@ -41274,9 +44502,9 @@
       </w:tcPr>
     </w:tblStylePr>
   </w:style>
-  <w:style w:type="table" w:styleId="1416">
+  <w:style w:type="table" w:styleId="1473">
     <w:name w:val="Grid Table 5 Dark"/>
-    <w:basedOn w:val="1380"/>
+    <w:basedOn w:val="1437"/>
     <w:uiPriority w:val="99"/>
     <w:pPr>
       <w:pBdr/>
@@ -41502,9 +44730,9 @@
       </w:tcPr>
     </w:tblStylePr>
   </w:style>
-  <w:style w:type="table" w:styleId="1417">
+  <w:style w:type="table" w:styleId="1474">
     <w:name w:val="Grid Table 5 Dark- Accent 1"/>
-    <w:basedOn w:val="1380"/>
+    <w:basedOn w:val="1437"/>
     <w:uiPriority w:val="99"/>
     <w:pPr>
       <w:pBdr/>
@@ -41730,9 +44958,9 @@
       </w:tcPr>
     </w:tblStylePr>
   </w:style>
-  <w:style w:type="table" w:styleId="1418">
+  <w:style w:type="table" w:styleId="1475">
     <w:name w:val="Grid Table 5 Dark - Accent 2"/>
-    <w:basedOn w:val="1380"/>
+    <w:basedOn w:val="1437"/>
     <w:uiPriority w:val="99"/>
     <w:pPr>
       <w:pBdr/>
@@ -41958,9 +45186,9 @@
       </w:tcPr>
     </w:tblStylePr>
   </w:style>
-  <w:style w:type="table" w:styleId="1419">
+  <w:style w:type="table" w:styleId="1476">
     <w:name w:val="Grid Table 5 Dark - Accent 3"/>
-    <w:basedOn w:val="1380"/>
+    <w:basedOn w:val="1437"/>
     <w:uiPriority w:val="99"/>
     <w:pPr>
       <w:pBdr/>
@@ -42186,9 +45414,9 @@
       </w:tcPr>
     </w:tblStylePr>
   </w:style>
-  <w:style w:type="table" w:styleId="1420">
+  <w:style w:type="table" w:styleId="1477">
     <w:name w:val="Grid Table 5 Dark- Accent 4"/>
-    <w:basedOn w:val="1380"/>
+    <w:basedOn w:val="1437"/>
     <w:uiPriority w:val="99"/>
     <w:pPr>
       <w:pBdr/>
@@ -42414,9 +45642,9 @@
       </w:tcPr>
     </w:tblStylePr>
   </w:style>
-  <w:style w:type="table" w:styleId="1421">
+  <w:style w:type="table" w:styleId="1478">
     <w:name w:val="Grid Table 5 Dark - Accent 5"/>
-    <w:basedOn w:val="1380"/>
+    <w:basedOn w:val="1437"/>
     <w:uiPriority w:val="99"/>
     <w:pPr>
       <w:pBdr/>
@@ -42642,9 +45870,9 @@
       </w:tcPr>
     </w:tblStylePr>
   </w:style>
-  <w:style w:type="table" w:styleId="1422">
+  <w:style w:type="table" w:styleId="1479">
     <w:name w:val="Grid Table 5 Dark - Accent 6"/>
-    <w:basedOn w:val="1380"/>
+    <w:basedOn w:val="1437"/>
     <w:uiPriority w:val="99"/>
     <w:pPr>
       <w:pBdr/>
@@ -42870,9 +46098,9 @@
       </w:tcPr>
     </w:tblStylePr>
   </w:style>
-  <w:style w:type="table" w:styleId="1423">
+  <w:style w:type="table" w:styleId="1480">
     <w:name w:val="Grid Table 6 Colorful"/>
-    <w:basedOn w:val="1380"/>
+    <w:basedOn w:val="1437"/>
     <w:uiPriority w:val="99"/>
     <w:pPr>
       <w:pBdr/>
@@ -43100,9 +46328,9 @@
       </w:tcPr>
     </w:tblStylePr>
   </w:style>
-  <w:style w:type="table" w:styleId="1424">
+  <w:style w:type="table" w:styleId="1481">
     <w:name w:val="Grid Table 6 Colorful - Accent 1"/>
-    <w:basedOn w:val="1380"/>
+    <w:basedOn w:val="1437"/>
     <w:uiPriority w:val="99"/>
     <w:pPr>
       <w:pBdr/>
@@ -43330,9 +46558,9 @@
       </w:tcPr>
     </w:tblStylePr>
   </w:style>
-  <w:style w:type="table" w:styleId="1425">
+  <w:style w:type="table" w:styleId="1482">
     <w:name w:val="Grid Table 6 Colorful - Accent 2"/>
-    <w:basedOn w:val="1380"/>
+    <w:basedOn w:val="1437"/>
     <w:uiPriority w:val="99"/>
     <w:pPr>
       <w:pBdr/>
@@ -43560,9 +46788,9 @@
       </w:tcPr>
     </w:tblStylePr>
   </w:style>
-  <w:style w:type="table" w:styleId="1426">
+  <w:style w:type="table" w:styleId="1483">
     <w:name w:val="Grid Table 6 Colorful - Accent 3"/>
-    <w:basedOn w:val="1380"/>
+    <w:basedOn w:val="1437"/>
     <w:uiPriority w:val="99"/>
     <w:pPr>
       <w:pBdr/>
@@ -43790,9 +47018,9 @@
       </w:tcPr>
     </w:tblStylePr>
   </w:style>
-  <w:style w:type="table" w:styleId="1427">
+  <w:style w:type="table" w:styleId="1484">
     <w:name w:val="Grid Table 6 Colorful - Accent 4"/>
-    <w:basedOn w:val="1380"/>
+    <w:basedOn w:val="1437"/>
     <w:uiPriority w:val="99"/>
     <w:pPr>
       <w:pBdr/>
@@ -44020,9 +47248,9 @@
       </w:tcPr>
     </w:tblStylePr>
   </w:style>
-  <w:style w:type="table" w:styleId="1428">
+  <w:style w:type="table" w:styleId="1485">
     <w:name w:val="Grid Table 6 Colorful - Accent 5"/>
-    <w:basedOn w:val="1380"/>
+    <w:basedOn w:val="1437"/>
     <w:uiPriority w:val="99"/>
     <w:pPr>
       <w:pBdr/>
@@ -44250,9 +47478,9 @@
       </w:tcPr>
     </w:tblStylePr>
   </w:style>
-  <w:style w:type="table" w:styleId="1429">
+  <w:style w:type="table" w:styleId="1486">
     <w:name w:val="Grid Table 6 Colorful - Accent 6"/>
-    <w:basedOn w:val="1380"/>
+    <w:basedOn w:val="1437"/>
     <w:uiPriority w:val="99"/>
     <w:pPr>
       <w:pBdr/>
@@ -44480,9 +47708,9 @@
       </w:tcPr>
     </w:tblStylePr>
   </w:style>
-  <w:style w:type="table" w:styleId="1430">
+  <w:style w:type="table" w:styleId="1487">
     <w:name w:val="Grid Table 7 Colorful"/>
-    <w:basedOn w:val="1380"/>
+    <w:basedOn w:val="1437"/>
     <w:uiPriority w:val="99"/>
     <w:pPr>
       <w:pBdr/>
@@ -44734,9 +47962,9 @@
       </w:tcPr>
     </w:tblStylePr>
   </w:style>
-  <w:style w:type="table" w:styleId="1431">
+  <w:style w:type="table" w:styleId="1488">
     <w:name w:val="Grid Table 7 Colorful - Accent 1"/>
-    <w:basedOn w:val="1380"/>
+    <w:basedOn w:val="1437"/>
     <w:uiPriority w:val="99"/>
     <w:pPr>
       <w:pBdr/>
@@ -44988,9 +48216,9 @@
       </w:tcPr>
     </w:tblStylePr>
   </w:style>
-  <w:style w:type="table" w:styleId="1432">
+  <w:style w:type="table" w:styleId="1489">
     <w:name w:val="Grid Table 7 Colorful - Accent 2"/>
-    <w:basedOn w:val="1380"/>
+    <w:basedOn w:val="1437"/>
     <w:uiPriority w:val="99"/>
     <w:pPr>
       <w:pBdr/>
@@ -45242,9 +48470,9 @@
       </w:tcPr>
     </w:tblStylePr>
   </w:style>
-  <w:style w:type="table" w:styleId="1433">
+  <w:style w:type="table" w:styleId="1490">
     <w:name w:val="Grid Table 7 Colorful - Accent 3"/>
-    <w:basedOn w:val="1380"/>
+    <w:basedOn w:val="1437"/>
     <w:uiPriority w:val="99"/>
     <w:pPr>
       <w:pBdr/>
@@ -45496,9 +48724,9 @@
       </w:tcPr>
     </w:tblStylePr>
   </w:style>
-  <w:style w:type="table" w:styleId="1434">
+  <w:style w:type="table" w:styleId="1491">
     <w:name w:val="Grid Table 7 Colorful - Accent 4"/>
-    <w:basedOn w:val="1380"/>
+    <w:basedOn w:val="1437"/>
     <w:uiPriority w:val="99"/>
     <w:pPr>
       <w:pBdr/>
@@ -45750,9 +48978,9 @@
       </w:tcPr>
     </w:tblStylePr>
   </w:style>
-  <w:style w:type="table" w:styleId="1435">
+  <w:style w:type="table" w:styleId="1492">
     <w:name w:val="Grid Table 7 Colorful - Accent 5"/>
-    <w:basedOn w:val="1380"/>
+    <w:basedOn w:val="1437"/>
     <w:uiPriority w:val="99"/>
     <w:pPr>
       <w:pBdr/>
@@ -46004,9 +49232,9 @@
       </w:tcPr>
     </w:tblStylePr>
   </w:style>
-  <w:style w:type="table" w:styleId="1436">
+  <w:style w:type="table" w:styleId="1493">
     <w:name w:val="Grid Table 7 Colorful - Accent 6"/>
-    <w:basedOn w:val="1380"/>
+    <w:basedOn w:val="1437"/>
     <w:uiPriority w:val="99"/>
     <w:pPr>
       <w:pBdr/>
@@ -46258,9 +49486,9 @@
       </w:tcPr>
     </w:tblStylePr>
   </w:style>
-  <w:style w:type="table" w:styleId="1437">
+  <w:style w:type="table" w:styleId="1494">
     <w:name w:val="List Table 1 Light"/>
-    <w:basedOn w:val="1380"/>
+    <w:basedOn w:val="1437"/>
     <w:uiPriority w:val="99"/>
     <w:pPr>
       <w:pBdr/>
@@ -46474,9 +49702,9 @@
       </w:tcPr>
     </w:tblStylePr>
   </w:style>
-  <w:style w:type="table" w:styleId="1438">
+  <w:style w:type="table" w:styleId="1495">
     <w:name w:val="List Table 1 Light - Accent 1"/>
-    <w:basedOn w:val="1380"/>
+    <w:basedOn w:val="1437"/>
     <w:uiPriority w:val="99"/>
     <w:pPr>
       <w:pBdr/>
@@ -46690,9 +49918,9 @@
       </w:tcPr>
     </w:tblStylePr>
   </w:style>
-  <w:style w:type="table" w:styleId="1439">
+  <w:style w:type="table" w:styleId="1496">
     <w:name w:val="List Table 1 Light - Accent 2"/>
-    <w:basedOn w:val="1380"/>
+    <w:basedOn w:val="1437"/>
     <w:uiPriority w:val="99"/>
     <w:pPr>
       <w:pBdr/>
@@ -46906,9 +50134,9 @@
       </w:tcPr>
     </w:tblStylePr>
   </w:style>
-  <w:style w:type="table" w:styleId="1440">
+  <w:style w:type="table" w:styleId="1497">
     <w:name w:val="List Table 1 Light - Accent 3"/>
-    <w:basedOn w:val="1380"/>
+    <w:basedOn w:val="1437"/>
     <w:uiPriority w:val="99"/>
     <w:pPr>
       <w:pBdr/>
@@ -47122,9 +50350,9 @@
       </w:tcPr>
     </w:tblStylePr>
   </w:style>
-  <w:style w:type="table" w:styleId="1441">
+  <w:style w:type="table" w:styleId="1498">
     <w:name w:val="List Table 1 Light - Accent 4"/>
-    <w:basedOn w:val="1380"/>
+    <w:basedOn w:val="1437"/>
     <w:uiPriority w:val="99"/>
     <w:pPr>
       <w:pBdr/>
@@ -47338,9 +50566,9 @@
       </w:tcPr>
     </w:tblStylePr>
   </w:style>
-  <w:style w:type="table" w:styleId="1442">
+  <w:style w:type="table" w:styleId="1499">
     <w:name w:val="List Table 1 Light - Accent 5"/>
-    <w:basedOn w:val="1380"/>
+    <w:basedOn w:val="1437"/>
     <w:uiPriority w:val="99"/>
     <w:pPr>
       <w:pBdr/>
@@ -47554,9 +50782,9 @@
       </w:tcPr>
     </w:tblStylePr>
   </w:style>
-  <w:style w:type="table" w:styleId="1443">
+  <w:style w:type="table" w:styleId="1500">
     <w:name w:val="List Table 1 Light - Accent 6"/>
-    <w:basedOn w:val="1380"/>
+    <w:basedOn w:val="1437"/>
     <w:uiPriority w:val="99"/>
     <w:pPr>
       <w:pBdr/>
@@ -47770,9 +50998,9 @@
       </w:tcPr>
     </w:tblStylePr>
   </w:style>
-  <w:style w:type="table" w:styleId="1444">
+  <w:style w:type="table" w:styleId="1501">
     <w:name w:val="List Table 2"/>
-    <w:basedOn w:val="1380"/>
+    <w:basedOn w:val="1437"/>
     <w:uiPriority w:val="99"/>
     <w:pPr>
       <w:pBdr/>
@@ -48008,9 +51236,9 @@
       </w:tcPr>
     </w:tblStylePr>
   </w:style>
-  <w:style w:type="table" w:styleId="1445">
+  <w:style w:type="table" w:styleId="1502">
     <w:name w:val="List Table 2 - Accent 1"/>
-    <w:basedOn w:val="1380"/>
+    <w:basedOn w:val="1437"/>
     <w:uiPriority w:val="99"/>
     <w:pPr>
       <w:pBdr/>
@@ -48246,9 +51474,9 @@
       </w:tcPr>
     </w:tblStylePr>
   </w:style>
-  <w:style w:type="table" w:styleId="1446">
+  <w:style w:type="table" w:styleId="1503">
     <w:name w:val="List Table 2 - Accent 2"/>
-    <w:basedOn w:val="1380"/>
+    <w:basedOn w:val="1437"/>
     <w:uiPriority w:val="99"/>
     <w:pPr>
       <w:pBdr/>
@@ -48484,9 +51712,9 @@
       </w:tcPr>
     </w:tblStylePr>
   </w:style>
-  <w:style w:type="table" w:styleId="1447">
+  <w:style w:type="table" w:styleId="1504">
     <w:name w:val="List Table 2 - Accent 3"/>
-    <w:basedOn w:val="1380"/>
+    <w:basedOn w:val="1437"/>
     <w:uiPriority w:val="99"/>
     <w:pPr>
       <w:pBdr/>
@@ -48722,9 +51950,9 @@
       </w:tcPr>
     </w:tblStylePr>
   </w:style>
-  <w:style w:type="table" w:styleId="1448">
+  <w:style w:type="table" w:styleId="1505">
     <w:name w:val="List Table 2 - Accent 4"/>
-    <w:basedOn w:val="1380"/>
+    <w:basedOn w:val="1437"/>
     <w:uiPriority w:val="99"/>
     <w:pPr>
       <w:pBdr/>
@@ -48960,9 +52188,9 @@
       </w:tcPr>
     </w:tblStylePr>
   </w:style>
-  <w:style w:type="table" w:styleId="1449">
+  <w:style w:type="table" w:styleId="1506">
     <w:name w:val="List Table 2 - Accent 5"/>
-    <w:basedOn w:val="1380"/>
+    <w:basedOn w:val="1437"/>
     <w:uiPriority w:val="99"/>
     <w:pPr>
       <w:pBdr/>
@@ -49198,9 +52426,9 @@
       </w:tcPr>
     </w:tblStylePr>
   </w:style>
-  <w:style w:type="table" w:styleId="1450">
+  <w:style w:type="table" w:styleId="1507">
     <w:name w:val="List Table 2 - Accent 6"/>
-    <w:basedOn w:val="1380"/>
+    <w:basedOn w:val="1437"/>
     <w:uiPriority w:val="99"/>
     <w:pPr>
       <w:pBdr/>
@@ -49436,9 +52664,9 @@
       </w:tcPr>
     </w:tblStylePr>
   </w:style>
-  <w:style w:type="table" w:styleId="1451">
+  <w:style w:type="table" w:styleId="1508">
     <w:name w:val="List Table 3"/>
-    <w:basedOn w:val="1380"/>
+    <w:basedOn w:val="1437"/>
     <w:uiPriority w:val="99"/>
     <w:pPr>
       <w:pBdr/>
@@ -49664,9 +52892,9 @@
       </w:tcPr>
     </w:tblStylePr>
   </w:style>
-  <w:style w:type="table" w:styleId="1452">
+  <w:style w:type="table" w:styleId="1509">
     <w:name w:val="List Table 3 - Accent 1"/>
-    <w:basedOn w:val="1380"/>
+    <w:basedOn w:val="1437"/>
     <w:uiPriority w:val="99"/>
     <w:pPr>
       <w:pBdr/>
@@ -49892,9 +53120,9 @@
       </w:tcPr>
     </w:tblStylePr>
   </w:style>
-  <w:style w:type="table" w:styleId="1453">
+  <w:style w:type="table" w:styleId="1510">
     <w:name w:val="List Table 3 - Accent 2"/>
-    <w:basedOn w:val="1380"/>
+    <w:basedOn w:val="1437"/>
     <w:uiPriority w:val="99"/>
     <w:pPr>
       <w:pBdr/>
@@ -50120,9 +53348,9 @@
       </w:tcPr>
     </w:tblStylePr>
   </w:style>
-  <w:style w:type="table" w:styleId="1454">
+  <w:style w:type="table" w:styleId="1511">
     <w:name w:val="List Table 3 - Accent 3"/>
-    <w:basedOn w:val="1380"/>
+    <w:basedOn w:val="1437"/>
     <w:uiPriority w:val="99"/>
     <w:pPr>
       <w:pBdr/>
@@ -50348,9 +53576,9 @@
       </w:tcPr>
     </w:tblStylePr>
   </w:style>
-  <w:style w:type="table" w:styleId="1455">
+  <w:style w:type="table" w:styleId="1512">
     <w:name w:val="List Table 3 - Accent 4"/>
-    <w:basedOn w:val="1380"/>
+    <w:basedOn w:val="1437"/>
     <w:uiPriority w:val="99"/>
     <w:pPr>
       <w:pBdr/>
@@ -50576,9 +53804,9 @@
       </w:tcPr>
     </w:tblStylePr>
   </w:style>
-  <w:style w:type="table" w:styleId="1456">
+  <w:style w:type="table" w:styleId="1513">
     <w:name w:val="List Table 3 - Accent 5"/>
-    <w:basedOn w:val="1380"/>
+    <w:basedOn w:val="1437"/>
     <w:uiPriority w:val="99"/>
     <w:pPr>
       <w:pBdr/>
@@ -50804,9 +54032,9 @@
       </w:tcPr>
     </w:tblStylePr>
   </w:style>
-  <w:style w:type="table" w:styleId="1457">
+  <w:style w:type="table" w:styleId="1514">
     <w:name w:val="List Table 3 - Accent 6"/>
-    <w:basedOn w:val="1380"/>
+    <w:basedOn w:val="1437"/>
     <w:uiPriority w:val="99"/>
     <w:pPr>
       <w:pBdr/>
@@ -51032,9 +54260,9 @@
       </w:tcPr>
     </w:tblStylePr>
   </w:style>
-  <w:style w:type="table" w:styleId="1458">
+  <w:style w:type="table" w:styleId="1515">
     <w:name w:val="List Table 4"/>
-    <w:basedOn w:val="1380"/>
+    <w:basedOn w:val="1437"/>
     <w:uiPriority w:val="99"/>
     <w:pPr>
       <w:pBdr/>
@@ -51257,9 +54485,9 @@
       </w:tcPr>
     </w:tblStylePr>
   </w:style>
-  <w:style w:type="table" w:styleId="1459">
+  <w:style w:type="table" w:styleId="1516">
     <w:name w:val="List Table 4 - Accent 1"/>
-    <w:basedOn w:val="1380"/>
+    <w:basedOn w:val="1437"/>
     <w:uiPriority w:val="99"/>
     <w:pPr>
       <w:pBdr/>
@@ -51482,9 +54710,9 @@
       </w:tcPr>
     </w:tblStylePr>
   </w:style>
-  <w:style w:type="table" w:styleId="1460">
+  <w:style w:type="table" w:styleId="1517">
     <w:name w:val="List Table 4 - Accent 2"/>
-    <w:basedOn w:val="1380"/>
+    <w:basedOn w:val="1437"/>
     <w:uiPriority w:val="99"/>
     <w:pPr>
       <w:pBdr/>
@@ -51707,9 +54935,9 @@
       </w:tcPr>
     </w:tblStylePr>
   </w:style>
-  <w:style w:type="table" w:styleId="1461">
+  <w:style w:type="table" w:styleId="1518">
     <w:name w:val="List Table 4 - Accent 3"/>
-    <w:basedOn w:val="1380"/>
+    <w:basedOn w:val="1437"/>
     <w:uiPriority w:val="99"/>
     <w:pPr>
       <w:pBdr/>
@@ -51932,9 +55160,9 @@
       </w:tcPr>
     </w:tblStylePr>
   </w:style>
-  <w:style w:type="table" w:styleId="1462">
+  <w:style w:type="table" w:styleId="1519">
     <w:name w:val="List Table 4 - Accent 4"/>
-    <w:basedOn w:val="1380"/>
+    <w:basedOn w:val="1437"/>
     <w:uiPriority w:val="99"/>
     <w:pPr>
       <w:pBdr/>
@@ -52157,9 +55385,9 @@
       </w:tcPr>
     </w:tblStylePr>
   </w:style>
-  <w:style w:type="table" w:styleId="1463">
+  <w:style w:type="table" w:styleId="1520">
     <w:name w:val="List Table 4 - Accent 5"/>
-    <w:basedOn w:val="1380"/>
+    <w:basedOn w:val="1437"/>
     <w:uiPriority w:val="99"/>
     <w:pPr>
       <w:pBdr/>
@@ -52382,9 +55610,9 @@
       </w:tcPr>
     </w:tblStylePr>
   </w:style>
-  <w:style w:type="table" w:styleId="1464">
+  <w:style w:type="table" w:styleId="1521">
     <w:name w:val="List Table 4 - Accent 6"/>
-    <w:basedOn w:val="1380"/>
+    <w:basedOn w:val="1437"/>
     <w:uiPriority w:val="99"/>
     <w:pPr>
       <w:pBdr/>
@@ -52607,9 +55835,9 @@
       </w:tcPr>
     </w:tblStylePr>
   </w:style>
-  <w:style w:type="table" w:styleId="1465">
+  <w:style w:type="table" w:styleId="1522">
     <w:name w:val="List Table 5 Dark"/>
-    <w:basedOn w:val="1380"/>
+    <w:basedOn w:val="1437"/>
     <w:uiPriority w:val="99"/>
     <w:pPr>
       <w:pBdr/>
@@ -52849,9 +56077,9 @@
       </w:tcPr>
     </w:tblStylePr>
   </w:style>
-  <w:style w:type="table" w:styleId="1466">
+  <w:style w:type="table" w:styleId="1523">
     <w:name w:val="List Table 5 Dark - Accent 1"/>
-    <w:basedOn w:val="1380"/>
+    <w:basedOn w:val="1437"/>
     <w:uiPriority w:val="99"/>
     <w:pPr>
       <w:pBdr/>
@@ -53091,9 +56319,9 @@
       </w:tcPr>
     </w:tblStylePr>
   </w:style>
-  <w:style w:type="table" w:styleId="1467">
+  <w:style w:type="table" w:styleId="1524">
     <w:name w:val="List Table 5 Dark - Accent 2"/>
-    <w:basedOn w:val="1380"/>
+    <w:basedOn w:val="1437"/>
     <w:uiPriority w:val="99"/>
     <w:pPr>
       <w:pBdr/>
@@ -53333,9 +56561,9 @@
       </w:tcPr>
     </w:tblStylePr>
   </w:style>
-  <w:style w:type="table" w:styleId="1468">
+  <w:style w:type="table" w:styleId="1525">
     <w:name w:val="List Table 5 Dark - Accent 3"/>
-    <w:basedOn w:val="1380"/>
+    <w:basedOn w:val="1437"/>
     <w:uiPriority w:val="99"/>
     <w:pPr>
       <w:pBdr/>
@@ -53575,9 +56803,9 @@
       </w:tcPr>
     </w:tblStylePr>
   </w:style>
-  <w:style w:type="table" w:styleId="1469">
+  <w:style w:type="table" w:styleId="1526">
     <w:name w:val="List Table 5 Dark - Accent 4"/>
-    <w:basedOn w:val="1380"/>
+    <w:basedOn w:val="1437"/>
     <w:uiPriority w:val="99"/>
     <w:pPr>
       <w:pBdr/>
@@ -53817,9 +57045,9 @@
       </w:tcPr>
     </w:tblStylePr>
   </w:style>
-  <w:style w:type="table" w:styleId="1470">
+  <w:style w:type="table" w:styleId="1527">
     <w:name w:val="List Table 5 Dark - Accent 5"/>
-    <w:basedOn w:val="1380"/>
+    <w:basedOn w:val="1437"/>
     <w:uiPriority w:val="99"/>
     <w:pPr>
       <w:pBdr/>
@@ -54059,9 +57287,9 @@
       </w:tcPr>
     </w:tblStylePr>
   </w:style>
-  <w:style w:type="table" w:styleId="1471">
+  <w:style w:type="table" w:styleId="1528">
     <w:name w:val="List Table 5 Dark - Accent 6"/>
-    <w:basedOn w:val="1380"/>
+    <w:basedOn w:val="1437"/>
     <w:uiPriority w:val="99"/>
     <w:pPr>
       <w:pBdr/>
@@ -54301,9 +57529,9 @@
       </w:tcPr>
     </w:tblStylePr>
   </w:style>
-  <w:style w:type="table" w:styleId="1472">
+  <w:style w:type="table" w:styleId="1529">
     <w:name w:val="List Table 6 Colorful"/>
-    <w:basedOn w:val="1380"/>
+    <w:basedOn w:val="1437"/>
     <w:uiPriority w:val="99"/>
     <w:pPr>
       <w:pBdr/>
@@ -54524,9 +57752,9 @@
       </w:tcPr>
     </w:tblStylePr>
   </w:style>
-  <w:style w:type="table" w:styleId="1473">
+  <w:style w:type="table" w:styleId="1530">
     <w:name w:val="List Table 6 Colorful - Accent 1"/>
-    <w:basedOn w:val="1380"/>
+    <w:basedOn w:val="1437"/>
     <w:uiPriority w:val="99"/>
     <w:pPr>
       <w:pBdr/>
@@ -54747,9 +57975,9 @@
       </w:tcPr>
     </w:tblStylePr>
   </w:style>
-  <w:style w:type="table" w:styleId="1474">
+  <w:style w:type="table" w:styleId="1531">
     <w:name w:val="List Table 6 Colorful - Accent 2"/>
-    <w:basedOn w:val="1380"/>
+    <w:basedOn w:val="1437"/>
     <w:uiPriority w:val="99"/>
     <w:pPr>
       <w:pBdr/>
@@ -54970,9 +58198,9 @@
       </w:tcPr>
     </w:tblStylePr>
   </w:style>
-  <w:style w:type="table" w:styleId="1475">
+  <w:style w:type="table" w:styleId="1532">
     <w:name w:val="List Table 6 Colorful - Accent 3"/>
-    <w:basedOn w:val="1380"/>
+    <w:basedOn w:val="1437"/>
     <w:uiPriority w:val="99"/>
     <w:pPr>
       <w:pBdr/>
@@ -55193,9 +58421,9 @@
       </w:tcPr>
     </w:tblStylePr>
   </w:style>
-  <w:style w:type="table" w:styleId="1476">
+  <w:style w:type="table" w:styleId="1533">
     <w:name w:val="List Table 6 Colorful - Accent 4"/>
-    <w:basedOn w:val="1380"/>
+    <w:basedOn w:val="1437"/>
     <w:uiPriority w:val="99"/>
     <w:pPr>
       <w:pBdr/>
@@ -55416,9 +58644,9 @@
       </w:tcPr>
     </w:tblStylePr>
   </w:style>
-  <w:style w:type="table" w:styleId="1477">
+  <w:style w:type="table" w:styleId="1534">
     <w:name w:val="List Table 6 Colorful - Accent 5"/>
-    <w:basedOn w:val="1380"/>
+    <w:basedOn w:val="1437"/>
     <w:uiPriority w:val="99"/>
     <w:pPr>
       <w:pBdr/>
@@ -55639,9 +58867,9 @@
       </w:tcPr>
     </w:tblStylePr>
   </w:style>
-  <w:style w:type="table" w:styleId="1478">
+  <w:style w:type="table" w:styleId="1535">
     <w:name w:val="List Table 6 Colorful - Accent 6"/>
-    <w:basedOn w:val="1380"/>
+    <w:basedOn w:val="1437"/>
     <w:uiPriority w:val="99"/>
     <w:pPr>
       <w:pBdr/>
@@ -55862,9 +59090,9 @@
       </w:tcPr>
     </w:tblStylePr>
   </w:style>
-  <w:style w:type="table" w:styleId="1479">
+  <w:style w:type="table" w:styleId="1536">
     <w:name w:val="List Table 7 Colorful"/>
-    <w:basedOn w:val="1380"/>
+    <w:basedOn w:val="1437"/>
     <w:uiPriority w:val="99"/>
     <w:pPr>
       <w:pBdr/>
@@ -56118,9 +59346,9 @@
       </w:tcPr>
     </w:tblStylePr>
   </w:style>
-  <w:style w:type="table" w:styleId="1480">
+  <w:style w:type="table" w:styleId="1537">
     <w:name w:val="List Table 7 Colorful - Accent 1"/>
-    <w:basedOn w:val="1380"/>
+    <w:basedOn w:val="1437"/>
     <w:uiPriority w:val="99"/>
     <w:pPr>
       <w:pBdr/>
@@ -56374,9 +59602,9 @@
       </w:tcPr>
     </w:tblStylePr>
   </w:style>
-  <w:style w:type="table" w:styleId="1481">
+  <w:style w:type="table" w:styleId="1538">
     <w:name w:val="List Table 7 Colorful - Accent 2"/>
-    <w:basedOn w:val="1380"/>
+    <w:basedOn w:val="1437"/>
     <w:uiPriority w:val="99"/>
     <w:pPr>
       <w:pBdr/>
@@ -56630,9 +59858,9 @@
       </w:tcPr>
     </w:tblStylePr>
   </w:style>
-  <w:style w:type="table" w:styleId="1482">
+  <w:style w:type="table" w:styleId="1539">
     <w:name w:val="List Table 7 Colorful - Accent 3"/>
-    <w:basedOn w:val="1380"/>
+    <w:basedOn w:val="1437"/>
     <w:uiPriority w:val="99"/>
     <w:pPr>
       <w:pBdr/>
@@ -56886,9 +60114,9 @@
       </w:tcPr>
     </w:tblStylePr>
   </w:style>
-  <w:style w:type="table" w:styleId="1483">
+  <w:style w:type="table" w:styleId="1540">
     <w:name w:val="List Table 7 Colorful - Accent 4"/>
-    <w:basedOn w:val="1380"/>
+    <w:basedOn w:val="1437"/>
     <w:uiPriority w:val="99"/>
     <w:pPr>
       <w:pBdr/>
@@ -57142,9 +60370,9 @@
       </w:tcPr>
     </w:tblStylePr>
   </w:style>
-  <w:style w:type="table" w:styleId="1484">
+  <w:style w:type="table" w:styleId="1541">
     <w:name w:val="List Table 7 Colorful - Accent 5"/>
-    <w:basedOn w:val="1380"/>
+    <w:basedOn w:val="1437"/>
     <w:uiPriority w:val="99"/>
     <w:pPr>
       <w:pBdr/>
@@ -57398,9 +60626,9 @@
       </w:tcPr>
     </w:tblStylePr>
   </w:style>
-  <w:style w:type="table" w:styleId="1485">
+  <w:style w:type="table" w:styleId="1542">
     <w:name w:val="List Table 7 Colorful - Accent 6"/>
-    <w:basedOn w:val="1380"/>
+    <w:basedOn w:val="1437"/>
     <w:uiPriority w:val="99"/>
     <w:pPr>
       <w:pBdr/>
@@ -57654,9 +60882,9 @@
       </w:tcPr>
     </w:tblStylePr>
   </w:style>
-  <w:style w:type="table" w:styleId="1486">
+  <w:style w:type="table" w:styleId="1543">
     <w:name w:val="Lined - Accent"/>
-    <w:basedOn w:val="1380"/>
+    <w:basedOn w:val="1437"/>
     <w:uiPriority w:val="99"/>
     <w:pPr>
       <w:pBdr/>
@@ -57891,9 +61119,9 @@
       </w:tcPr>
     </w:tblStylePr>
   </w:style>
-  <w:style w:type="table" w:styleId="1487">
+  <w:style w:type="table" w:styleId="1544">
     <w:name w:val="Lined - Accent 1"/>
-    <w:basedOn w:val="1380"/>
+    <w:basedOn w:val="1437"/>
     <w:uiPriority w:val="99"/>
     <w:pPr>
       <w:pBdr/>
@@ -58128,9 +61356,9 @@
       </w:tcPr>
     </w:tblStylePr>
   </w:style>
-  <w:style w:type="table" w:styleId="1488">
+  <w:style w:type="table" w:styleId="1545">
     <w:name w:val="Lined - Accent 2"/>
-    <w:basedOn w:val="1380"/>
+    <w:basedOn w:val="1437"/>
     <w:uiPriority w:val="99"/>
     <w:pPr>
       <w:pBdr/>
@@ -58365,9 +61593,9 @@
       </w:tcPr>
     </w:tblStylePr>
   </w:style>
-  <w:style w:type="table" w:styleId="1489">
+  <w:style w:type="table" w:styleId="1546">
     <w:name w:val="Lined - Accent 3"/>
-    <w:basedOn w:val="1380"/>
+    <w:basedOn w:val="1437"/>
     <w:uiPriority w:val="99"/>
     <w:pPr>
       <w:pBdr/>
@@ -58602,9 +61830,9 @@
       </w:tcPr>
     </w:tblStylePr>
   </w:style>
-  <w:style w:type="table" w:styleId="1490">
+  <w:style w:type="table" w:styleId="1547">
     <w:name w:val="Lined - Accent 4"/>
-    <w:basedOn w:val="1380"/>
+    <w:basedOn w:val="1437"/>
     <w:uiPriority w:val="99"/>
     <w:pPr>
       <w:pBdr/>
@@ -58839,9 +62067,9 @@
       </w:tcPr>
     </w:tblStylePr>
   </w:style>
-  <w:style w:type="table" w:styleId="1491">
+  <w:style w:type="table" w:styleId="1548">
     <w:name w:val="Lined - Accent 5"/>
-    <w:basedOn w:val="1380"/>
+    <w:basedOn w:val="1437"/>
     <w:uiPriority w:val="99"/>
     <w:pPr>
       <w:pBdr/>
@@ -59076,9 +62304,9 @@
       </w:tcPr>
     </w:tblStylePr>
   </w:style>
-  <w:style w:type="table" w:styleId="1492">
+  <w:style w:type="table" w:styleId="1549">
     <w:name w:val="Lined - Accent 6"/>
-    <w:basedOn w:val="1380"/>
+    <w:basedOn w:val="1437"/>
     <w:uiPriority w:val="99"/>
     <w:pPr>
       <w:pBdr/>
@@ -59313,9 +62541,9 @@
       </w:tcPr>
     </w:tblStylePr>
   </w:style>
-  <w:style w:type="table" w:styleId="1493">
+  <w:style w:type="table" w:styleId="1550">
     <w:name w:val="Bordered &amp; Lined - Accent"/>
-    <w:basedOn w:val="1380"/>
+    <w:basedOn w:val="1437"/>
     <w:uiPriority w:val="99"/>
     <w:pPr>
       <w:pBdr/>
@@ -59557,9 +62785,9 @@
       </w:tcPr>
     </w:tblStylePr>
   </w:style>
-  <w:style w:type="table" w:styleId="1494">
+  <w:style w:type="table" w:styleId="1551">
     <w:name w:val="Bordered &amp; Lined - Accent 1"/>
-    <w:basedOn w:val="1380"/>
+    <w:basedOn w:val="1437"/>
     <w:uiPriority w:val="99"/>
     <w:pPr>
       <w:pBdr/>
@@ -59801,9 +63029,9 @@
       </w:tcPr>
     </w:tblStylePr>
   </w:style>
-  <w:style w:type="table" w:styleId="1495">
+  <w:style w:type="table" w:styleId="1552">
     <w:name w:val="Bordered &amp; Lined - Accent 2"/>
-    <w:basedOn w:val="1380"/>
+    <w:basedOn w:val="1437"/>
     <w:uiPriority w:val="99"/>
     <w:pPr>
       <w:pBdr/>
@@ -60045,9 +63273,9 @@
       </w:tcPr>
     </w:tblStylePr>
   </w:style>
-  <w:style w:type="table" w:styleId="1496">
+  <w:style w:type="table" w:styleId="1553">
     <w:name w:val="Bordered &amp; Lined - Accent 3"/>
-    <w:basedOn w:val="1380"/>
+    <w:basedOn w:val="1437"/>
     <w:uiPriority w:val="99"/>
     <w:pPr>
       <w:pBdr/>
@@ -60289,9 +63517,9 @@
       </w:tcPr>
     </w:tblStylePr>
   </w:style>
-  <w:style w:type="table" w:styleId="1497">
+  <w:style w:type="table" w:styleId="1554">
     <w:name w:val="Bordered &amp; Lined - Accent 4"/>
-    <w:basedOn w:val="1380"/>
+    <w:basedOn w:val="1437"/>
     <w:uiPriority w:val="99"/>
     <w:pPr>
       <w:pBdr/>
@@ -60533,9 +63761,9 @@
       </w:tcPr>
     </w:tblStylePr>
   </w:style>
-  <w:style w:type="table" w:styleId="1498">
+  <w:style w:type="table" w:styleId="1555">
     <w:name w:val="Bordered &amp; Lined - Accent 5"/>
-    <w:basedOn w:val="1380"/>
+    <w:basedOn w:val="1437"/>
     <w:uiPriority w:val="99"/>
     <w:pPr>
       <w:pBdr/>
@@ -60777,9 +64005,9 @@
       </w:tcPr>
     </w:tblStylePr>
   </w:style>
-  <w:style w:type="table" w:styleId="1499">
+  <w:style w:type="table" w:styleId="1556">
     <w:name w:val="Bordered &amp; Lined - Accent 6"/>
-    <w:basedOn w:val="1380"/>
+    <w:basedOn w:val="1437"/>
     <w:uiPriority w:val="99"/>
     <w:pPr>
       <w:pBdr/>
@@ -61021,9 +64249,9 @@
       </w:tcPr>
     </w:tblStylePr>
   </w:style>
-  <w:style w:type="table" w:styleId="1500">
+  <w:style w:type="table" w:styleId="1557">
     <w:name w:val="Bordered"/>
-    <w:basedOn w:val="1380"/>
+    <w:basedOn w:val="1437"/>
     <w:uiPriority w:val="99"/>
     <w:pPr>
       <w:pBdr/>
@@ -61252,9 +64480,9 @@
       </w:tcPr>
     </w:tblStylePr>
   </w:style>
-  <w:style w:type="table" w:styleId="1501">
+  <w:style w:type="table" w:styleId="1558">
     <w:name w:val="Bordered - Accent 1"/>
-    <w:basedOn w:val="1380"/>
+    <w:basedOn w:val="1437"/>
     <w:uiPriority w:val="99"/>
     <w:pPr>
       <w:pBdr/>
@@ -61483,9 +64711,9 @@
       </w:tcPr>
     </w:tblStylePr>
   </w:style>
-  <w:style w:type="table" w:styleId="1502">
+  <w:style w:type="table" w:styleId="1559">
     <w:name w:val="Bordered - Accent 2"/>
-    <w:basedOn w:val="1380"/>
+    <w:basedOn w:val="1437"/>
     <w:uiPriority w:val="99"/>
     <w:pPr>
       <w:pBdr/>
@@ -61714,9 +64942,9 @@
       </w:tcPr>
     </w:tblStylePr>
   </w:style>
-  <w:style w:type="table" w:styleId="1503">
+  <w:style w:type="table" w:styleId="1560">
     <w:name w:val="Bordered - Accent 3"/>
-    <w:basedOn w:val="1380"/>
+    <w:basedOn w:val="1437"/>
     <w:uiPriority w:val="99"/>
     <w:pPr>
       <w:pBdr/>
@@ -61945,9 +65173,9 @@
       </w:tcPr>
     </w:tblStylePr>
   </w:style>
-  <w:style w:type="table" w:styleId="1504">
+  <w:style w:type="table" w:styleId="1561">
     <w:name w:val="Bordered - Accent 4"/>
-    <w:basedOn w:val="1380"/>
+    <w:basedOn w:val="1437"/>
     <w:uiPriority w:val="99"/>
     <w:pPr>
       <w:pBdr/>
@@ -62176,9 +65404,9 @@
       </w:tcPr>
     </w:tblStylePr>
   </w:style>
-  <w:style w:type="table" w:styleId="1505">
+  <w:style w:type="table" w:styleId="1562">
     <w:name w:val="Bordered - Accent 5"/>
-    <w:basedOn w:val="1380"/>
+    <w:basedOn w:val="1437"/>
     <w:uiPriority w:val="99"/>
     <w:pPr>
       <w:pBdr/>
@@ -62407,9 +65635,9 @@
       </w:tcPr>
     </w:tblStylePr>
   </w:style>
-  <w:style w:type="table" w:styleId="1506">
+  <w:style w:type="table" w:styleId="1563">
     <w:name w:val="Bordered - Accent 6"/>
-    <w:basedOn w:val="1380"/>
+    <w:basedOn w:val="1437"/>
     <w:uiPriority w:val="99"/>
     <w:pPr>
       <w:pBdr/>
@@ -62638,7 +65866,7 @@
       </w:tcPr>
     </w:tblStylePr>
   </w:style>
-  <w:style w:type="paragraph" w:styleId="1507" w:default="1">
+  <w:style w:type="paragraph" w:styleId="1564" w:default="1">
     <w:name w:val="Normal"/>
     <w:qFormat/>
     <w:pPr>
@@ -62647,11 +65875,11 @@
       <w:ind/>
     </w:pPr>
   </w:style>
-  <w:style w:type="paragraph" w:styleId="1508">
+  <w:style w:type="paragraph" w:styleId="1565">
     <w:name w:val="Heading 1"/>
-    <w:basedOn w:val="1507"/>
-    <w:next w:val="1507"/>
-    <w:link w:val="1519"/>
+    <w:basedOn w:val="1564"/>
+    <w:next w:val="1564"/>
+    <w:link w:val="1576"/>
     <w:uiPriority w:val="9"/>
     <w:qFormat/>
     <w:pPr>
@@ -62669,11 +65897,11 @@
       <w:szCs w:val="40"/>
     </w:rPr>
   </w:style>
-  <w:style w:type="paragraph" w:styleId="1509">
+  <w:style w:type="paragraph" w:styleId="1566">
     <w:name w:val="Heading 2"/>
-    <w:basedOn w:val="1507"/>
-    <w:next w:val="1507"/>
-    <w:link w:val="1520"/>
+    <w:basedOn w:val="1564"/>
+    <w:next w:val="1564"/>
+    <w:link w:val="1577"/>
     <w:uiPriority w:val="9"/>
     <w:unhideWhenUsed/>
     <w:qFormat/>
@@ -62692,11 +65920,11 @@
       <w:szCs w:val="32"/>
     </w:rPr>
   </w:style>
-  <w:style w:type="paragraph" w:styleId="1510">
+  <w:style w:type="paragraph" w:styleId="1567">
     <w:name w:val="Heading 3"/>
-    <w:basedOn w:val="1507"/>
-    <w:next w:val="1507"/>
-    <w:link w:val="1521"/>
+    <w:basedOn w:val="1564"/>
+    <w:next w:val="1564"/>
+    <w:link w:val="1578"/>
     <w:uiPriority w:val="9"/>
     <w:unhideWhenUsed/>
     <w:qFormat/>
@@ -62715,11 +65943,11 @@
       <w:szCs w:val="28"/>
     </w:rPr>
   </w:style>
-  <w:style w:type="paragraph" w:styleId="1511">
+  <w:style w:type="paragraph" w:styleId="1568">
     <w:name w:val="Heading 4"/>
-    <w:basedOn w:val="1507"/>
-    <w:next w:val="1507"/>
-    <w:link w:val="1522"/>
+    <w:basedOn w:val="1564"/>
+    <w:next w:val="1564"/>
+    <w:link w:val="1579"/>
     <w:uiPriority w:val="9"/>
     <w:unhideWhenUsed/>
     <w:qFormat/>
@@ -62738,11 +65966,11 @@
       <w:color w:val="0f4761" w:themeColor="accent1" w:themeShade="BF"/>
     </w:rPr>
   </w:style>
-  <w:style w:type="paragraph" w:styleId="1512">
+  <w:style w:type="paragraph" w:styleId="1569">
     <w:name w:val="Heading 5"/>
-    <w:basedOn w:val="1507"/>
-    <w:next w:val="1507"/>
-    <w:link w:val="1523"/>
+    <w:basedOn w:val="1564"/>
+    <w:next w:val="1564"/>
+    <w:link w:val="1580"/>
     <w:uiPriority w:val="9"/>
     <w:unhideWhenUsed/>
     <w:qFormat/>
@@ -62759,11 +65987,11 @@
       <w:color w:val="0f4761" w:themeColor="accent1" w:themeShade="BF"/>
     </w:rPr>
   </w:style>
-  <w:style w:type="paragraph" w:styleId="1513">
+  <w:style w:type="paragraph" w:styleId="1570">
     <w:name w:val="Heading 6"/>
-    <w:basedOn w:val="1507"/>
-    <w:next w:val="1507"/>
-    <w:link w:val="1524"/>
+    <w:basedOn w:val="1564"/>
+    <w:next w:val="1564"/>
+    <w:link w:val="1581"/>
     <w:uiPriority w:val="9"/>
     <w:unhideWhenUsed/>
     <w:qFormat/>
@@ -62782,11 +66010,11 @@
       <w:color w:val="595959" w:themeColor="text1" w:themeTint="A6"/>
     </w:rPr>
   </w:style>
-  <w:style w:type="paragraph" w:styleId="1514">
+  <w:style w:type="paragraph" w:styleId="1571">
     <w:name w:val="Heading 7"/>
-    <w:basedOn w:val="1507"/>
-    <w:next w:val="1507"/>
-    <w:link w:val="1525"/>
+    <w:basedOn w:val="1564"/>
+    <w:next w:val="1564"/>
+    <w:link w:val="1582"/>
     <w:uiPriority w:val="9"/>
     <w:unhideWhenUsed/>
     <w:qFormat/>
@@ -62803,11 +66031,11 @@
       <w:color w:val="595959" w:themeColor="text1" w:themeTint="A6"/>
     </w:rPr>
   </w:style>
-  <w:style w:type="paragraph" w:styleId="1515">
+  <w:style w:type="paragraph" w:styleId="1572">
     <w:name w:val="Heading 8"/>
-    <w:basedOn w:val="1507"/>
-    <w:next w:val="1507"/>
-    <w:link w:val="1526"/>
+    <w:basedOn w:val="1564"/>
+    <w:next w:val="1564"/>
+    <w:link w:val="1583"/>
     <w:uiPriority w:val="9"/>
     <w:unhideWhenUsed/>
     <w:qFormat/>
@@ -62826,11 +66054,11 @@
       <w:color w:val="272727" w:themeColor="text1" w:themeTint="D8"/>
     </w:rPr>
   </w:style>
-  <w:style w:type="paragraph" w:styleId="1516">
+  <w:style w:type="paragraph" w:styleId="1573">
     <w:name w:val="Heading 9"/>
-    <w:basedOn w:val="1507"/>
-    <w:next w:val="1507"/>
-    <w:link w:val="1527"/>
+    <w:basedOn w:val="1564"/>
+    <w:next w:val="1564"/>
+    <w:link w:val="1584"/>
     <w:uiPriority w:val="9"/>
     <w:unhideWhenUsed/>
     <w:qFormat/>
@@ -62849,7 +66077,7 @@
       <w:color w:val="272727" w:themeColor="text1" w:themeTint="D8"/>
     </w:rPr>
   </w:style>
-  <w:style w:type="character" w:styleId="1517" w:default="1">
+  <w:style w:type="character" w:styleId="1574" w:default="1">
     <w:name w:val="Default Paragraph Font"/>
     <w:uiPriority w:val="1"/>
     <w:semiHidden/>
@@ -62860,7 +66088,7 @@
       <w:ind/>
     </w:pPr>
   </w:style>
-  <w:style w:type="numbering" w:styleId="1518" w:default="1">
+  <w:style w:type="numbering" w:styleId="1575" w:default="1">
     <w:name w:val="No List"/>
     <w:uiPriority w:val="99"/>
     <w:semiHidden/>
@@ -62871,10 +66099,10 @@
       <w:ind/>
     </w:pPr>
   </w:style>
-  <w:style w:type="character" w:styleId="1519">
+  <w:style w:type="character" w:styleId="1576">
     <w:name w:val="Heading 1 Char"/>
-    <w:basedOn w:val="1517"/>
-    <w:link w:val="1508"/>
+    <w:basedOn w:val="1574"/>
+    <w:link w:val="1565"/>
     <w:uiPriority w:val="9"/>
     <w:pPr>
       <w:pBdr/>
@@ -62888,10 +66116,10 @@
       <w:szCs w:val="40"/>
     </w:rPr>
   </w:style>
-  <w:style w:type="character" w:styleId="1520">
+  <w:style w:type="character" w:styleId="1577">
     <w:name w:val="Heading 2 Char"/>
-    <w:basedOn w:val="1517"/>
-    <w:link w:val="1509"/>
+    <w:basedOn w:val="1574"/>
+    <w:link w:val="1566"/>
     <w:uiPriority w:val="9"/>
     <w:pPr>
       <w:pBdr/>
@@ -62905,10 +66133,10 @@
       <w:szCs w:val="32"/>
     </w:rPr>
   </w:style>
-  <w:style w:type="character" w:styleId="1521">
+  <w:style w:type="character" w:styleId="1578">
     <w:name w:val="Heading 3 Char"/>
-    <w:basedOn w:val="1517"/>
-    <w:link w:val="1510"/>
+    <w:basedOn w:val="1574"/>
+    <w:link w:val="1567"/>
     <w:uiPriority w:val="9"/>
     <w:pPr>
       <w:pBdr/>
@@ -62922,10 +66150,10 @@
       <w:szCs w:val="28"/>
     </w:rPr>
   </w:style>
-  <w:style w:type="character" w:styleId="1522">
+  <w:style w:type="character" w:styleId="1579">
     <w:name w:val="Heading 4 Char"/>
-    <w:basedOn w:val="1517"/>
-    <w:link w:val="1511"/>
+    <w:basedOn w:val="1574"/>
+    <w:link w:val="1568"/>
     <w:uiPriority w:val="9"/>
     <w:pPr>
       <w:pBdr/>
@@ -62939,10 +66167,10 @@
       <w:color w:val="0f4761" w:themeColor="accent1" w:themeShade="BF"/>
     </w:rPr>
   </w:style>
-  <w:style w:type="character" w:styleId="1523">
+  <w:style w:type="character" w:styleId="1580">
     <w:name w:val="Heading 5 Char"/>
-    <w:basedOn w:val="1517"/>
-    <w:link w:val="1512"/>
+    <w:basedOn w:val="1574"/>
+    <w:link w:val="1569"/>
     <w:uiPriority w:val="9"/>
     <w:pPr>
       <w:pBdr/>
@@ -62954,10 +66182,10 @@
       <w:color w:val="0f4761" w:themeColor="accent1" w:themeShade="BF"/>
     </w:rPr>
   </w:style>
-  <w:style w:type="character" w:styleId="1524">
+  <w:style w:type="character" w:styleId="1581">
     <w:name w:val="Heading 6 Char"/>
-    <w:basedOn w:val="1517"/>
-    <w:link w:val="1513"/>
+    <w:basedOn w:val="1574"/>
+    <w:link w:val="1570"/>
     <w:uiPriority w:val="9"/>
     <w:pPr>
       <w:pBdr/>
@@ -62971,10 +66199,10 @@
       <w:color w:val="595959" w:themeColor="text1" w:themeTint="A6"/>
     </w:rPr>
   </w:style>
-  <w:style w:type="character" w:styleId="1525">
+  <w:style w:type="character" w:styleId="1582">
     <w:name w:val="Heading 7 Char"/>
-    <w:basedOn w:val="1517"/>
-    <w:link w:val="1514"/>
+    <w:basedOn w:val="1574"/>
+    <w:link w:val="1571"/>
     <w:uiPriority w:val="9"/>
     <w:pPr>
       <w:pBdr/>
@@ -62986,10 +66214,10 @@
       <w:color w:val="595959" w:themeColor="text1" w:themeTint="A6"/>
     </w:rPr>
   </w:style>
-  <w:style w:type="character" w:styleId="1526">
+  <w:style w:type="character" w:styleId="1583">
     <w:name w:val="Heading 8 Char"/>
-    <w:basedOn w:val="1517"/>
-    <w:link w:val="1515"/>
+    <w:basedOn w:val="1574"/>
+    <w:link w:val="1572"/>
     <w:uiPriority w:val="9"/>
     <w:pPr>
       <w:pBdr/>
@@ -63003,10 +66231,10 @@
       <w:color w:val="272727" w:themeColor="text1" w:themeTint="D8"/>
     </w:rPr>
   </w:style>
-  <w:style w:type="character" w:styleId="1527">
+  <w:style w:type="character" w:styleId="1584">
     <w:name w:val="Heading 9 Char"/>
-    <w:basedOn w:val="1517"/>
-    <w:link w:val="1516"/>
+    <w:basedOn w:val="1574"/>
+    <w:link w:val="1573"/>
     <w:uiPriority w:val="9"/>
     <w:pPr>
       <w:pBdr/>
@@ -63020,11 +66248,11 @@
       <w:color w:val="272727" w:themeColor="text1" w:themeTint="D8"/>
     </w:rPr>
   </w:style>
-  <w:style w:type="paragraph" w:styleId="1528">
+  <w:style w:type="paragraph" w:styleId="1585">
     <w:name w:val="Title"/>
-    <w:basedOn w:val="1507"/>
-    <w:next w:val="1507"/>
-    <w:link w:val="1529"/>
+    <w:basedOn w:val="1564"/>
+    <w:next w:val="1564"/>
+    <w:link w:val="1586"/>
     <w:uiPriority w:val="10"/>
     <w:qFormat/>
     <w:pPr>
@@ -63040,10 +66268,10 @@
       <w:szCs w:val="56"/>
     </w:rPr>
   </w:style>
-  <w:style w:type="character" w:styleId="1529">
+  <w:style w:type="character" w:styleId="1586">
     <w:name w:val="Title Char"/>
-    <w:basedOn w:val="1517"/>
-    <w:link w:val="1528"/>
+    <w:basedOn w:val="1574"/>
+    <w:link w:val="1585"/>
     <w:uiPriority w:val="10"/>
     <w:pPr>
       <w:pBdr/>
@@ -63057,11 +66285,11 @@
       <w:szCs w:val="56"/>
     </w:rPr>
   </w:style>
-  <w:style w:type="paragraph" w:styleId="1530">
+  <w:style w:type="paragraph" w:styleId="1587">
     <w:name w:val="Subtitle"/>
-    <w:basedOn w:val="1507"/>
-    <w:next w:val="1507"/>
-    <w:link w:val="1531"/>
+    <w:basedOn w:val="1564"/>
+    <w:next w:val="1564"/>
+    <w:link w:val="1588"/>
     <w:uiPriority w:val="11"/>
     <w:qFormat/>
     <w:pPr>
@@ -63079,10 +66307,10 @@
       <w:szCs w:val="28"/>
     </w:rPr>
   </w:style>
-  <w:style w:type="character" w:styleId="1531">
+  <w:style w:type="character" w:styleId="1588">
     <w:name w:val="Subtitle Char"/>
-    <w:basedOn w:val="1517"/>
-    <w:link w:val="1530"/>
+    <w:basedOn w:val="1574"/>
+    <w:link w:val="1587"/>
     <w:uiPriority w:val="11"/>
     <w:pPr>
       <w:pBdr/>
@@ -63096,11 +66324,11 @@
       <w:szCs w:val="28"/>
     </w:rPr>
   </w:style>
-  <w:style w:type="paragraph" w:styleId="1532">
+  <w:style w:type="paragraph" w:styleId="1589">
     <w:name w:val="Quote"/>
-    <w:basedOn w:val="1507"/>
-    <w:next w:val="1507"/>
-    <w:link w:val="1533"/>
+    <w:basedOn w:val="1564"/>
+    <w:next w:val="1564"/>
+    <w:link w:val="1590"/>
     <w:uiPriority w:val="29"/>
     <w:qFormat/>
     <w:pPr>
@@ -63115,10 +66343,10 @@
       <w:color w:val="404040" w:themeColor="text1" w:themeTint="BF"/>
     </w:rPr>
   </w:style>
-  <w:style w:type="character" w:styleId="1533">
+  <w:style w:type="character" w:styleId="1590">
     <w:name w:val="Quote Char"/>
-    <w:basedOn w:val="1517"/>
-    <w:link w:val="1532"/>
+    <w:basedOn w:val="1574"/>
+    <w:link w:val="1589"/>
     <w:uiPriority w:val="29"/>
     <w:pPr>
       <w:pBdr/>
@@ -63131,9 +66359,9 @@
       <w:color w:val="404040" w:themeColor="text1" w:themeTint="BF"/>
     </w:rPr>
   </w:style>
-  <w:style w:type="paragraph" w:styleId="1534">
+  <w:style w:type="paragraph" w:styleId="1591">
     <w:name w:val="List Paragraph"/>
-    <w:basedOn w:val="1507"/>
+    <w:basedOn w:val="1564"/>
     <w:uiPriority w:val="34"/>
     <w:qFormat/>
     <w:pPr>
@@ -63143,9 +66371,9 @@
       <w:contextualSpacing w:val="true"/>
     </w:pPr>
   </w:style>
-  <w:style w:type="character" w:styleId="1535">
+  <w:style w:type="character" w:styleId="1592">
     <w:name w:val="Intense Emphasis"/>
-    <w:basedOn w:val="1517"/>
+    <w:basedOn w:val="1574"/>
     <w:uiPriority w:val="21"/>
     <w:qFormat/>
     <w:pPr>
@@ -63159,11 +66387,11 @@
       <w:color w:val="0f4761" w:themeColor="accent1" w:themeShade="BF"/>
     </w:rPr>
   </w:style>
-  <w:style w:type="paragraph" w:styleId="1536">
+  <w:style w:type="paragraph" w:styleId="1593">
     <w:name w:val="Intense Quote"/>
-    <w:basedOn w:val="1507"/>
-    <w:next w:val="1507"/>
-    <w:link w:val="1537"/>
+    <w:basedOn w:val="1564"/>
+    <w:next w:val="1564"/>
+    <w:link w:val="1594"/>
     <w:uiPriority w:val="30"/>
     <w:qFormat/>
     <w:pPr>
@@ -63181,10 +66409,10 @@
       <w:color w:val="0f4761" w:themeColor="accent1" w:themeShade="BF"/>
     </w:rPr>
   </w:style>
-  <w:style w:type="character" w:styleId="1537">
+  <w:style w:type="character" w:styleId="1594">
     <w:name w:val="Intense Quote Char"/>
-    <w:basedOn w:val="1517"/>
-    <w:link w:val="1536"/>
+    <w:basedOn w:val="1574"/>
+    <w:link w:val="1593"/>
     <w:uiPriority w:val="30"/>
     <w:pPr>
       <w:pBdr/>
@@ -63197,9 +66425,9 @@
       <w:color w:val="0f4761" w:themeColor="accent1" w:themeShade="BF"/>
     </w:rPr>
   </w:style>
-  <w:style w:type="character" w:styleId="1538">
+  <w:style w:type="character" w:styleId="1595">
     <w:name w:val="Intense Reference"/>
-    <w:basedOn w:val="1517"/>
+    <w:basedOn w:val="1574"/>
     <w:uiPriority w:val="32"/>
     <w:qFormat/>
     <w:pPr>
@@ -63215,9 +66443,9 @@
       <w:spacing w:val="5"/>
     </w:rPr>
   </w:style>
-  <w:style w:type="paragraph" w:styleId="1539">
+  <w:style w:type="paragraph" w:styleId="1596">
     <w:name w:val="No Spacing"/>
-    <w:basedOn w:val="1507"/>
+    <w:basedOn w:val="1564"/>
     <w:uiPriority w:val="1"/>
     <w:qFormat/>
     <w:pPr>
@@ -63226,9 +66454,9 @@
       <w:ind/>
     </w:pPr>
   </w:style>
-  <w:style w:type="character" w:styleId="1540">
+  <w:style w:type="character" w:styleId="1597">
     <w:name w:val="Subtle Emphasis"/>
-    <w:basedOn w:val="1517"/>
+    <w:basedOn w:val="1574"/>
     <w:uiPriority w:val="19"/>
     <w:qFormat/>
     <w:pPr>
@@ -63242,9 +66470,9 @@
       <w:color w:val="404040" w:themeColor="text1" w:themeTint="BF"/>
     </w:rPr>
   </w:style>
-  <w:style w:type="character" w:styleId="1541">
+  <w:style w:type="character" w:styleId="1598">
     <w:name w:val="Emphasis"/>
-    <w:basedOn w:val="1517"/>
+    <w:basedOn w:val="1574"/>
     <w:uiPriority w:val="20"/>
     <w:qFormat/>
     <w:pPr>
@@ -63257,9 +66485,9 @@
       <w:iCs/>
     </w:rPr>
   </w:style>
-  <w:style w:type="character" w:styleId="1542">
+  <w:style w:type="character" w:styleId="1599">
     <w:name w:val="Strong"/>
-    <w:basedOn w:val="1517"/>
+    <w:basedOn w:val="1574"/>
     <w:uiPriority w:val="22"/>
     <w:qFormat/>
     <w:pPr>
@@ -63272,9 +66500,9 @@
       <w:bCs/>
     </w:rPr>
   </w:style>
-  <w:style w:type="character" w:styleId="1543">
+  <w:style w:type="character" w:styleId="1600">
     <w:name w:val="Subtle Reference"/>
-    <w:basedOn w:val="1517"/>
+    <w:basedOn w:val="1574"/>
     <w:uiPriority w:val="31"/>
     <w:qFormat/>
     <w:pPr>
@@ -63287,9 +66515,9 @@
       <w:color w:val="5a5a5a" w:themeColor="text1" w:themeTint="A5"/>
     </w:rPr>
   </w:style>
-  <w:style w:type="character" w:styleId="1544">
+  <w:style w:type="character" w:styleId="1601">
     <w:name w:val="Book Title"/>
-    <w:basedOn w:val="1517"/>
+    <w:basedOn w:val="1574"/>
     <w:uiPriority w:val="33"/>
     <w:qFormat/>
     <w:pPr>
@@ -63305,10 +66533,10 @@
       <w:spacing w:val="5"/>
     </w:rPr>
   </w:style>
-  <w:style w:type="paragraph" w:styleId="1545">
+  <w:style w:type="paragraph" w:styleId="1602">
     <w:name w:val="Header"/>
-    <w:basedOn w:val="1507"/>
-    <w:link w:val="1546"/>
+    <w:basedOn w:val="1564"/>
+    <w:link w:val="1603"/>
     <w:uiPriority w:val="99"/>
     <w:unhideWhenUsed/>
     <w:pPr>
@@ -63321,10 +66549,10 @@
       <w:ind/>
     </w:pPr>
   </w:style>
-  <w:style w:type="character" w:styleId="1546">
+  <w:style w:type="character" w:styleId="1603">
     <w:name w:val="Header Char"/>
-    <w:basedOn w:val="1517"/>
-    <w:link w:val="1545"/>
+    <w:basedOn w:val="1574"/>
+    <w:link w:val="1602"/>
     <w:uiPriority w:val="99"/>
     <w:pPr>
       <w:pBdr/>
@@ -63332,10 +66560,10 @@
       <w:ind/>
     </w:pPr>
   </w:style>
-  <w:style w:type="paragraph" w:styleId="1547">
+  <w:style w:type="paragraph" w:styleId="1604">
     <w:name w:val="Footer"/>
-    <w:basedOn w:val="1507"/>
-    <w:link w:val="1548"/>
+    <w:basedOn w:val="1564"/>
+    <w:link w:val="1605"/>
     <w:uiPriority w:val="99"/>
     <w:unhideWhenUsed/>
     <w:pPr>
@@ -63348,10 +66576,10 @@
       <w:ind/>
     </w:pPr>
   </w:style>
-  <w:style w:type="character" w:styleId="1548">
+  <w:style w:type="character" w:styleId="1605">
     <w:name w:val="Footer Char"/>
-    <w:basedOn w:val="1517"/>
-    <w:link w:val="1547"/>
+    <w:basedOn w:val="1574"/>
+    <w:link w:val="1604"/>
     <w:uiPriority w:val="99"/>
     <w:pPr>
       <w:pBdr/>
@@ -63359,10 +66587,10 @@
       <w:ind/>
     </w:pPr>
   </w:style>
-  <w:style w:type="paragraph" w:styleId="1549">
+  <w:style w:type="paragraph" w:styleId="1606">
     <w:name w:val="Caption"/>
-    <w:basedOn w:val="1507"/>
-    <w:next w:val="1507"/>
+    <w:basedOn w:val="1564"/>
+    <w:next w:val="1564"/>
     <w:uiPriority w:val="35"/>
     <w:unhideWhenUsed/>
     <w:qFormat/>
@@ -63379,10 +66607,10 @@
       <w:szCs w:val="18"/>
     </w:rPr>
   </w:style>
-  <w:style w:type="paragraph" w:styleId="1550">
+  <w:style w:type="paragraph" w:styleId="1607">
     <w:name w:val="footnote text"/>
-    <w:basedOn w:val="1507"/>
-    <w:link w:val="1551"/>
+    <w:basedOn w:val="1564"/>
+    <w:link w:val="1608"/>
     <w:uiPriority w:val="99"/>
     <w:semiHidden/>
     <w:unhideWhenUsed/>
@@ -63396,10 +66624,10 @@
       <w:szCs w:val="20"/>
     </w:rPr>
   </w:style>
-  <w:style w:type="character" w:styleId="1551">
+  <w:style w:type="character" w:styleId="1608">
     <w:name w:val="Footnote Text Char"/>
-    <w:basedOn w:val="1517"/>
-    <w:link w:val="1550"/>
+    <w:basedOn w:val="1574"/>
+    <w:link w:val="1607"/>
     <w:uiPriority w:val="99"/>
     <w:semiHidden/>
     <w:pPr>
@@ -63412,9 +66640,9 @@
       <w:szCs w:val="20"/>
     </w:rPr>
   </w:style>
-  <w:style w:type="character" w:styleId="1552">
+  <w:style w:type="character" w:styleId="1609">
     <w:name w:val="footnote reference"/>
-    <w:basedOn w:val="1517"/>
+    <w:basedOn w:val="1574"/>
     <w:uiPriority w:val="99"/>
     <w:semiHidden/>
     <w:unhideWhenUsed/>
@@ -63427,10 +66655,10 @@
       <w:vertAlign w:val="superscript"/>
     </w:rPr>
   </w:style>
-  <w:style w:type="paragraph" w:styleId="1553">
+  <w:style w:type="paragraph" w:styleId="1610">
     <w:name w:val="endnote text"/>
-    <w:basedOn w:val="1507"/>
-    <w:link w:val="1554"/>
+    <w:basedOn w:val="1564"/>
+    <w:link w:val="1611"/>
     <w:uiPriority w:val="99"/>
     <w:semiHidden/>
     <w:unhideWhenUsed/>
@@ -63444,10 +66672,10 @@
       <w:szCs w:val="20"/>
     </w:rPr>
   </w:style>
-  <w:style w:type="character" w:styleId="1554">
+  <w:style w:type="character" w:styleId="1611">
     <w:name w:val="Endnote Text Char"/>
-    <w:basedOn w:val="1517"/>
-    <w:link w:val="1553"/>
+    <w:basedOn w:val="1574"/>
+    <w:link w:val="1610"/>
     <w:uiPriority w:val="99"/>
     <w:semiHidden/>
     <w:pPr>
@@ -63460,9 +66688,9 @@
       <w:szCs w:val="20"/>
     </w:rPr>
   </w:style>
-  <w:style w:type="character" w:styleId="1555">
+  <w:style w:type="character" w:styleId="1612">
     <w:name w:val="endnote reference"/>
-    <w:basedOn w:val="1517"/>
+    <w:basedOn w:val="1574"/>
     <w:uiPriority w:val="99"/>
     <w:semiHidden/>
     <w:unhideWhenUsed/>
@@ -63475,9 +66703,9 @@
       <w:vertAlign w:val="superscript"/>
     </w:rPr>
   </w:style>
-  <w:style w:type="character" w:styleId="1556">
+  <w:style w:type="character" w:styleId="1613">
     <w:name w:val="Hyperlink"/>
-    <w:basedOn w:val="1517"/>
+    <w:basedOn w:val="1574"/>
     <w:uiPriority w:val="99"/>
     <w:unhideWhenUsed/>
     <w:pPr>
@@ -63490,9 +66718,9 @@
       <w:u w:val="single"/>
     </w:rPr>
   </w:style>
-  <w:style w:type="character" w:styleId="1557">
+  <w:style w:type="character" w:styleId="1614">
     <w:name w:val="FollowedHyperlink"/>
-    <w:basedOn w:val="1517"/>
+    <w:basedOn w:val="1574"/>
     <w:uiPriority w:val="99"/>
     <w:semiHidden/>
     <w:unhideWhenUsed/>
@@ -63506,10 +66734,10 @@
       <w:u w:val="single"/>
     </w:rPr>
   </w:style>
-  <w:style w:type="paragraph" w:styleId="1558">
+  <w:style w:type="paragraph" w:styleId="1615">
     <w:name w:val="toc 1"/>
-    <w:basedOn w:val="1507"/>
-    <w:next w:val="1507"/>
+    <w:basedOn w:val="1564"/>
+    <w:next w:val="1564"/>
     <w:uiPriority w:val="39"/>
     <w:unhideWhenUsed/>
     <w:pPr>
@@ -63518,10 +66746,10 @@
       <w:ind/>
     </w:pPr>
   </w:style>
-  <w:style w:type="paragraph" w:styleId="1559">
+  <w:style w:type="paragraph" w:styleId="1616">
     <w:name w:val="toc 2"/>
-    <w:basedOn w:val="1507"/>
-    <w:next w:val="1507"/>
+    <w:basedOn w:val="1564"/>
+    <w:next w:val="1564"/>
     <w:uiPriority w:val="39"/>
     <w:unhideWhenUsed/>
     <w:pPr>
@@ -63530,10 +66758,10 @@
       <w:ind w:left="220"/>
     </w:pPr>
   </w:style>
-  <w:style w:type="paragraph" w:styleId="1560">
+  <w:style w:type="paragraph" w:styleId="1617">
     <w:name w:val="toc 3"/>
-    <w:basedOn w:val="1507"/>
-    <w:next w:val="1507"/>
+    <w:basedOn w:val="1564"/>
+    <w:next w:val="1564"/>
     <w:uiPriority w:val="39"/>
     <w:unhideWhenUsed/>
     <w:pPr>
@@ -63542,10 +66770,10 @@
       <w:ind w:left="440"/>
     </w:pPr>
   </w:style>
-  <w:style w:type="paragraph" w:styleId="1561">
+  <w:style w:type="paragraph" w:styleId="1618">
     <w:name w:val="toc 4"/>
-    <w:basedOn w:val="1507"/>
-    <w:next w:val="1507"/>
+    <w:basedOn w:val="1564"/>
+    <w:next w:val="1564"/>
     <w:uiPriority w:val="39"/>
     <w:unhideWhenUsed/>
     <w:pPr>
@@ -63554,10 +66782,10 @@
       <w:ind w:left="660"/>
     </w:pPr>
   </w:style>
-  <w:style w:type="paragraph" w:styleId="1562">
+  <w:style w:type="paragraph" w:styleId="1619">
     <w:name w:val="toc 5"/>
-    <w:basedOn w:val="1507"/>
-    <w:next w:val="1507"/>
+    <w:basedOn w:val="1564"/>
+    <w:next w:val="1564"/>
     <w:uiPriority w:val="39"/>
     <w:unhideWhenUsed/>
     <w:pPr>
@@ -63566,10 +66794,10 @@
       <w:ind w:left="880"/>
     </w:pPr>
   </w:style>
-  <w:style w:type="paragraph" w:styleId="1563">
+  <w:style w:type="paragraph" w:styleId="1620">
     <w:name w:val="toc 6"/>
-    <w:basedOn w:val="1507"/>
-    <w:next w:val="1507"/>
+    <w:basedOn w:val="1564"/>
+    <w:next w:val="1564"/>
     <w:uiPriority w:val="39"/>
     <w:unhideWhenUsed/>
     <w:pPr>
@@ -63578,10 +66806,10 @@
       <w:ind w:left="1100"/>
     </w:pPr>
   </w:style>
-  <w:style w:type="paragraph" w:styleId="1564">
+  <w:style w:type="paragraph" w:styleId="1621">
     <w:name w:val="toc 7"/>
-    <w:basedOn w:val="1507"/>
-    <w:next w:val="1507"/>
+    <w:basedOn w:val="1564"/>
+    <w:next w:val="1564"/>
     <w:uiPriority w:val="39"/>
     <w:unhideWhenUsed/>
     <w:pPr>
@@ -63590,10 +66818,10 @@
       <w:ind w:left="1320"/>
     </w:pPr>
   </w:style>
-  <w:style w:type="paragraph" w:styleId="1565">
+  <w:style w:type="paragraph" w:styleId="1622">
     <w:name w:val="toc 8"/>
-    <w:basedOn w:val="1507"/>
-    <w:next w:val="1507"/>
+    <w:basedOn w:val="1564"/>
+    <w:next w:val="1564"/>
     <w:uiPriority w:val="39"/>
     <w:unhideWhenUsed/>
     <w:pPr>
@@ -63602,10 +66830,10 @@
       <w:ind w:left="1540"/>
     </w:pPr>
   </w:style>
-  <w:style w:type="paragraph" w:styleId="1566">
+  <w:style w:type="paragraph" w:styleId="1623">
     <w:name w:val="toc 9"/>
-    <w:basedOn w:val="1507"/>
-    <w:next w:val="1507"/>
+    <w:basedOn w:val="1564"/>
+    <w:next w:val="1564"/>
     <w:uiPriority w:val="39"/>
     <w:unhideWhenUsed/>
     <w:pPr>
@@ -63614,9 +66842,9 @@
       <w:ind w:left="1760"/>
     </w:pPr>
   </w:style>
-  <w:style w:type="character" w:styleId="1567">
+  <w:style w:type="character" w:styleId="1624">
     <w:name w:val="Placeholder Text"/>
-    <w:basedOn w:val="1517"/>
+    <w:basedOn w:val="1574"/>
     <w:uiPriority w:val="99"/>
     <w:semiHidden/>
     <w:pPr>
@@ -63628,7 +66856,7 @@
       <w:color w:val="666666"/>
     </w:rPr>
   </w:style>
-  <w:style w:type="paragraph" w:styleId="1568">
+  <w:style w:type="paragraph" w:styleId="1625">
     <w:name w:val="TOC Heading"/>
     <w:uiPriority w:val="39"/>
     <w:unhideWhenUsed/>
@@ -63638,10 +66866,10 @@
       <w:ind/>
     </w:pPr>
   </w:style>
-  <w:style w:type="paragraph" w:styleId="1569">
+  <w:style w:type="paragraph" w:styleId="1626">
     <w:name w:val="table of figures"/>
-    <w:basedOn w:val="1507"/>
-    <w:next w:val="1507"/>
+    <w:basedOn w:val="1564"/>
+    <w:next w:val="1564"/>
     <w:uiPriority w:val="99"/>
     <w:unhideWhenUsed/>
     <w:pPr>
